--- a/00_Documentacion/anexo_metodologico_Data-Gobierno-Democracia.docx
+++ b/00_Documentacion/anexo_metodologico_Data-Gobierno-Democracia.docx
@@ -2,7 +2,7 @@
 <file path=word/document.xml><?xml version="1.0" encoding="utf-8"?>
 <w:document xmlns:w="http://schemas.openxmlformats.org/wordprocessingml/2006/main" xmlns:m="http://schemas.openxmlformats.org/officeDocument/2006/math" xmlns:r="http://schemas.openxmlformats.org/officeDocument/2006/relationships" xmlns:o="urn:schemas-microsoft-com:office:office" xmlns:v="urn:schemas-microsoft-com:vml" xmlns:w10="urn:schemas-microsoft-com:office:word" xmlns:a="http://schemas.openxmlformats.org/drawingml/2006/main" xmlns:pic="http://schemas.openxmlformats.org/drawingml/2006/picture" xmlns:wp="http://schemas.openxmlformats.org/drawingml/2006/wordprocessingDrawing">
   <w:body>
-    <w:bookmarkStart w:id="37" w:name="X2d634ccb0689b34a472dfaee5dc2f4606fa6de3"/>
+    <w:bookmarkStart w:id="38" w:name="X2d634ccb0689b34a472dfaee5dc2f4606fa6de3"/>
     <w:p>
       <w:pPr>
         <w:pStyle w:val="Heading1"/>
@@ -26,7 +26,7 @@
         <w:t xml:space="preserve"> </w:t>
       </w:r>
       <w:r>
-        <w:t xml:space="preserve">borrador 0.1 ·</w:t>
+        <w:t xml:space="preserve">borrador 0.2 ·</w:t>
       </w:r>
       <w:r>
         <w:t xml:space="preserve"> </w:t>
@@ -42,7 +42,7 @@
         <w:t xml:space="preserve"> </w:t>
       </w:r>
       <w:r>
-        <w:t xml:space="preserve">2026-09-16 ·</w:t>
+        <w:t xml:space="preserve">2026-09-17 ·</w:t>
       </w:r>
       <w:r>
         <w:t xml:space="preserve"> </w:t>
@@ -1289,7 +1289,15 @@
         <w:pStyle w:val="Compact"/>
       </w:pPr>
       <w:r>
-        <w:t xml:space="preserve">El manifiesto de migración permite ubicar cualquier archivo entre la ruta anterior y la nueva.</w:t>
+        <w:t xml:space="preserve">La descripción de archivos que el equipo había hecho en el proyecto anterior, incorporada al registro como punto de partida.</w:t>
+      </w:r>
+    </w:p>
+    <w:p>
+      <w:pPr>
+        <w:pStyle w:val="FirstParagraph"/>
+      </w:pPr>
+      <w:r>
+        <w:t xml:space="preserve">El repositorio no depende de ese proyecto para operar. La procedencia de cada archivo se establece con el protocolo de la sección 13, no con la ubicación que tuvo antes.</w:t>
       </w:r>
     </w:p>
     <w:bookmarkEnd w:id="22"/>
@@ -1479,7 +1487,7 @@
         <w:rPr>
           <w:rStyle w:val="VerbatimChar"/>
         </w:rPr>
-        <w:t xml:space="preserve">├── manifiesto_migracion_originales_v4.csv                               (manifiesto)</w:t>
+        <w:t xml:space="preserve">├── manifiesto_integridad.csv                                            (manifiesto)</w:t>
       </w:r>
       <w:r>
         <w:br/>
@@ -2881,7 +2889,7 @@
               <w:rPr>
                 <w:sz w:val="18"/>
               </w:rPr>
-              <w:t xml:space="preserve">URL, solicitud oficial o forma de obtención</w:t>
+              <w:t xml:space="preserve">URL con fecha de consulta, solicitud oficial o forma de obtención</w:t>
             </w:r>
           </w:p>
         </w:tc>
@@ -3026,22 +3034,22 @@
               <w:rPr>
                 <w:sz w:val="18"/>
               </w:rPr>
-              <w:t xml:space="preserve">Registros individuales</w:t>
-            </w:r>
-          </w:p>
-        </w:tc>
-        <w:tc>
-          <w:tcPr/>
-          <w:p>
-            <w:pPr>
-              <w:pStyle w:val="Compact"/>
-              <w:jc w:val="left"/>
-            </w:pPr>
-            <w:r>
-              <w:rPr>
-                <w:sz w:val="18"/>
-              </w:rPr>
-              <w:t xml:space="preserve">Sí/No: personas, casos, titulares o predios</w:t>
+              <w:t xml:space="preserve">Procedencia</w:t>
+            </w:r>
+          </w:p>
+        </w:tc>
+        <w:tc>
+          <w:tcPr/>
+          <w:p>
+            <w:pPr>
+              <w:pStyle w:val="Compact"/>
+              <w:jc w:val="left"/>
+            </w:pPr>
+            <w:r>
+              <w:rPr>
+                <w:sz w:val="18"/>
+              </w:rPr>
+              <w:t xml:space="preserve">Nivel (verificada, documentada, por confirmar, desconocida), evidencia y condiciones de uso (sección 13)</w:t>
             </w:r>
           </w:p>
         </w:tc>
@@ -3058,6 +3066,38 @@
               <w:rPr>
                 <w:sz w:val="18"/>
               </w:rPr>
+              <w:t xml:space="preserve">Registros individuales</w:t>
+            </w:r>
+          </w:p>
+        </w:tc>
+        <w:tc>
+          <w:tcPr/>
+          <w:p>
+            <w:pPr>
+              <w:pStyle w:val="Compact"/>
+              <w:jc w:val="left"/>
+            </w:pPr>
+            <w:r>
+              <w:rPr>
+                <w:sz w:val="18"/>
+              </w:rPr>
+              <w:t xml:space="preserve">Sí/No: personas, casos, titulares o predios</w:t>
+            </w:r>
+          </w:p>
+        </w:tc>
+      </w:tr>
+      <w:tr>
+        <w:tc>
+          <w:tcPr/>
+          <w:p>
+            <w:pPr>
+              <w:pStyle w:val="Compact"/>
+              <w:jc w:val="left"/>
+            </w:pPr>
+            <w:r>
+              <w:rPr>
+                <w:sz w:val="18"/>
+              </w:rPr>
               <w:t xml:space="preserve">Responsable</w:t>
             </w:r>
           </w:p>
@@ -3493,10 +3533,34 @@
         <w:rPr>
           <w:rStyle w:val="VerbatimChar"/>
         </w:rPr>
-        <w:t xml:space="preserve">manifiesto_migracion_originales_v4.csv</w:t>
-      </w:r>
-      <w:r>
-        <w:t xml:space="preserve">, en la raíz): una fila por archivo original, con ruta en el proyecto anterior, nombre, categoría, peso en bytes, MD5, marca de pesado, versión, ruta en el repositorio y estado de migración. Es la referencia contra la que se verifica el repositorio. El registro de fuentes describe los archivos; el manifiesto permite comprobar con un script que están todos y que no cambiaron.</w:t>
+        <w:t xml:space="preserve">manifiesto_integridad.csv</w:t>
+      </w:r>
+      <w:r>
+        <w:t xml:space="preserve">, en la raíz): una fila por cada archivo de</w:t>
+      </w:r>
+      <w:r>
+        <w:t xml:space="preserve"> </w:t>
+      </w:r>
+      <w:r>
+        <w:rPr>
+          <w:rStyle w:val="VerbatimChar"/>
+        </w:rPr>
+        <w:t xml:space="preserve">01_Datos/</w:t>
+      </w:r>
+      <w:r>
+        <w:t xml:space="preserve">, con ruta, nombre, categoría, peso en bytes, MD5 y fecha de ingreso. Solo describe el contenido de este repositorio y se genera recorriendo</w:t>
+      </w:r>
+      <w:r>
+        <w:t xml:space="preserve"> </w:t>
+      </w:r>
+      <w:r>
+        <w:rPr>
+          <w:rStyle w:val="VerbatimChar"/>
+        </w:rPr>
+        <w:t xml:space="preserve">01_Datos/</w:t>
+      </w:r>
+      <w:r>
+        <w:t xml:space="preserve">. El registro dice qué es cada archivo; el manifiesto permite comprobar con un script que están todos y que no cambiaron.</w:t>
       </w:r>
     </w:p>
     <w:p>
@@ -3570,25 +3634,13 @@
           <w:bCs/>
           <w:b/>
         </w:rPr>
-        <w:t xml:space="preserve">Trazabilidad hacia el proyecto anterior:</w:t>
-      </w:r>
-      <w:r>
-        <w:t xml:space="preserve"> </w:t>
-      </w:r>
-      <w:r>
-        <w:t xml:space="preserve">para los 172 archivos migrados, el manifiesto conserva la ruta en</w:t>
-      </w:r>
-      <w:r>
-        <w:t xml:space="preserve"> </w:t>
-      </w:r>
-      <w:r>
-        <w:rPr>
-          <w:rStyle w:val="VerbatimChar"/>
-        </w:rPr>
-        <w:t xml:space="preserve">Proyecto-Provincias v2</w:t>
-      </w:r>
-      <w:r>
-        <w:t xml:space="preserve">.</w:t>
+        <w:t xml:space="preserve">Procedencia:</w:t>
+      </w:r>
+      <w:r>
+        <w:t xml:space="preserve"> </w:t>
+      </w:r>
+      <w:r>
+        <w:t xml:space="preserve">se documenta en el registro con el protocolo de la sección 13.</w:t>
       </w:r>
     </w:p>
     <w:p>
@@ -3692,7 +3744,7 @@
         <w:t xml:space="preserve"> </w:t>
       </w:r>
       <w:r>
-        <w:t xml:space="preserve">almacenamiento externo con referencia en el manifiesto, Git LFS u otra opción. Mientras tanto están registrados, pero no copiados.</w:t>
+        <w:t xml:space="preserve">almacenamiento externo con referencia en el registro, Git LFS u otra opción. Mientras tanto están registrados, pero no copiados.</w:t>
       </w:r>
     </w:p>
     <w:p>
@@ -3997,22 +4049,22 @@
               <w:rPr>
                 <w:sz w:val="18"/>
               </w:rPr>
-              <w:t xml:space="preserve">Anclar variables a hoja y campo, citando la evidencia</w:t>
-            </w:r>
-          </w:p>
-        </w:tc>
-        <w:tc>
-          <w:tcPr/>
-          <w:p>
-            <w:pPr>
-              <w:pStyle w:val="Compact"/>
-              <w:jc w:val="left"/>
-            </w:pPr>
-            <w:r>
-              <w:rPr>
-                <w:sz w:val="18"/>
-              </w:rPr>
-              <w:t xml:space="preserve">Declarar qué versión es la vigente</w:t>
+              <w:t xml:space="preserve">Investigar la procedencia: buscar la publicación oficial y contrastarla con el archivo</w:t>
+            </w:r>
+          </w:p>
+        </w:tc>
+        <w:tc>
+          <w:tcPr/>
+          <w:p>
+            <w:pPr>
+              <w:pStyle w:val="Compact"/>
+              <w:jc w:val="left"/>
+            </w:pPr>
+            <w:r>
+              <w:rPr>
+                <w:sz w:val="18"/>
+              </w:rPr>
+              <w:t xml:space="preserve">Aportar el conocimiento del equipo y asignar el nivel de procedencia</w:t>
             </w:r>
           </w:p>
         </w:tc>
@@ -4029,22 +4081,22 @@
               <w:rPr>
                 <w:sz w:val="18"/>
               </w:rPr>
-              <w:t xml:space="preserve">Generar y verificar el manifiesto; detectar inconsistencias</w:t>
-            </w:r>
-          </w:p>
-        </w:tc>
-        <w:tc>
-          <w:tcPr/>
-          <w:p>
-            <w:pPr>
-              <w:pStyle w:val="Compact"/>
-              <w:jc w:val="left"/>
-            </w:pPr>
-            <w:r>
-              <w:rPr>
-                <w:sz w:val="18"/>
-              </w:rPr>
-              <w:t xml:space="preserve">Aprobar cambios en la tabla maestra territorial</w:t>
+              <w:t xml:space="preserve">Anclar variables a hoja y campo, citando la evidencia</w:t>
+            </w:r>
+          </w:p>
+        </w:tc>
+        <w:tc>
+          <w:tcPr/>
+          <w:p>
+            <w:pPr>
+              <w:pStyle w:val="Compact"/>
+              <w:jc w:val="left"/>
+            </w:pPr>
+            <w:r>
+              <w:rPr>
+                <w:sz w:val="18"/>
+              </w:rPr>
+              <w:t xml:space="preserve">Declarar qué versión es la vigente</w:t>
             </w:r>
           </w:p>
         </w:tc>
@@ -4061,22 +4113,22 @@
               <w:rPr>
                 <w:sz w:val="18"/>
               </w:rPr>
-              <w:t xml:space="preserve">Preparar la propuesta de cambio y la entrada de bitácora</w:t>
-            </w:r>
-          </w:p>
-        </w:tc>
-        <w:tc>
-          <w:tcPr/>
-          <w:p>
-            <w:pPr>
-              <w:pStyle w:val="Compact"/>
-              <w:jc w:val="left"/>
-            </w:pPr>
-            <w:r>
-              <w:rPr>
-                <w:sz w:val="18"/>
-              </w:rPr>
-              <w:t xml:space="preserve">Decidir sobre archivos pesados y registros individuales</w:t>
+              <w:t xml:space="preserve">Generar y verificar el manifiesto; detectar inconsistencias</w:t>
+            </w:r>
+          </w:p>
+        </w:tc>
+        <w:tc>
+          <w:tcPr/>
+          <w:p>
+            <w:pPr>
+              <w:pStyle w:val="Compact"/>
+              <w:jc w:val="left"/>
+            </w:pPr>
+            <w:r>
+              <w:rPr>
+                <w:sz w:val="18"/>
+              </w:rPr>
+              <w:t xml:space="preserve">Aprobar cambios en la tabla maestra territorial</w:t>
             </w:r>
           </w:p>
         </w:tc>
@@ -4093,22 +4145,22 @@
               <w:rPr>
                 <w:sz w:val="18"/>
               </w:rPr>
-              <w:t xml:space="preserve">Redactar borradores de documentación</w:t>
-            </w:r>
-          </w:p>
-        </w:tc>
-        <w:tc>
-          <w:tcPr/>
-          <w:p>
-            <w:pPr>
-              <w:pStyle w:val="Compact"/>
-              <w:jc w:val="left"/>
-            </w:pPr>
-            <w:r>
-              <w:rPr>
-                <w:sz w:val="18"/>
-              </w:rPr>
-              <w:t xml:space="preserve">Aprobar el ingreso y publicarlo en el repositorio compartido</w:t>
+              <w:t xml:space="preserve">Preparar la propuesta de cambio y la entrada de bitácora</w:t>
+            </w:r>
+          </w:p>
+        </w:tc>
+        <w:tc>
+          <w:tcPr/>
+          <w:p>
+            <w:pPr>
+              <w:pStyle w:val="Compact"/>
+              <w:jc w:val="left"/>
+            </w:pPr>
+            <w:r>
+              <w:rPr>
+                <w:sz w:val="18"/>
+              </w:rPr>
+              <w:t xml:space="preserve">Decidir sobre archivos pesados y registros individuales</w:t>
             </w:r>
           </w:p>
         </w:tc>
@@ -4119,6 +4171,38 @@
           <w:p>
             <w:pPr>
               <w:pStyle w:val="Compact"/>
+              <w:jc w:val="left"/>
+            </w:pPr>
+            <w:r>
+              <w:rPr>
+                <w:sz w:val="18"/>
+              </w:rPr>
+              <w:t xml:space="preserve">Redactar borradores de documentación</w:t>
+            </w:r>
+          </w:p>
+        </w:tc>
+        <w:tc>
+          <w:tcPr/>
+          <w:p>
+            <w:pPr>
+              <w:pStyle w:val="Compact"/>
+              <w:jc w:val="left"/>
+            </w:pPr>
+            <w:r>
+              <w:rPr>
+                <w:sz w:val="18"/>
+              </w:rPr>
+              <w:t xml:space="preserve">Aprobar el ingreso y publicarlo en el repositorio compartido</w:t>
+            </w:r>
+          </w:p>
+        </w:tc>
+      </w:tr>
+      <w:tr>
+        <w:tc>
+          <w:tcPr/>
+          <w:p>
+            <w:pPr>
+              <w:pStyle w:val="Compact"/>
             </w:pPr>
           </w:p>
         </w:tc>
@@ -4214,7 +4298,7 @@
         <w:pStyle w:val="FirstParagraph"/>
       </w:pPr>
       <w:r>
-        <w:t xml:space="preserve">Agregar un dato nuevo, actualizar uno existente y cerrar un pendiente siguen el mismo ciclo. Las secciones 13 a 15 describen solo lo que cambia en cada caso.</w:t>
+        <w:t xml:space="preserve">Agregar un dato nuevo, actualizar uno existente, establecer la procedencia de un archivo y cerrar un pendiente siguen el mismo ciclo. Las secciones 13 a 16 describen solo lo que cambia en cada caso.</w:t>
       </w:r>
     </w:p>
     <w:tbl>
@@ -4338,7 +4422,7 @@
               <w:rPr>
                 <w:sz w:val="18"/>
               </w:rPr>
-              <w:t xml:space="preserve">Persona</w:t>
+              <w:t xml:space="preserve">Persona (descargas públicas: agente, con aprobación)</w:t>
             </w:r>
           </w:p>
         </w:tc>
@@ -4558,7 +4642,7 @@
               <w:rPr>
                 <w:sz w:val="18"/>
               </w:rPr>
-              <w:t xml:space="preserve">Fila en Fuentes, variables afectadas, MD5 en el manifiesto</w:t>
+              <w:t xml:space="preserve">Fila en Fuentes con su nivel de procedencia, variables afectadas, fila en el manifiesto</w:t>
             </w:r>
           </w:p>
         </w:tc>
@@ -4682,13 +4766,13 @@
       </w:r>
     </w:p>
     <w:bookmarkEnd w:id="31"/>
-    <w:bookmarkStart w:id="32" w:name="Xb2273ab95984fc456b49cc6873397749881ca14"/>
+    <w:bookmarkStart w:id="32" w:name="X1d32910605c0d711195221bfa2f633e4d45d03a"/>
     <w:p>
       <w:pPr>
         <w:pStyle w:val="Heading2"/>
       </w:pPr>
       <w:r>
-        <w:t xml:space="preserve">13. Protocolo de pendientes y brechas</w:t>
+        <w:t xml:space="preserve">13. Protocolo de investigación de procedencia</w:t>
       </w:r>
     </w:p>
     <w:p>
@@ -4696,7 +4780,7 @@
         <w:pStyle w:val="FirstParagraph"/>
       </w:pPr>
       <w:r>
-        <w:t xml:space="preserve">Un</w:t>
+        <w:t xml:space="preserve">Saber de dónde viene cada archivo es el requisito más importante del repositorio: sin procedencia, un dato no se puede citar, actualizar ni defender. La procedencia no se hereda de la ubicación que tuvo un archivo en otro proyecto; se</w:t>
       </w:r>
       <w:r>
         <w:t xml:space="preserve"> </w:t>
@@ -4706,29 +4790,31 @@
           <w:bCs/>
           <w:b/>
         </w:rPr>
-        <w:t xml:space="preserve">pendiente</w:t>
-      </w:r>
-      <w:r>
-        <w:t xml:space="preserve"> </w:t>
-      </w:r>
-      <w:r>
-        <w:t xml:space="preserve">es una decisión o dato faltante sobre algo que ya está en el repositorio. Una</w:t>
-      </w:r>
-      <w:r>
-        <w:t xml:space="preserve"> </w:t>
-      </w:r>
+        <w:t xml:space="preserve">investiga y documenta</w:t>
+      </w:r>
+      <w:r>
+        <w:t xml:space="preserve"> </w:t>
+      </w:r>
+      <w:r>
+        <w:t xml:space="preserve">en el registro. Es un trabajo conjunto: el agente de IA rastrea y contrasta, y la persona aporta lo que solo sabe el equipo y aprueba el resultado.</w:t>
+      </w:r>
+    </w:p>
+    <w:p>
+      <w:pPr>
+        <w:pStyle w:val="BodyText"/>
+      </w:pPr>
       <w:r>
         <w:rPr>
           <w:bCs/>
           <w:b/>
         </w:rPr>
-        <w:t xml:space="preserve">brecha</w:t>
-      </w:r>
-      <w:r>
-        <w:t xml:space="preserve"> </w:t>
-      </w:r>
-      <w:r>
-        <w:t xml:space="preserve">es un original que no está.</w:t>
+        <w:t xml:space="preserve">Qué se documenta por archivo:</w:t>
+      </w:r>
+      <w:r>
+        <w:t xml:space="preserve"> </w:t>
+      </w:r>
+      <w:r>
+        <w:t xml:space="preserve">entidad y producto (nombre oficial de la publicación o sistema), acceso (URL exacta con fecha de consulta, o solicitud oficial con su radicado), fecha de corte y fecha de obtención, cobertura, condiciones de uso y la evidencia que sustenta cada dato.</w:t>
       </w:r>
     </w:p>
     <w:p>
@@ -4740,181 +4826,7 @@
           <w:bCs/>
           <w:b/>
         </w:rPr>
-        <w:t xml:space="preserve">Priorización:</w:t>
-      </w:r>
-    </w:p>
-    <w:p>
-      <w:pPr>
-        <w:numPr>
-          <w:ilvl w:val="0"/>
-          <w:numId w:val="1017"/>
-        </w:numPr>
-        <w:pStyle w:val="Compact"/>
-      </w:pPr>
-      <w:r>
-        <w:rPr>
-          <w:bCs/>
-          <w:b/>
-        </w:rPr>
-        <w:t xml:space="preserve">Alta:</w:t>
-      </w:r>
-      <w:r>
-        <w:t xml:space="preserve"> </w:t>
-      </w:r>
-      <w:r>
-        <w:t xml:space="preserve">afecta variables publicadas o la tabla maestra.</w:t>
-      </w:r>
-    </w:p>
-    <w:p>
-      <w:pPr>
-        <w:numPr>
-          <w:ilvl w:val="0"/>
-          <w:numId w:val="1017"/>
-        </w:numPr>
-        <w:pStyle w:val="Compact"/>
-      </w:pPr>
-      <w:r>
-        <w:rPr>
-          <w:bCs/>
-          <w:b/>
-        </w:rPr>
-        <w:t xml:space="preserve">Media:</w:t>
-      </w:r>
-      <w:r>
-        <w:t xml:space="preserve"> </w:t>
-      </w:r>
-      <w:r>
-        <w:t xml:space="preserve">afecta metadatos o la calidad del registro.</w:t>
-      </w:r>
-    </w:p>
-    <w:p>
-      <w:pPr>
-        <w:numPr>
-          <w:ilvl w:val="0"/>
-          <w:numId w:val="1017"/>
-        </w:numPr>
-        <w:pStyle w:val="Compact"/>
-      </w:pPr>
-      <w:r>
-        <w:rPr>
-          <w:bCs/>
-          <w:b/>
-        </w:rPr>
-        <w:t xml:space="preserve">Baja:</w:t>
-      </w:r>
-      <w:r>
-        <w:t xml:space="preserve"> </w:t>
-      </w:r>
-      <w:r>
-        <w:t xml:space="preserve">informativo.</w:t>
-      </w:r>
-    </w:p>
-    <w:p>
-      <w:pPr>
-        <w:pStyle w:val="FirstParagraph"/>
-      </w:pPr>
-      <w:r>
-        <w:rPr>
-          <w:bCs/>
-          <w:b/>
-        </w:rPr>
-        <w:t xml:space="preserve">Salidas posibles para una brecha:</w:t>
-      </w:r>
-    </w:p>
-    <w:p>
-      <w:pPr>
-        <w:numPr>
-          <w:ilvl w:val="0"/>
-          <w:numId w:val="1018"/>
-        </w:numPr>
-        <w:pStyle w:val="Compact"/>
-      </w:pPr>
-      <w:r>
-        <w:rPr>
-          <w:bCs/>
-          <w:b/>
-        </w:rPr>
-        <w:t xml:space="preserve">Recuperar el original.</w:t>
-      </w:r>
-      <w:r>
-        <w:t xml:space="preserve"> </w:t>
-      </w:r>
-      <w:r>
-        <w:t xml:space="preserve">Se obtiene de la entidad o del equipo, pasa el ciclo de ingreso y la brecha se cierra. Si el corte no coincide con el que se usó antes, se declara en la nota de versión.</w:t>
-      </w:r>
-    </w:p>
-    <w:p>
-      <w:pPr>
-        <w:numPr>
-          <w:ilvl w:val="0"/>
-          <w:numId w:val="1018"/>
-        </w:numPr>
-        <w:pStyle w:val="Compact"/>
-      </w:pPr>
-      <w:r>
-        <w:rPr>
-          <w:bCs/>
-          <w:b/>
-        </w:rPr>
-        <w:t xml:space="preserve">Aceptar un B.</w:t>
-      </w:r>
-      <w:r>
-        <w:t xml:space="preserve"> </w:t>
-      </w:r>
-      <w:r>
-        <w:t xml:space="preserve">Si solo existe una captura o compilación, entra como B con su nota. La brecha queda como parcial.</w:t>
-      </w:r>
-    </w:p>
-    <w:p>
-      <w:pPr>
-        <w:numPr>
-          <w:ilvl w:val="0"/>
-          <w:numId w:val="1018"/>
-        </w:numPr>
-        <w:pStyle w:val="Compact"/>
-      </w:pPr>
-      <w:r>
-        <w:rPr>
-          <w:bCs/>
-          <w:b/>
-        </w:rPr>
-        <w:t xml:space="preserve">Descartar.</w:t>
-      </w:r>
-      <w:r>
-        <w:t xml:space="preserve"> </w:t>
-      </w:r>
-      <w:r>
-        <w:t xml:space="preserve">La variable deja de sostenerse con datos del repositorio. Se registra el motivo y las variables quedan marcadas como no disponibles.</w:t>
-      </w:r>
-    </w:p>
-    <w:p>
-      <w:pPr>
-        <w:pStyle w:val="FirstParagraph"/>
-      </w:pPr>
-      <w:r>
-        <w:rPr>
-          <w:bCs/>
-          <w:b/>
-        </w:rPr>
-        <w:t xml:space="preserve">Cierre:</w:t>
-      </w:r>
-      <w:r>
-        <w:t xml:space="preserve"> </w:t>
-      </w:r>
-      <w:r>
-        <w:t xml:space="preserve">exige evidencia (archivo ingresado, MD5 y entrada de bitácora) y la aprobación de una persona. Un agente puede proponer el cierre, pero no ejecutarlo.</w:t>
-      </w:r>
-    </w:p>
-    <w:p>
-      <w:pPr>
-        <w:pStyle w:val="BodyText"/>
-      </w:pPr>
-      <w:r>
-        <w:rPr>
-          <w:bCs/>
-          <w:b/>
-        </w:rPr>
-        <w:t xml:space="preserve">Brechas abiertas al inicio:</w:t>
+        <w:t xml:space="preserve">Niveles de procedencia:</w:t>
       </w:r>
     </w:p>
     <w:tbl>
@@ -4955,7 +4867,7 @@
                 <w:b/>
                 <w:sz w:val="18"/>
               </w:rPr>
-              <w:t xml:space="preserve">Id</w:t>
+              <w:t xml:space="preserve">Nivel</w:t>
             </w:r>
           </w:p>
         </w:tc>
@@ -4973,7 +4885,7 @@
                 <w:b/>
                 <w:sz w:val="18"/>
               </w:rPr>
-              <w:t xml:space="preserve">Tema</w:t>
+              <w:t xml:space="preserve">Significa</w:t>
             </w:r>
           </w:p>
         </w:tc>
@@ -4991,7 +4903,7 @@
                 <w:b/>
                 <w:sz w:val="18"/>
               </w:rPr>
-              <w:t xml:space="preserve">Prioridad</w:t>
+              <w:t xml:space="preserve">Quién lo asigna</w:t>
             </w:r>
           </w:p>
         </w:tc>
@@ -5006,39 +4918,41 @@
             </w:pPr>
             <w:r>
               <w:rPr>
-                <w:sz w:val="18"/>
-              </w:rPr>
-              <w:t xml:space="preserve">B-01</w:t>
-            </w:r>
-          </w:p>
-        </w:tc>
-        <w:tc>
-          <w:tcPr/>
-          <w:p>
-            <w:pPr>
-              <w:pStyle w:val="Compact"/>
-              <w:jc w:val="left"/>
-            </w:pPr>
-            <w:r>
-              <w:rPr>
-                <w:sz w:val="18"/>
-              </w:rPr>
-              <w:t xml:space="preserve">Inventario pecuario municipal</w:t>
-            </w:r>
-          </w:p>
-        </w:tc>
-        <w:tc>
-          <w:tcPr/>
-          <w:p>
-            <w:pPr>
-              <w:pStyle w:val="Compact"/>
-              <w:jc w:val="left"/>
-            </w:pPr>
-            <w:r>
-              <w:rPr>
-                <w:sz w:val="18"/>
-              </w:rPr>
-              <w:t xml:space="preserve">Alta</w:t>
+                <w:bCs/>
+                <w:b/>
+                <w:sz w:val="18"/>
+              </w:rPr>
+              <w:t xml:space="preserve">Verificada</w:t>
+            </w:r>
+          </w:p>
+        </w:tc>
+        <w:tc>
+          <w:tcPr/>
+          <w:p>
+            <w:pPr>
+              <w:pStyle w:val="Compact"/>
+              <w:jc w:val="left"/>
+            </w:pPr>
+            <w:r>
+              <w:rPr>
+                <w:sz w:val="18"/>
+              </w:rPr>
+              <w:t xml:space="preserve">La publicación oficial se localizó y se contrastó con el archivo: coinciden la estructura, el periodo y una muestra de valores, o la huella de la descarga es idéntica</w:t>
+            </w:r>
+          </w:p>
+        </w:tc>
+        <w:tc>
+          <w:tcPr/>
+          <w:p>
+            <w:pPr>
+              <w:pStyle w:val="Compact"/>
+              <w:jc w:val="left"/>
+            </w:pPr>
+            <w:r>
+              <w:rPr>
+                <w:sz w:val="18"/>
+              </w:rPr>
+              <w:t xml:space="preserve">Persona, con el contraste documentado</w:t>
             </w:r>
           </w:p>
         </w:tc>
@@ -5053,39 +4967,41 @@
             </w:pPr>
             <w:r>
               <w:rPr>
-                <w:sz w:val="18"/>
-              </w:rPr>
-              <w:t xml:space="preserve">B-02</w:t>
-            </w:r>
-          </w:p>
-        </w:tc>
-        <w:tc>
-          <w:tcPr/>
-          <w:p>
-            <w:pPr>
-              <w:pStyle w:val="Compact"/>
-              <w:jc w:val="left"/>
-            </w:pPr>
-            <w:r>
-              <w:rPr>
-                <w:sz w:val="18"/>
-              </w:rPr>
-              <w:t xml:space="preserve">Evaluaciones agropecuarias (cultivos)</w:t>
-            </w:r>
-          </w:p>
-        </w:tc>
-        <w:tc>
-          <w:tcPr/>
-          <w:p>
-            <w:pPr>
-              <w:pStyle w:val="Compact"/>
-              <w:jc w:val="left"/>
-            </w:pPr>
-            <w:r>
-              <w:rPr>
-                <w:sz w:val="18"/>
-              </w:rPr>
-              <w:t xml:space="preserve">Alta</w:t>
+                <w:bCs/>
+                <w:b/>
+                <w:sz w:val="18"/>
+              </w:rPr>
+              <w:t xml:space="preserve">Documentada</w:t>
+            </w:r>
+          </w:p>
+        </w:tc>
+        <w:tc>
+          <w:tcPr/>
+          <w:p>
+            <w:pPr>
+              <w:pStyle w:val="Compact"/>
+              <w:jc w:val="left"/>
+            </w:pPr>
+            <w:r>
+              <w:rPr>
+                <w:sz w:val="18"/>
+              </w:rPr>
+              <w:t xml:space="preserve">La fuente está identificada con evidencia (enlace oficial, radicado, correo de entrega), pero no se contrastaron los valores</w:t>
+            </w:r>
+          </w:p>
+        </w:tc>
+        <w:tc>
+          <w:tcPr/>
+          <w:p>
+            <w:pPr>
+              <w:pStyle w:val="Compact"/>
+              <w:jc w:val="left"/>
+            </w:pPr>
+            <w:r>
+              <w:rPr>
+                <w:sz w:val="18"/>
+              </w:rPr>
+              <w:t xml:space="preserve">Persona</w:t>
             </w:r>
           </w:p>
         </w:tc>
@@ -5100,39 +5016,41 @@
             </w:pPr>
             <w:r>
               <w:rPr>
-                <w:sz w:val="18"/>
-              </w:rPr>
-              <w:t xml:space="preserve">B-03</w:t>
-            </w:r>
-          </w:p>
-        </w:tc>
-        <w:tc>
-          <w:tcPr/>
-          <w:p>
-            <w:pPr>
-              <w:pStyle w:val="Compact"/>
-              <w:jc w:val="left"/>
-            </w:pPr>
-            <w:r>
-              <w:rPr>
-                <w:sz w:val="18"/>
-              </w:rPr>
-              <w:t xml:space="preserve">Explotación de oro de aluvión (EVOA)</w:t>
-            </w:r>
-          </w:p>
-        </w:tc>
-        <w:tc>
-          <w:tcPr/>
-          <w:p>
-            <w:pPr>
-              <w:pStyle w:val="Compact"/>
-              <w:jc w:val="left"/>
-            </w:pPr>
-            <w:r>
-              <w:rPr>
-                <w:sz w:val="18"/>
-              </w:rPr>
-              <w:t xml:space="preserve">Alta</w:t>
+                <w:bCs/>
+                <w:b/>
+                <w:sz w:val="18"/>
+              </w:rPr>
+              <w:t xml:space="preserve">Por confirmar</w:t>
+            </w:r>
+          </w:p>
+        </w:tc>
+        <w:tc>
+          <w:tcPr/>
+          <w:p>
+            <w:pPr>
+              <w:pStyle w:val="Compact"/>
+              <w:jc w:val="left"/>
+            </w:pPr>
+            <w:r>
+              <w:rPr>
+                <w:sz w:val="18"/>
+              </w:rPr>
+              <w:t xml:space="preserve">Hay una hipótesis de fuente sin evidencia suficiente</w:t>
+            </w:r>
+          </w:p>
+        </w:tc>
+        <w:tc>
+          <w:tcPr/>
+          <w:p>
+            <w:pPr>
+              <w:pStyle w:val="Compact"/>
+              <w:jc w:val="left"/>
+            </w:pPr>
+            <w:r>
+              <w:rPr>
+                <w:sz w:val="18"/>
+              </w:rPr>
+              <w:t xml:space="preserve">Agente o persona</w:t>
             </w:r>
           </w:p>
         </w:tc>
@@ -5147,39 +5065,133 @@
             </w:pPr>
             <w:r>
               <w:rPr>
-                <w:sz w:val="18"/>
-              </w:rPr>
-              <w:t xml:space="preserve">B-04</w:t>
-            </w:r>
-          </w:p>
-        </w:tc>
-        <w:tc>
-          <w:tcPr/>
-          <w:p>
-            <w:pPr>
-              <w:pStyle w:val="Compact"/>
-              <w:jc w:val="left"/>
-            </w:pPr>
-            <w:r>
-              <w:rPr>
-                <w:sz w:val="18"/>
-              </w:rPr>
-              <w:t xml:space="preserve">Índice de Ciudades Modernas (ICM)</w:t>
-            </w:r>
-          </w:p>
-        </w:tc>
-        <w:tc>
-          <w:tcPr/>
-          <w:p>
-            <w:pPr>
-              <w:pStyle w:val="Compact"/>
-              <w:jc w:val="left"/>
-            </w:pPr>
-            <w:r>
-              <w:rPr>
-                <w:sz w:val="18"/>
-              </w:rPr>
-              <w:t xml:space="preserve">Alta</w:t>
+                <w:bCs/>
+                <w:b/>
+                <w:sz w:val="18"/>
+              </w:rPr>
+              <w:t xml:space="preserve">Desconocida</w:t>
+            </w:r>
+          </w:p>
+        </w:tc>
+        <w:tc>
+          <w:tcPr/>
+          <w:p>
+            <w:pPr>
+              <w:pStyle w:val="Compact"/>
+              <w:jc w:val="left"/>
+            </w:pPr>
+            <w:r>
+              <w:rPr>
+                <w:sz w:val="18"/>
+              </w:rPr>
+              <w:t xml:space="preserve">Se investigó y no fue posible establecerla</w:t>
+            </w:r>
+          </w:p>
+        </w:tc>
+        <w:tc>
+          <w:tcPr/>
+          <w:p>
+            <w:pPr>
+              <w:pStyle w:val="Compact"/>
+              <w:jc w:val="left"/>
+            </w:pPr>
+            <w:r>
+              <w:rPr>
+                <w:sz w:val="18"/>
+              </w:rPr>
+              <w:t xml:space="preserve">Persona</w:t>
+            </w:r>
+          </w:p>
+        </w:tc>
+      </w:tr>
+    </w:tbl>
+    <w:p>
+      <w:pPr>
+        <w:pStyle w:val="BodyText"/>
+      </w:pPr>
+      <w:r>
+        <w:rPr>
+          <w:bCs/>
+          <w:b/>
+        </w:rPr>
+        <w:t xml:space="preserve">Pasos:</w:t>
+      </w:r>
+    </w:p>
+    <w:tbl>
+      <w:tblPr>
+        <w:tblStyle w:val="Table"/>
+        <w:tblW w:type="auto" w:w="0"/>
+        <w:tblLook w:firstRow="1" w:lastRow="0" w:firstColumn="0" w:lastColumn="0" w:noHBand="0" w:noVBand="0" w:val="0020"/>
+        <w:jc w:val="start"/>
+        <w:tblBorders>
+          <w:top w:val="single" w:sz="4" w:color="A6A6A6"/>
+          <w:left w:val="single" w:sz="4" w:color="A6A6A6"/>
+          <w:bottom w:val="single" w:sz="4" w:color="A6A6A6"/>
+          <w:right w:val="single" w:sz="4" w:color="A6A6A6"/>
+          <w:insideH w:val="single" w:sz="4" w:color="A6A6A6"/>
+          <w:insideV w:val="single" w:sz="4" w:color="A6A6A6"/>
+        </w:tblBorders>
+      </w:tblPr>
+      <w:tblGrid>
+        <w:gridCol w:w="2640"/>
+        <w:gridCol w:w="2640"/>
+        <w:gridCol w:w="2640"/>
+      </w:tblGrid>
+      <w:tr>
+        <w:trPr>
+          <w:tblHeader w:val="true"/>
+        </w:trPr>
+        <w:tc>
+          <w:tcPr>
+            <w:shd w:val="clear" w:fill="DDEBF7"/>
+          </w:tcPr>
+          <w:p>
+            <w:pPr>
+              <w:pStyle w:val="Compact"/>
+              <w:jc w:val="left"/>
+            </w:pPr>
+            <w:r>
+              <w:rPr>
+                <w:b/>
+                <w:sz w:val="18"/>
+              </w:rPr>
+              <w:t xml:space="preserve">Paso</w:t>
+            </w:r>
+          </w:p>
+        </w:tc>
+        <w:tc>
+          <w:tcPr>
+            <w:shd w:val="clear" w:fill="DDEBF7"/>
+          </w:tcPr>
+          <w:p>
+            <w:pPr>
+              <w:pStyle w:val="Compact"/>
+              <w:jc w:val="left"/>
+            </w:pPr>
+            <w:r>
+              <w:rPr>
+                <w:b/>
+                <w:sz w:val="18"/>
+              </w:rPr>
+              <w:t xml:space="preserve">Qué se hace</w:t>
+            </w:r>
+          </w:p>
+        </w:tc>
+        <w:tc>
+          <w:tcPr>
+            <w:shd w:val="clear" w:fill="DDEBF7"/>
+          </w:tcPr>
+          <w:p>
+            <w:pPr>
+              <w:pStyle w:val="Compact"/>
+              <w:jc w:val="left"/>
+            </w:pPr>
+            <w:r>
+              <w:rPr>
+                <w:b/>
+                <w:sz w:val="18"/>
+              </w:rPr>
+              <w:t xml:space="preserve">Quién</w:t>
             </w:r>
           </w:p>
         </w:tc>
@@ -5196,37 +5208,37 @@
               <w:rPr>
                 <w:sz w:val="18"/>
               </w:rPr>
-              <w:t xml:space="preserve">B-08</w:t>
-            </w:r>
-          </w:p>
-        </w:tc>
-        <w:tc>
-          <w:tcPr/>
-          <w:p>
-            <w:pPr>
-              <w:pStyle w:val="Compact"/>
-              <w:jc w:val="left"/>
-            </w:pPr>
-            <w:r>
-              <w:rPr>
-                <w:sz w:val="18"/>
-              </w:rPr>
-              <w:t xml:space="preserve">Red vial primaria, secundaria y terciaria (shapefiles)</w:t>
-            </w:r>
-          </w:p>
-        </w:tc>
-        <w:tc>
-          <w:tcPr/>
-          <w:p>
-            <w:pPr>
-              <w:pStyle w:val="Compact"/>
-              <w:jc w:val="left"/>
-            </w:pPr>
-            <w:r>
-              <w:rPr>
-                <w:sz w:val="18"/>
-              </w:rPr>
-              <w:t xml:space="preserve">Alta</w:t>
+              <w:t xml:space="preserve">1. Pistas internas</w:t>
+            </w:r>
+          </w:p>
+        </w:tc>
+        <w:tc>
+          <w:tcPr/>
+          <w:p>
+            <w:pPr>
+              <w:pStyle w:val="Compact"/>
+              <w:jc w:val="left"/>
+            </w:pPr>
+            <w:r>
+              <w:rPr>
+                <w:sz w:val="18"/>
+              </w:rPr>
+              <w:t xml:space="preserve">Leer lo que el propio archivo dice: hojas de índice o notas de "Fuente", encabezados institucionales, propiedades del documento, fechas y nombres de productos</w:t>
+            </w:r>
+          </w:p>
+        </w:tc>
+        <w:tc>
+          <w:tcPr/>
+          <w:p>
+            <w:pPr>
+              <w:pStyle w:val="Compact"/>
+              <w:jc w:val="left"/>
+            </w:pPr>
+            <w:r>
+              <w:rPr>
+                <w:sz w:val="18"/>
+              </w:rPr>
+              <w:t xml:space="preserve">Agente</w:t>
             </w:r>
           </w:p>
         </w:tc>
@@ -5243,37 +5255,37 @@
               <w:rPr>
                 <w:sz w:val="18"/>
               </w:rPr>
-              <w:t xml:space="preserve">B-10</w:t>
-            </w:r>
-          </w:p>
-        </w:tc>
-        <w:tc>
-          <w:tcPr/>
-          <w:p>
-            <w:pPr>
-              <w:pStyle w:val="Compact"/>
-              <w:jc w:val="left"/>
-            </w:pPr>
-            <w:r>
-              <w:rPr>
-                <w:sz w:val="18"/>
-              </w:rPr>
-              <w:t xml:space="preserve">Tablero de seguridad, salud y vivienda: fuente de cada uno de sus 33 indicadores</w:t>
-            </w:r>
-          </w:p>
-        </w:tc>
-        <w:tc>
-          <w:tcPr/>
-          <w:p>
-            <w:pPr>
-              <w:pStyle w:val="Compact"/>
-              <w:jc w:val="left"/>
-            </w:pPr>
-            <w:r>
-              <w:rPr>
-                <w:sz w:val="18"/>
-              </w:rPr>
-              <w:t xml:space="preserve">Alta</w:t>
+              <w:t xml:space="preserve">2. Búsqueda</w:t>
+            </w:r>
+          </w:p>
+        </w:tc>
+        <w:tc>
+          <w:tcPr/>
+          <w:p>
+            <w:pPr>
+              <w:pStyle w:val="Compact"/>
+              <w:jc w:val="left"/>
+            </w:pPr>
+            <w:r>
+              <w:rPr>
+                <w:sz w:val="18"/>
+              </w:rPr>
+              <w:t xml:space="preserve">Localizar la publicación oficial candidata: portal, nombre del producto, URL, versión y fecha de publicación</w:t>
+            </w:r>
+          </w:p>
+        </w:tc>
+        <w:tc>
+          <w:tcPr/>
+          <w:p>
+            <w:pPr>
+              <w:pStyle w:val="Compact"/>
+              <w:jc w:val="left"/>
+            </w:pPr>
+            <w:r>
+              <w:rPr>
+                <w:sz w:val="18"/>
+              </w:rPr>
+              <w:t xml:space="preserve">Agente</w:t>
             </w:r>
           </w:p>
         </w:tc>
@@ -5290,37 +5302,37 @@
               <w:rPr>
                 <w:sz w:val="18"/>
               </w:rPr>
-              <w:t xml:space="preserve">B-13</w:t>
-            </w:r>
-          </w:p>
-        </w:tc>
-        <w:tc>
-          <w:tcPr/>
-          <w:p>
-            <w:pPr>
-              <w:pStyle w:val="Compact"/>
-              <w:jc w:val="left"/>
-            </w:pPr>
-            <w:r>
-              <w:rPr>
-                <w:sz w:val="18"/>
-              </w:rPr>
-              <w:t xml:space="preserve">Tabla maestra territorial (sección 8)</w:t>
-            </w:r>
-          </w:p>
-        </w:tc>
-        <w:tc>
-          <w:tcPr/>
-          <w:p>
-            <w:pPr>
-              <w:pStyle w:val="Compact"/>
-              <w:jc w:val="left"/>
-            </w:pPr>
-            <w:r>
-              <w:rPr>
-                <w:sz w:val="18"/>
-              </w:rPr>
-              <w:t xml:space="preserve">Alta</w:t>
+              <w:t xml:space="preserve">3. Contraste</w:t>
+            </w:r>
+          </w:p>
+        </w:tc>
+        <w:tc>
+          <w:tcPr/>
+          <w:p>
+            <w:pPr>
+              <w:pStyle w:val="Compact"/>
+              <w:jc w:val="left"/>
+            </w:pPr>
+            <w:r>
+              <w:rPr>
+                <w:sz w:val="18"/>
+              </w:rPr>
+              <w:t xml:space="preserve">Si hay descarga pública, obtenerla fuera del repositorio y compararla con el archivo: estructura, periodo, muestra de valores, huella</w:t>
+            </w:r>
+          </w:p>
+        </w:tc>
+        <w:tc>
+          <w:tcPr/>
+          <w:p>
+            <w:pPr>
+              <w:pStyle w:val="Compact"/>
+              <w:jc w:val="left"/>
+            </w:pPr>
+            <w:r>
+              <w:rPr>
+                <w:sz w:val="18"/>
+              </w:rPr>
+              <w:t xml:space="preserve">Agente</w:t>
             </w:r>
           </w:p>
         </w:tc>
@@ -5337,37 +5349,37 @@
               <w:rPr>
                 <w:sz w:val="18"/>
               </w:rPr>
-              <w:t xml:space="preserve">B-05</w:t>
-            </w:r>
-          </w:p>
-        </w:tc>
-        <w:tc>
-          <w:tcPr/>
-          <w:p>
-            <w:pPr>
-              <w:pStyle w:val="Compact"/>
-              <w:jc w:val="left"/>
-            </w:pPr>
-            <w:r>
-              <w:rPr>
-                <w:sz w:val="18"/>
-              </w:rPr>
-              <w:t xml:space="preserve">Hechos victimizantes (RUV)</w:t>
-            </w:r>
-          </w:p>
-        </w:tc>
-        <w:tc>
-          <w:tcPr/>
-          <w:p>
-            <w:pPr>
-              <w:pStyle w:val="Compact"/>
-              <w:jc w:val="left"/>
-            </w:pPr>
-            <w:r>
-              <w:rPr>
-                <w:sz w:val="18"/>
-              </w:rPr>
-              <w:t xml:space="preserve">Media</w:t>
+              <w:t xml:space="preserve">4. Conocimiento del equipo</w:t>
+            </w:r>
+          </w:p>
+        </w:tc>
+        <w:tc>
+          <w:tcPr/>
+          <w:p>
+            <w:pPr>
+              <w:pStyle w:val="Compact"/>
+              <w:jc w:val="left"/>
+            </w:pPr>
+            <w:r>
+              <w:rPr>
+                <w:sz w:val="18"/>
+              </w:rPr>
+              <w:t xml:space="preserve">Aportar lo que no está en internet: quién consiguió el archivo, por qué canal, solicitudes, correos, acuerdos de uso</w:t>
+            </w:r>
+          </w:p>
+        </w:tc>
+        <w:tc>
+          <w:tcPr/>
+          <w:p>
+            <w:pPr>
+              <w:pStyle w:val="Compact"/>
+              <w:jc w:val="left"/>
+            </w:pPr>
+            <w:r>
+              <w:rPr>
+                <w:sz w:val="18"/>
+              </w:rPr>
+              <w:t xml:space="preserve">Persona</w:t>
             </w:r>
           </w:p>
         </w:tc>
@@ -5384,37 +5396,37 @@
               <w:rPr>
                 <w:sz w:val="18"/>
               </w:rPr>
-              <w:t xml:space="preserve">B-06</w:t>
-            </w:r>
-          </w:p>
-        </w:tc>
-        <w:tc>
-          <w:tcPr/>
-          <w:p>
-            <w:pPr>
-              <w:pStyle w:val="Compact"/>
-              <w:jc w:val="left"/>
-            </w:pPr>
-            <w:r>
-              <w:rPr>
-                <w:sz w:val="18"/>
-              </w:rPr>
-              <w:t xml:space="preserve">Índice de Desempeño Fiscal</w:t>
-            </w:r>
-          </w:p>
-        </w:tc>
-        <w:tc>
-          <w:tcPr/>
-          <w:p>
-            <w:pPr>
-              <w:pStyle w:val="Compact"/>
-              <w:jc w:val="left"/>
-            </w:pPr>
-            <w:r>
-              <w:rPr>
-                <w:sz w:val="18"/>
-              </w:rPr>
-              <w:t xml:space="preserve">Media</w:t>
+              <w:t xml:space="preserve">5. Decisión</w:t>
+            </w:r>
+          </w:p>
+        </w:tc>
+        <w:tc>
+          <w:tcPr/>
+          <w:p>
+            <w:pPr>
+              <w:pStyle w:val="Compact"/>
+              <w:jc w:val="left"/>
+            </w:pPr>
+            <w:r>
+              <w:rPr>
+                <w:sz w:val="18"/>
+              </w:rPr>
+              <w:t xml:space="preserve">Confirmar o descartar la hipótesis y asignar el nivel</w:t>
+            </w:r>
+          </w:p>
+        </w:tc>
+        <w:tc>
+          <w:tcPr/>
+          <w:p>
+            <w:pPr>
+              <w:pStyle w:val="Compact"/>
+              <w:jc w:val="left"/>
+            </w:pPr>
+            <w:r>
+              <w:rPr>
+                <w:sz w:val="18"/>
+              </w:rPr>
+              <w:t xml:space="preserve">Persona</w:t>
             </w:r>
           </w:p>
         </w:tc>
@@ -5431,37 +5443,456 @@
               <w:rPr>
                 <w:sz w:val="18"/>
               </w:rPr>
-              <w:t xml:space="preserve">B-07</w:t>
-            </w:r>
-          </w:p>
-        </w:tc>
-        <w:tc>
-          <w:tcPr/>
-          <w:p>
-            <w:pPr>
-              <w:pStyle w:val="Compact"/>
-              <w:jc w:val="left"/>
-            </w:pPr>
-            <w:r>
-              <w:rPr>
-                <w:sz w:val="18"/>
-              </w:rPr>
-              <w:t xml:space="preserve">Estado de actualización catastral</w:t>
-            </w:r>
-          </w:p>
-        </w:tc>
-        <w:tc>
-          <w:tcPr/>
-          <w:p>
-            <w:pPr>
-              <w:pStyle w:val="Compact"/>
-              <w:jc w:val="left"/>
-            </w:pPr>
-            <w:r>
-              <w:rPr>
-                <w:sz w:val="18"/>
-              </w:rPr>
-              <w:t xml:space="preserve">Media</w:t>
+              <w:t xml:space="preserve">6. Registro</w:t>
+            </w:r>
+          </w:p>
+        </w:tc>
+        <w:tc>
+          <w:tcPr/>
+          <w:p>
+            <w:pPr>
+              <w:pStyle w:val="Compact"/>
+              <w:jc w:val="left"/>
+            </w:pPr>
+            <w:r>
+              <w:rPr>
+                <w:sz w:val="18"/>
+              </w:rPr>
+              <w:t xml:space="preserve">Completar los campos de procedencia y la bitácora con la evidencia</w:t>
+            </w:r>
+          </w:p>
+        </w:tc>
+        <w:tc>
+          <w:tcPr/>
+          <w:p>
+            <w:pPr>
+              <w:pStyle w:val="Compact"/>
+              <w:jc w:val="left"/>
+            </w:pPr>
+            <w:r>
+              <w:rPr>
+                <w:sz w:val="18"/>
+              </w:rPr>
+              <w:t xml:space="preserve">Agente o persona</w:t>
+            </w:r>
+          </w:p>
+        </w:tc>
+      </w:tr>
+    </w:tbl>
+    <w:p>
+      <w:pPr>
+        <w:pStyle w:val="BodyText"/>
+      </w:pPr>
+      <w:r>
+        <w:rPr>
+          <w:bCs/>
+          <w:b/>
+        </w:rPr>
+        <w:t xml:space="preserve">Reglas:</w:t>
+      </w:r>
+    </w:p>
+    <w:p>
+      <w:pPr>
+        <w:numPr>
+          <w:ilvl w:val="0"/>
+          <w:numId w:val="1017"/>
+        </w:numPr>
+        <w:pStyle w:val="Compact"/>
+      </w:pPr>
+      <w:r>
+        <w:t xml:space="preserve">El agente no asigna el nivel "verificada" ni "documentada": los propone con su evidencia.</w:t>
+      </w:r>
+    </w:p>
+    <w:p>
+      <w:pPr>
+        <w:numPr>
+          <w:ilvl w:val="0"/>
+          <w:numId w:val="1017"/>
+        </w:numPr>
+        <w:pStyle w:val="Compact"/>
+      </w:pPr>
+      <w:r>
+        <w:t xml:space="preserve">No se registra una URL que no se haya consultado; toda URL lleva su fecha de consulta.</w:t>
+      </w:r>
+    </w:p>
+    <w:p>
+      <w:pPr>
+        <w:numPr>
+          <w:ilvl w:val="0"/>
+          <w:numId w:val="1017"/>
+        </w:numPr>
+        <w:pStyle w:val="Compact"/>
+      </w:pPr>
+      <w:r>
+        <w:t xml:space="preserve">Si la descarga oficial actual difiere del archivo del repositorio,</w:t>
+      </w:r>
+      <w:r>
+        <w:t xml:space="preserve"> </w:t>
+      </w:r>
+      <w:r>
+        <w:rPr>
+          <w:bCs/>
+          <w:b/>
+        </w:rPr>
+        <w:t xml:space="preserve">no lo reemplaza</w:t>
+      </w:r>
+      <w:r>
+        <w:t xml:space="preserve">: se registra como otra versión y se sigue el protocolo de actualización (sección 16).</w:t>
+      </w:r>
+    </w:p>
+    <w:p>
+      <w:pPr>
+        <w:numPr>
+          <w:ilvl w:val="0"/>
+          <w:numId w:val="1017"/>
+        </w:numPr>
+        <w:pStyle w:val="Compact"/>
+      </w:pPr>
+      <w:r>
+        <w:t xml:space="preserve">Las fuentes que exigen credenciales, solicitudes formales o contacto con la entidad las gestiona una persona.</w:t>
+      </w:r>
+    </w:p>
+    <w:p>
+      <w:pPr>
+        <w:numPr>
+          <w:ilvl w:val="0"/>
+          <w:numId w:val="1017"/>
+        </w:numPr>
+        <w:pStyle w:val="Compact"/>
+      </w:pPr>
+      <w:r>
+        <w:t xml:space="preserve">Un archivo con procedencia desconocida se conserva, con esa marca visible, hasta que se decida si se reemplaza, se mantiene como B o se retira.</w:t>
+      </w:r>
+    </w:p>
+    <w:p>
+      <w:pPr>
+        <w:pStyle w:val="FirstParagraph"/>
+      </w:pPr>
+      <w:r>
+        <w:rPr>
+          <w:bCs/>
+          <w:b/>
+        </w:rPr>
+        <w:t xml:space="preserve">Orden de trabajo:</w:t>
+      </w:r>
+      <w:r>
+        <w:t xml:space="preserve"> </w:t>
+      </w:r>
+      <w:r>
+        <w:t xml:space="preserve">primero los archivos que sostienen variables, luego los de carpetas transitorias y los de categoría B, y al final el resto.</w:t>
+      </w:r>
+    </w:p>
+    <w:bookmarkEnd w:id="32"/>
+    <w:bookmarkStart w:id="33" w:name="X9b6895cb32772da245327525af0fe5f100e0a2e"/>
+    <w:p>
+      <w:pPr>
+        <w:pStyle w:val="Heading2"/>
+      </w:pPr>
+      <w:r>
+        <w:t xml:space="preserve">14. Protocolo de pendientes y brechas</w:t>
+      </w:r>
+    </w:p>
+    <w:p>
+      <w:pPr>
+        <w:pStyle w:val="FirstParagraph"/>
+      </w:pPr>
+      <w:r>
+        <w:t xml:space="preserve">Un</w:t>
+      </w:r>
+      <w:r>
+        <w:t xml:space="preserve"> </w:t>
+      </w:r>
+      <w:r>
+        <w:rPr>
+          <w:bCs/>
+          <w:b/>
+        </w:rPr>
+        <w:t xml:space="preserve">pendiente</w:t>
+      </w:r>
+      <w:r>
+        <w:t xml:space="preserve"> </w:t>
+      </w:r>
+      <w:r>
+        <w:t xml:space="preserve">es una decisión o dato faltante sobre algo que ya está en el repositorio. Una</w:t>
+      </w:r>
+      <w:r>
+        <w:t xml:space="preserve"> </w:t>
+      </w:r>
+      <w:r>
+        <w:rPr>
+          <w:bCs/>
+          <w:b/>
+        </w:rPr>
+        <w:t xml:space="preserve">brecha</w:t>
+      </w:r>
+      <w:r>
+        <w:t xml:space="preserve"> </w:t>
+      </w:r>
+      <w:r>
+        <w:t xml:space="preserve">es un original que no está.</w:t>
+      </w:r>
+    </w:p>
+    <w:p>
+      <w:pPr>
+        <w:pStyle w:val="BodyText"/>
+      </w:pPr>
+      <w:r>
+        <w:rPr>
+          <w:bCs/>
+          <w:b/>
+        </w:rPr>
+        <w:t xml:space="preserve">Priorización:</w:t>
+      </w:r>
+    </w:p>
+    <w:p>
+      <w:pPr>
+        <w:numPr>
+          <w:ilvl w:val="0"/>
+          <w:numId w:val="1018"/>
+        </w:numPr>
+        <w:pStyle w:val="Compact"/>
+      </w:pPr>
+      <w:r>
+        <w:rPr>
+          <w:bCs/>
+          <w:b/>
+        </w:rPr>
+        <w:t xml:space="preserve">Alta:</w:t>
+      </w:r>
+      <w:r>
+        <w:t xml:space="preserve"> </w:t>
+      </w:r>
+      <w:r>
+        <w:t xml:space="preserve">afecta variables publicadas o la tabla maestra.</w:t>
+      </w:r>
+    </w:p>
+    <w:p>
+      <w:pPr>
+        <w:numPr>
+          <w:ilvl w:val="0"/>
+          <w:numId w:val="1018"/>
+        </w:numPr>
+        <w:pStyle w:val="Compact"/>
+      </w:pPr>
+      <w:r>
+        <w:rPr>
+          <w:bCs/>
+          <w:b/>
+        </w:rPr>
+        <w:t xml:space="preserve">Media:</w:t>
+      </w:r>
+      <w:r>
+        <w:t xml:space="preserve"> </w:t>
+      </w:r>
+      <w:r>
+        <w:t xml:space="preserve">afecta metadatos o la calidad del registro.</w:t>
+      </w:r>
+    </w:p>
+    <w:p>
+      <w:pPr>
+        <w:numPr>
+          <w:ilvl w:val="0"/>
+          <w:numId w:val="1018"/>
+        </w:numPr>
+        <w:pStyle w:val="Compact"/>
+      </w:pPr>
+      <w:r>
+        <w:rPr>
+          <w:bCs/>
+          <w:b/>
+        </w:rPr>
+        <w:t xml:space="preserve">Baja:</w:t>
+      </w:r>
+      <w:r>
+        <w:t xml:space="preserve"> </w:t>
+      </w:r>
+      <w:r>
+        <w:t xml:space="preserve">informativo.</w:t>
+      </w:r>
+    </w:p>
+    <w:p>
+      <w:pPr>
+        <w:pStyle w:val="FirstParagraph"/>
+      </w:pPr>
+      <w:r>
+        <w:rPr>
+          <w:bCs/>
+          <w:b/>
+        </w:rPr>
+        <w:t xml:space="preserve">Salidas posibles para una brecha:</w:t>
+      </w:r>
+    </w:p>
+    <w:p>
+      <w:pPr>
+        <w:numPr>
+          <w:ilvl w:val="0"/>
+          <w:numId w:val="1019"/>
+        </w:numPr>
+        <w:pStyle w:val="Compact"/>
+      </w:pPr>
+      <w:r>
+        <w:rPr>
+          <w:bCs/>
+          <w:b/>
+        </w:rPr>
+        <w:t xml:space="preserve">Recuperar el original.</w:t>
+      </w:r>
+      <w:r>
+        <w:t xml:space="preserve"> </w:t>
+      </w:r>
+      <w:r>
+        <w:t xml:space="preserve">Se obtiene de la entidad o del equipo, pasa el ciclo de ingreso y la brecha se cierra. Si el corte no coincide con el que se usó antes, se declara en la nota de versión.</w:t>
+      </w:r>
+    </w:p>
+    <w:p>
+      <w:pPr>
+        <w:numPr>
+          <w:ilvl w:val="0"/>
+          <w:numId w:val="1019"/>
+        </w:numPr>
+        <w:pStyle w:val="Compact"/>
+      </w:pPr>
+      <w:r>
+        <w:rPr>
+          <w:bCs/>
+          <w:b/>
+        </w:rPr>
+        <w:t xml:space="preserve">Aceptar un B.</w:t>
+      </w:r>
+      <w:r>
+        <w:t xml:space="preserve"> </w:t>
+      </w:r>
+      <w:r>
+        <w:t xml:space="preserve">Si solo existe una captura o compilación, entra como B con su nota. La brecha queda como parcial.</w:t>
+      </w:r>
+    </w:p>
+    <w:p>
+      <w:pPr>
+        <w:numPr>
+          <w:ilvl w:val="0"/>
+          <w:numId w:val="1019"/>
+        </w:numPr>
+        <w:pStyle w:val="Compact"/>
+      </w:pPr>
+      <w:r>
+        <w:rPr>
+          <w:bCs/>
+          <w:b/>
+        </w:rPr>
+        <w:t xml:space="preserve">Descartar.</w:t>
+      </w:r>
+      <w:r>
+        <w:t xml:space="preserve"> </w:t>
+      </w:r>
+      <w:r>
+        <w:t xml:space="preserve">La variable deja de sostenerse con datos del repositorio. Se registra el motivo y las variables quedan marcadas como no disponibles.</w:t>
+      </w:r>
+    </w:p>
+    <w:p>
+      <w:pPr>
+        <w:pStyle w:val="FirstParagraph"/>
+      </w:pPr>
+      <w:r>
+        <w:rPr>
+          <w:bCs/>
+          <w:b/>
+        </w:rPr>
+        <w:t xml:space="preserve">Cierre:</w:t>
+      </w:r>
+      <w:r>
+        <w:t xml:space="preserve"> </w:t>
+      </w:r>
+      <w:r>
+        <w:t xml:space="preserve">exige evidencia (archivo ingresado, MD5 y entrada de bitácora) y la aprobación de una persona. Un agente puede proponer el cierre, pero no ejecutarlo.</w:t>
+      </w:r>
+    </w:p>
+    <w:p>
+      <w:pPr>
+        <w:pStyle w:val="BodyText"/>
+      </w:pPr>
+      <w:r>
+        <w:rPr>
+          <w:bCs/>
+          <w:b/>
+        </w:rPr>
+        <w:t xml:space="preserve">Brechas abiertas al inicio:</w:t>
+      </w:r>
+    </w:p>
+    <w:tbl>
+      <w:tblPr>
+        <w:tblStyle w:val="Table"/>
+        <w:tblW w:type="auto" w:w="0"/>
+        <w:tblLook w:firstRow="1" w:lastRow="0" w:firstColumn="0" w:lastColumn="0" w:noHBand="0" w:noVBand="0" w:val="0020"/>
+        <w:jc w:val="start"/>
+        <w:tblBorders>
+          <w:top w:val="single" w:sz="4" w:color="A6A6A6"/>
+          <w:left w:val="single" w:sz="4" w:color="A6A6A6"/>
+          <w:bottom w:val="single" w:sz="4" w:color="A6A6A6"/>
+          <w:right w:val="single" w:sz="4" w:color="A6A6A6"/>
+          <w:insideH w:val="single" w:sz="4" w:color="A6A6A6"/>
+          <w:insideV w:val="single" w:sz="4" w:color="A6A6A6"/>
+        </w:tblBorders>
+      </w:tblPr>
+      <w:tblGrid>
+        <w:gridCol w:w="2640"/>
+        <w:gridCol w:w="2640"/>
+        <w:gridCol w:w="2640"/>
+      </w:tblGrid>
+      <w:tr>
+        <w:trPr>
+          <w:tblHeader w:val="true"/>
+        </w:trPr>
+        <w:tc>
+          <w:tcPr>
+            <w:shd w:val="clear" w:fill="DDEBF7"/>
+          </w:tcPr>
+          <w:p>
+            <w:pPr>
+              <w:pStyle w:val="Compact"/>
+              <w:jc w:val="left"/>
+            </w:pPr>
+            <w:r>
+              <w:rPr>
+                <w:b/>
+                <w:sz w:val="18"/>
+              </w:rPr>
+              <w:t xml:space="preserve">Id</w:t>
+            </w:r>
+          </w:p>
+        </w:tc>
+        <w:tc>
+          <w:tcPr>
+            <w:shd w:val="clear" w:fill="DDEBF7"/>
+          </w:tcPr>
+          <w:p>
+            <w:pPr>
+              <w:pStyle w:val="Compact"/>
+              <w:jc w:val="left"/>
+            </w:pPr>
+            <w:r>
+              <w:rPr>
+                <w:b/>
+                <w:sz w:val="18"/>
+              </w:rPr>
+              <w:t xml:space="preserve">Tema</w:t>
+            </w:r>
+          </w:p>
+        </w:tc>
+        <w:tc>
+          <w:tcPr>
+            <w:shd w:val="clear" w:fill="DDEBF7"/>
+          </w:tcPr>
+          <w:p>
+            <w:pPr>
+              <w:pStyle w:val="Compact"/>
+              <w:jc w:val="left"/>
+            </w:pPr>
+            <w:r>
+              <w:rPr>
+                <w:b/>
+                <w:sz w:val="18"/>
+              </w:rPr>
+              <w:t xml:space="preserve">Prioridad</w:t>
             </w:r>
           </w:p>
         </w:tc>
@@ -5478,37 +5909,37 @@
               <w:rPr>
                 <w:sz w:val="18"/>
               </w:rPr>
-              <w:t xml:space="preserve">B-09</w:t>
-            </w:r>
-          </w:p>
-        </w:tc>
-        <w:tc>
-          <w:tcPr/>
-          <w:p>
-            <w:pPr>
-              <w:pStyle w:val="Compact"/>
-              <w:jc w:val="left"/>
-            </w:pPr>
-            <w:r>
-              <w:rPr>
-                <w:sz w:val="18"/>
-              </w:rPr>
-              <w:t xml:space="preserve">Presupuesto de inversión (API Mapa de Inversiones, sin archivo)</w:t>
-            </w:r>
-          </w:p>
-        </w:tc>
-        <w:tc>
-          <w:tcPr/>
-          <w:p>
-            <w:pPr>
-              <w:pStyle w:val="Compact"/>
-              <w:jc w:val="left"/>
-            </w:pPr>
-            <w:r>
-              <w:rPr>
-                <w:sz w:val="18"/>
-              </w:rPr>
-              <w:t xml:space="preserve">Media</w:t>
+              <w:t xml:space="preserve">B-01</w:t>
+            </w:r>
+          </w:p>
+        </w:tc>
+        <w:tc>
+          <w:tcPr/>
+          <w:p>
+            <w:pPr>
+              <w:pStyle w:val="Compact"/>
+              <w:jc w:val="left"/>
+            </w:pPr>
+            <w:r>
+              <w:rPr>
+                <w:sz w:val="18"/>
+              </w:rPr>
+              <w:t xml:space="preserve">Inventario pecuario municipal</w:t>
+            </w:r>
+          </w:p>
+        </w:tc>
+        <w:tc>
+          <w:tcPr/>
+          <w:p>
+            <w:pPr>
+              <w:pStyle w:val="Compact"/>
+              <w:jc w:val="left"/>
+            </w:pPr>
+            <w:r>
+              <w:rPr>
+                <w:sz w:val="18"/>
+              </w:rPr>
+              <w:t xml:space="preserve">Alta</w:t>
             </w:r>
           </w:p>
         </w:tc>
@@ -5525,37 +5956,37 @@
               <w:rPr>
                 <w:sz w:val="18"/>
               </w:rPr>
-              <w:t xml:space="preserve">B-12</w:t>
-            </w:r>
-          </w:p>
-        </w:tc>
-        <w:tc>
-          <w:tcPr/>
-          <w:p>
-            <w:pPr>
-              <w:pStyle w:val="Compact"/>
-              <w:jc w:val="left"/>
-            </w:pPr>
-            <w:r>
-              <w:rPr>
-                <w:sz w:val="18"/>
-              </w:rPr>
-              <w:t xml:space="preserve">Índice de Competitividad IMCA 2022</w:t>
-            </w:r>
-          </w:p>
-        </w:tc>
-        <w:tc>
-          <w:tcPr/>
-          <w:p>
-            <w:pPr>
-              <w:pStyle w:val="Compact"/>
-              <w:jc w:val="left"/>
-            </w:pPr>
-            <w:r>
-              <w:rPr>
-                <w:sz w:val="18"/>
-              </w:rPr>
-              <w:t xml:space="preserve">Media</w:t>
+              <w:t xml:space="preserve">B-02</w:t>
+            </w:r>
+          </w:p>
+        </w:tc>
+        <w:tc>
+          <w:tcPr/>
+          <w:p>
+            <w:pPr>
+              <w:pStyle w:val="Compact"/>
+              <w:jc w:val="left"/>
+            </w:pPr>
+            <w:r>
+              <w:rPr>
+                <w:sz w:val="18"/>
+              </w:rPr>
+              <w:t xml:space="preserve">Evaluaciones agropecuarias (cultivos)</w:t>
+            </w:r>
+          </w:p>
+        </w:tc>
+        <w:tc>
+          <w:tcPr/>
+          <w:p>
+            <w:pPr>
+              <w:pStyle w:val="Compact"/>
+              <w:jc w:val="left"/>
+            </w:pPr>
+            <w:r>
+              <w:rPr>
+                <w:sz w:val="18"/>
+              </w:rPr>
+              <w:t xml:space="preserve">Alta</w:t>
             </w:r>
           </w:p>
         </w:tc>
@@ -5572,37 +6003,37 @@
               <w:rPr>
                 <w:sz w:val="18"/>
               </w:rPr>
-              <w:t xml:space="preserve">B-11</w:t>
-            </w:r>
-          </w:p>
-        </w:tc>
-        <w:tc>
-          <w:tcPr/>
-          <w:p>
-            <w:pPr>
-              <w:pStyle w:val="Compact"/>
-              <w:jc w:val="left"/>
-            </w:pPr>
-            <w:r>
-              <w:rPr>
-                <w:sz w:val="18"/>
-              </w:rPr>
-              <w:t xml:space="preserve">Suicidio e intento 2021</w:t>
-            </w:r>
-          </w:p>
-        </w:tc>
-        <w:tc>
-          <w:tcPr/>
-          <w:p>
-            <w:pPr>
-              <w:pStyle w:val="Compact"/>
-              <w:jc w:val="left"/>
-            </w:pPr>
-            <w:r>
-              <w:rPr>
-                <w:sz w:val="18"/>
-              </w:rPr>
-              <w:t xml:space="preserve">Baja</w:t>
+              <w:t xml:space="preserve">B-03</w:t>
+            </w:r>
+          </w:p>
+        </w:tc>
+        <w:tc>
+          <w:tcPr/>
+          <w:p>
+            <w:pPr>
+              <w:pStyle w:val="Compact"/>
+              <w:jc w:val="left"/>
+            </w:pPr>
+            <w:r>
+              <w:rPr>
+                <w:sz w:val="18"/>
+              </w:rPr>
+              <w:t xml:space="preserve">Explotación de oro de aluvión (EVOA)</w:t>
+            </w:r>
+          </w:p>
+        </w:tc>
+        <w:tc>
+          <w:tcPr/>
+          <w:p>
+            <w:pPr>
+              <w:pStyle w:val="Compact"/>
+              <w:jc w:val="left"/>
+            </w:pPr>
+            <w:r>
+              <w:rPr>
+                <w:sz w:val="18"/>
+              </w:rPr>
+              <w:t xml:space="preserve">Alta</w:t>
             </w:r>
           </w:p>
         </w:tc>
@@ -5619,37 +6050,37 @@
               <w:rPr>
                 <w:sz w:val="18"/>
               </w:rPr>
-              <w:t xml:space="preserve">B-14</w:t>
-            </w:r>
-          </w:p>
-        </w:tc>
-        <w:tc>
-          <w:tcPr/>
-          <w:p>
-            <w:pPr>
-              <w:pStyle w:val="Compact"/>
-              <w:jc w:val="left"/>
-            </w:pPr>
-            <w:r>
-              <w:rPr>
-                <w:sz w:val="18"/>
-              </w:rPr>
-              <w:t xml:space="preserve">Capa RUNAP de áreas protegidas</w:t>
-            </w:r>
-          </w:p>
-        </w:tc>
-        <w:tc>
-          <w:tcPr/>
-          <w:p>
-            <w:pPr>
-              <w:pStyle w:val="Compact"/>
-              <w:jc w:val="left"/>
-            </w:pPr>
-            <w:r>
-              <w:rPr>
-                <w:sz w:val="18"/>
-              </w:rPr>
-              <w:t xml:space="preserve">Baja</w:t>
+              <w:t xml:space="preserve">B-04</w:t>
+            </w:r>
+          </w:p>
+        </w:tc>
+        <w:tc>
+          <w:tcPr/>
+          <w:p>
+            <w:pPr>
+              <w:pStyle w:val="Compact"/>
+              <w:jc w:val="left"/>
+            </w:pPr>
+            <w:r>
+              <w:rPr>
+                <w:sz w:val="18"/>
+              </w:rPr>
+              <w:t xml:space="preserve">Índice de Ciudades Modernas (ICM)</w:t>
+            </w:r>
+          </w:p>
+        </w:tc>
+        <w:tc>
+          <w:tcPr/>
+          <w:p>
+            <w:pPr>
+              <w:pStyle w:val="Compact"/>
+              <w:jc w:val="left"/>
+            </w:pPr>
+            <w:r>
+              <w:rPr>
+                <w:sz w:val="18"/>
+              </w:rPr>
+              <w:t xml:space="preserve">Alta</w:t>
             </w:r>
           </w:p>
         </w:tc>
@@ -5666,6 +6097,476 @@
               <w:rPr>
                 <w:sz w:val="18"/>
               </w:rPr>
+              <w:t xml:space="preserve">B-08</w:t>
+            </w:r>
+          </w:p>
+        </w:tc>
+        <w:tc>
+          <w:tcPr/>
+          <w:p>
+            <w:pPr>
+              <w:pStyle w:val="Compact"/>
+              <w:jc w:val="left"/>
+            </w:pPr>
+            <w:r>
+              <w:rPr>
+                <w:sz w:val="18"/>
+              </w:rPr>
+              <w:t xml:space="preserve">Red vial primaria, secundaria y terciaria (shapefiles)</w:t>
+            </w:r>
+          </w:p>
+        </w:tc>
+        <w:tc>
+          <w:tcPr/>
+          <w:p>
+            <w:pPr>
+              <w:pStyle w:val="Compact"/>
+              <w:jc w:val="left"/>
+            </w:pPr>
+            <w:r>
+              <w:rPr>
+                <w:sz w:val="18"/>
+              </w:rPr>
+              <w:t xml:space="preserve">Alta</w:t>
+            </w:r>
+          </w:p>
+        </w:tc>
+      </w:tr>
+      <w:tr>
+        <w:tc>
+          <w:tcPr/>
+          <w:p>
+            <w:pPr>
+              <w:pStyle w:val="Compact"/>
+              <w:jc w:val="left"/>
+            </w:pPr>
+            <w:r>
+              <w:rPr>
+                <w:sz w:val="18"/>
+              </w:rPr>
+              <w:t xml:space="preserve">B-10</w:t>
+            </w:r>
+          </w:p>
+        </w:tc>
+        <w:tc>
+          <w:tcPr/>
+          <w:p>
+            <w:pPr>
+              <w:pStyle w:val="Compact"/>
+              <w:jc w:val="left"/>
+            </w:pPr>
+            <w:r>
+              <w:rPr>
+                <w:sz w:val="18"/>
+              </w:rPr>
+              <w:t xml:space="preserve">Tablero de seguridad, salud y vivienda: fuente de cada uno de sus 33 indicadores</w:t>
+            </w:r>
+          </w:p>
+        </w:tc>
+        <w:tc>
+          <w:tcPr/>
+          <w:p>
+            <w:pPr>
+              <w:pStyle w:val="Compact"/>
+              <w:jc w:val="left"/>
+            </w:pPr>
+            <w:r>
+              <w:rPr>
+                <w:sz w:val="18"/>
+              </w:rPr>
+              <w:t xml:space="preserve">Alta</w:t>
+            </w:r>
+          </w:p>
+        </w:tc>
+      </w:tr>
+      <w:tr>
+        <w:tc>
+          <w:tcPr/>
+          <w:p>
+            <w:pPr>
+              <w:pStyle w:val="Compact"/>
+              <w:jc w:val="left"/>
+            </w:pPr>
+            <w:r>
+              <w:rPr>
+                <w:sz w:val="18"/>
+              </w:rPr>
+              <w:t xml:space="preserve">B-13</w:t>
+            </w:r>
+          </w:p>
+        </w:tc>
+        <w:tc>
+          <w:tcPr/>
+          <w:p>
+            <w:pPr>
+              <w:pStyle w:val="Compact"/>
+              <w:jc w:val="left"/>
+            </w:pPr>
+            <w:r>
+              <w:rPr>
+                <w:sz w:val="18"/>
+              </w:rPr>
+              <w:t xml:space="preserve">Tabla maestra territorial (sección 8)</w:t>
+            </w:r>
+          </w:p>
+        </w:tc>
+        <w:tc>
+          <w:tcPr/>
+          <w:p>
+            <w:pPr>
+              <w:pStyle w:val="Compact"/>
+              <w:jc w:val="left"/>
+            </w:pPr>
+            <w:r>
+              <w:rPr>
+                <w:sz w:val="18"/>
+              </w:rPr>
+              <w:t xml:space="preserve">Alta</w:t>
+            </w:r>
+          </w:p>
+        </w:tc>
+      </w:tr>
+      <w:tr>
+        <w:tc>
+          <w:tcPr/>
+          <w:p>
+            <w:pPr>
+              <w:pStyle w:val="Compact"/>
+              <w:jc w:val="left"/>
+            </w:pPr>
+            <w:r>
+              <w:rPr>
+                <w:sz w:val="18"/>
+              </w:rPr>
+              <w:t xml:space="preserve">B-05</w:t>
+            </w:r>
+          </w:p>
+        </w:tc>
+        <w:tc>
+          <w:tcPr/>
+          <w:p>
+            <w:pPr>
+              <w:pStyle w:val="Compact"/>
+              <w:jc w:val="left"/>
+            </w:pPr>
+            <w:r>
+              <w:rPr>
+                <w:sz w:val="18"/>
+              </w:rPr>
+              <w:t xml:space="preserve">Hechos victimizantes (RUV)</w:t>
+            </w:r>
+          </w:p>
+        </w:tc>
+        <w:tc>
+          <w:tcPr/>
+          <w:p>
+            <w:pPr>
+              <w:pStyle w:val="Compact"/>
+              <w:jc w:val="left"/>
+            </w:pPr>
+            <w:r>
+              <w:rPr>
+                <w:sz w:val="18"/>
+              </w:rPr>
+              <w:t xml:space="preserve">Media</w:t>
+            </w:r>
+          </w:p>
+        </w:tc>
+      </w:tr>
+      <w:tr>
+        <w:tc>
+          <w:tcPr/>
+          <w:p>
+            <w:pPr>
+              <w:pStyle w:val="Compact"/>
+              <w:jc w:val="left"/>
+            </w:pPr>
+            <w:r>
+              <w:rPr>
+                <w:sz w:val="18"/>
+              </w:rPr>
+              <w:t xml:space="preserve">B-06</w:t>
+            </w:r>
+          </w:p>
+        </w:tc>
+        <w:tc>
+          <w:tcPr/>
+          <w:p>
+            <w:pPr>
+              <w:pStyle w:val="Compact"/>
+              <w:jc w:val="left"/>
+            </w:pPr>
+            <w:r>
+              <w:rPr>
+                <w:sz w:val="18"/>
+              </w:rPr>
+              <w:t xml:space="preserve">Índice de Desempeño Fiscal</w:t>
+            </w:r>
+          </w:p>
+        </w:tc>
+        <w:tc>
+          <w:tcPr/>
+          <w:p>
+            <w:pPr>
+              <w:pStyle w:val="Compact"/>
+              <w:jc w:val="left"/>
+            </w:pPr>
+            <w:r>
+              <w:rPr>
+                <w:sz w:val="18"/>
+              </w:rPr>
+              <w:t xml:space="preserve">Media</w:t>
+            </w:r>
+          </w:p>
+        </w:tc>
+      </w:tr>
+      <w:tr>
+        <w:tc>
+          <w:tcPr/>
+          <w:p>
+            <w:pPr>
+              <w:pStyle w:val="Compact"/>
+              <w:jc w:val="left"/>
+            </w:pPr>
+            <w:r>
+              <w:rPr>
+                <w:sz w:val="18"/>
+              </w:rPr>
+              <w:t xml:space="preserve">B-07</w:t>
+            </w:r>
+          </w:p>
+        </w:tc>
+        <w:tc>
+          <w:tcPr/>
+          <w:p>
+            <w:pPr>
+              <w:pStyle w:val="Compact"/>
+              <w:jc w:val="left"/>
+            </w:pPr>
+            <w:r>
+              <w:rPr>
+                <w:sz w:val="18"/>
+              </w:rPr>
+              <w:t xml:space="preserve">Estado de actualización catastral</w:t>
+            </w:r>
+          </w:p>
+        </w:tc>
+        <w:tc>
+          <w:tcPr/>
+          <w:p>
+            <w:pPr>
+              <w:pStyle w:val="Compact"/>
+              <w:jc w:val="left"/>
+            </w:pPr>
+            <w:r>
+              <w:rPr>
+                <w:sz w:val="18"/>
+              </w:rPr>
+              <w:t xml:space="preserve">Media</w:t>
+            </w:r>
+          </w:p>
+        </w:tc>
+      </w:tr>
+      <w:tr>
+        <w:tc>
+          <w:tcPr/>
+          <w:p>
+            <w:pPr>
+              <w:pStyle w:val="Compact"/>
+              <w:jc w:val="left"/>
+            </w:pPr>
+            <w:r>
+              <w:rPr>
+                <w:sz w:val="18"/>
+              </w:rPr>
+              <w:t xml:space="preserve">B-09</w:t>
+            </w:r>
+          </w:p>
+        </w:tc>
+        <w:tc>
+          <w:tcPr/>
+          <w:p>
+            <w:pPr>
+              <w:pStyle w:val="Compact"/>
+              <w:jc w:val="left"/>
+            </w:pPr>
+            <w:r>
+              <w:rPr>
+                <w:sz w:val="18"/>
+              </w:rPr>
+              <w:t xml:space="preserve">Presupuesto de inversión (API Mapa de Inversiones, sin archivo)</w:t>
+            </w:r>
+          </w:p>
+        </w:tc>
+        <w:tc>
+          <w:tcPr/>
+          <w:p>
+            <w:pPr>
+              <w:pStyle w:val="Compact"/>
+              <w:jc w:val="left"/>
+            </w:pPr>
+            <w:r>
+              <w:rPr>
+                <w:sz w:val="18"/>
+              </w:rPr>
+              <w:t xml:space="preserve">Media</w:t>
+            </w:r>
+          </w:p>
+        </w:tc>
+      </w:tr>
+      <w:tr>
+        <w:tc>
+          <w:tcPr/>
+          <w:p>
+            <w:pPr>
+              <w:pStyle w:val="Compact"/>
+              <w:jc w:val="left"/>
+            </w:pPr>
+            <w:r>
+              <w:rPr>
+                <w:sz w:val="18"/>
+              </w:rPr>
+              <w:t xml:space="preserve">B-12</w:t>
+            </w:r>
+          </w:p>
+        </w:tc>
+        <w:tc>
+          <w:tcPr/>
+          <w:p>
+            <w:pPr>
+              <w:pStyle w:val="Compact"/>
+              <w:jc w:val="left"/>
+            </w:pPr>
+            <w:r>
+              <w:rPr>
+                <w:sz w:val="18"/>
+              </w:rPr>
+              <w:t xml:space="preserve">Índice de Competitividad IMCA 2022</w:t>
+            </w:r>
+          </w:p>
+        </w:tc>
+        <w:tc>
+          <w:tcPr/>
+          <w:p>
+            <w:pPr>
+              <w:pStyle w:val="Compact"/>
+              <w:jc w:val="left"/>
+            </w:pPr>
+            <w:r>
+              <w:rPr>
+                <w:sz w:val="18"/>
+              </w:rPr>
+              <w:t xml:space="preserve">Media</w:t>
+            </w:r>
+          </w:p>
+        </w:tc>
+      </w:tr>
+      <w:tr>
+        <w:tc>
+          <w:tcPr/>
+          <w:p>
+            <w:pPr>
+              <w:pStyle w:val="Compact"/>
+              <w:jc w:val="left"/>
+            </w:pPr>
+            <w:r>
+              <w:rPr>
+                <w:sz w:val="18"/>
+              </w:rPr>
+              <w:t xml:space="preserve">B-11</w:t>
+            </w:r>
+          </w:p>
+        </w:tc>
+        <w:tc>
+          <w:tcPr/>
+          <w:p>
+            <w:pPr>
+              <w:pStyle w:val="Compact"/>
+              <w:jc w:val="left"/>
+            </w:pPr>
+            <w:r>
+              <w:rPr>
+                <w:sz w:val="18"/>
+              </w:rPr>
+              <w:t xml:space="preserve">Suicidio e intento 2021</w:t>
+            </w:r>
+          </w:p>
+        </w:tc>
+        <w:tc>
+          <w:tcPr/>
+          <w:p>
+            <w:pPr>
+              <w:pStyle w:val="Compact"/>
+              <w:jc w:val="left"/>
+            </w:pPr>
+            <w:r>
+              <w:rPr>
+                <w:sz w:val="18"/>
+              </w:rPr>
+              <w:t xml:space="preserve">Baja</w:t>
+            </w:r>
+          </w:p>
+        </w:tc>
+      </w:tr>
+      <w:tr>
+        <w:tc>
+          <w:tcPr/>
+          <w:p>
+            <w:pPr>
+              <w:pStyle w:val="Compact"/>
+              <w:jc w:val="left"/>
+            </w:pPr>
+            <w:r>
+              <w:rPr>
+                <w:sz w:val="18"/>
+              </w:rPr>
+              <w:t xml:space="preserve">B-14</w:t>
+            </w:r>
+          </w:p>
+        </w:tc>
+        <w:tc>
+          <w:tcPr/>
+          <w:p>
+            <w:pPr>
+              <w:pStyle w:val="Compact"/>
+              <w:jc w:val="left"/>
+            </w:pPr>
+            <w:r>
+              <w:rPr>
+                <w:sz w:val="18"/>
+              </w:rPr>
+              <w:t xml:space="preserve">Capa RUNAP de áreas protegidas</w:t>
+            </w:r>
+          </w:p>
+        </w:tc>
+        <w:tc>
+          <w:tcPr/>
+          <w:p>
+            <w:pPr>
+              <w:pStyle w:val="Compact"/>
+              <w:jc w:val="left"/>
+            </w:pPr>
+            <w:r>
+              <w:rPr>
+                <w:sz w:val="18"/>
+              </w:rPr>
+              <w:t xml:space="preserve">Baja</w:t>
+            </w:r>
+          </w:p>
+        </w:tc>
+      </w:tr>
+      <w:tr>
+        <w:tc>
+          <w:tcPr/>
+          <w:p>
+            <w:pPr>
+              <w:pStyle w:val="Compact"/>
+              <w:jc w:val="left"/>
+            </w:pPr>
+            <w:r>
+              <w:rPr>
+                <w:sz w:val="18"/>
+              </w:rPr>
               <w:t xml:space="preserve">B-15</w:t>
             </w:r>
           </w:p>
@@ -5702,14 +6603,14 @@
         </w:tc>
       </w:tr>
     </w:tbl>
-    <w:bookmarkEnd w:id="32"/>
-    <w:bookmarkStart w:id="33" w:name="X3729c3a09cfe56eeea9530226ff74fd4c1973a1"/>
+    <w:bookmarkEnd w:id="33"/>
+    <w:bookmarkStart w:id="34" w:name="X25f3caa4138409798fbffcc984d4fe604236eb8"/>
     <w:p>
       <w:pPr>
         <w:pStyle w:val="Heading2"/>
       </w:pPr>
       <w:r>
-        <w:t xml:space="preserve">14. Protocolo para agregar datos nuevos</w:t>
+        <w:t xml:space="preserve">15. Protocolo para agregar datos nuevos</w:t>
       </w:r>
     </w:p>
     <w:p>
@@ -5724,7 +6625,7 @@
       <w:pPr>
         <w:numPr>
           <w:ilvl w:val="0"/>
-          <w:numId w:val="1019"/>
+          <w:numId w:val="1020"/>
         </w:numPr>
         <w:pStyle w:val="Compact"/>
       </w:pPr>
@@ -5739,14 +6640,14 @@
         <w:t xml:space="preserve"> </w:t>
       </w:r>
       <w:r>
-        <w:t xml:space="preserve">comprobar en el registro que no exista ya el mismo producto. Si existe, es una actualización (sección 15), no un ingreso nuevo.</w:t>
-      </w:r>
-    </w:p>
-    <w:p>
-      <w:pPr>
-        <w:numPr>
-          <w:ilvl w:val="0"/>
-          <w:numId w:val="1019"/>
+        <w:t xml:space="preserve">comprobar en el registro que no exista ya el mismo producto. Si existe, es una actualización (sección 16), no un ingreso nuevo.</w:t>
+      </w:r>
+    </w:p>
+    <w:p>
+      <w:pPr>
+        <w:numPr>
+          <w:ilvl w:val="0"/>
+          <w:numId w:val="1020"/>
         </w:numPr>
         <w:pStyle w:val="Compact"/>
       </w:pPr>
@@ -5768,7 +6669,7 @@
       <w:pPr>
         <w:numPr>
           <w:ilvl w:val="0"/>
-          <w:numId w:val="1019"/>
+          <w:numId w:val="1020"/>
         </w:numPr>
         <w:pStyle w:val="Compact"/>
       </w:pPr>
@@ -5790,7 +6691,7 @@
       <w:pPr>
         <w:numPr>
           <w:ilvl w:val="0"/>
-          <w:numId w:val="1019"/>
+          <w:numId w:val="1020"/>
         </w:numPr>
         <w:pStyle w:val="Compact"/>
       </w:pPr>
@@ -5812,7 +6713,7 @@
       <w:pPr>
         <w:numPr>
           <w:ilvl w:val="0"/>
-          <w:numId w:val="1019"/>
+          <w:numId w:val="1020"/>
         </w:numPr>
         <w:pStyle w:val="Compact"/>
       </w:pPr>
@@ -5845,14 +6746,14 @@
         <w:t xml:space="preserve">y se abre un pendiente.</w:t>
       </w:r>
     </w:p>
-    <w:bookmarkEnd w:id="33"/>
-    <w:bookmarkStart w:id="34" w:name="X9344b984d014ee4fde6a385a79d50df63f704ed"/>
+    <w:bookmarkEnd w:id="34"/>
+    <w:bookmarkStart w:id="35" w:name="X3c84f240be372679a386ca7d48592e3dfa562b6"/>
     <w:p>
       <w:pPr>
         <w:pStyle w:val="Heading2"/>
       </w:pPr>
       <w:r>
-        <w:t xml:space="preserve">15. Protocolo para actualizar datos existentes</w:t>
+        <w:t xml:space="preserve">16. Protocolo para actualizar datos existentes</w:t>
       </w:r>
     </w:p>
     <w:p>
@@ -5879,7 +6780,7 @@
       <w:pPr>
         <w:numPr>
           <w:ilvl w:val="0"/>
-          <w:numId w:val="1020"/>
+          <w:numId w:val="1021"/>
         </w:numPr>
         <w:pStyle w:val="Compact"/>
       </w:pPr>
@@ -5891,7 +6792,7 @@
       <w:pPr>
         <w:numPr>
           <w:ilvl w:val="0"/>
-          <w:numId w:val="1020"/>
+          <w:numId w:val="1021"/>
         </w:numPr>
         <w:pStyle w:val="Compact"/>
       </w:pPr>
@@ -5903,7 +6804,7 @@
       <w:pPr>
         <w:numPr>
           <w:ilvl w:val="0"/>
-          <w:numId w:val="1020"/>
+          <w:numId w:val="1021"/>
         </w:numPr>
         <w:pStyle w:val="Compact"/>
       </w:pPr>
@@ -5915,7 +6816,7 @@
       <w:pPr>
         <w:numPr>
           <w:ilvl w:val="0"/>
-          <w:numId w:val="1020"/>
+          <w:numId w:val="1021"/>
         </w:numPr>
         <w:pStyle w:val="Compact"/>
       </w:pPr>
@@ -5927,7 +6828,7 @@
       <w:pPr>
         <w:numPr>
           <w:ilvl w:val="0"/>
-          <w:numId w:val="1020"/>
+          <w:numId w:val="1021"/>
         </w:numPr>
         <w:pStyle w:val="Compact"/>
       </w:pPr>
@@ -5964,7 +6865,7 @@
       <w:pPr>
         <w:numPr>
           <w:ilvl w:val="0"/>
-          <w:numId w:val="1021"/>
+          <w:numId w:val="1022"/>
         </w:numPr>
         <w:pStyle w:val="Compact"/>
       </w:pPr>
@@ -5986,7 +6887,7 @@
       <w:pPr>
         <w:numPr>
           <w:ilvl w:val="0"/>
-          <w:numId w:val="1021"/>
+          <w:numId w:val="1022"/>
         </w:numPr>
         <w:pStyle w:val="Compact"/>
       </w:pPr>
@@ -6029,7 +6930,7 @@
       <w:pPr>
         <w:numPr>
           <w:ilvl w:val="0"/>
-          <w:numId w:val="1022"/>
+          <w:numId w:val="1023"/>
         </w:numPr>
         <w:pStyle w:val="Compact"/>
       </w:pPr>
@@ -6041,7 +6942,7 @@
       <w:pPr>
         <w:numPr>
           <w:ilvl w:val="0"/>
-          <w:numId w:val="1022"/>
+          <w:numId w:val="1023"/>
         </w:numPr>
         <w:pStyle w:val="Compact"/>
       </w:pPr>
@@ -6053,7 +6954,7 @@
       <w:pPr>
         <w:numPr>
           <w:ilvl w:val="0"/>
-          <w:numId w:val="1022"/>
+          <w:numId w:val="1023"/>
         </w:numPr>
         <w:pStyle w:val="Compact"/>
       </w:pPr>
@@ -6065,7 +6966,7 @@
       <w:pPr>
         <w:numPr>
           <w:ilvl w:val="0"/>
-          <w:numId w:val="1022"/>
+          <w:numId w:val="1023"/>
         </w:numPr>
         <w:pStyle w:val="Compact"/>
       </w:pPr>
@@ -6073,21 +6974,21 @@
         <w:t xml:space="preserve">mortalidad infantil.</w:t>
       </w:r>
     </w:p>
-    <w:bookmarkEnd w:id="34"/>
-    <w:bookmarkStart w:id="35" w:name="X392779380d5aa3b8381b038c8c908dce16aa6fa"/>
+    <w:bookmarkEnd w:id="35"/>
+    <w:bookmarkStart w:id="36" w:name="Xc87bdaef59190fb709fa66b8a40d9178ade4a4a"/>
     <w:p>
       <w:pPr>
         <w:pStyle w:val="Heading2"/>
       </w:pPr>
       <w:r>
-        <w:t xml:space="preserve">16. Estado actual y limitaciones</w:t>
-      </w:r>
-    </w:p>
-    <w:p>
-      <w:pPr>
-        <w:numPr>
-          <w:ilvl w:val="0"/>
-          <w:numId w:val="1023"/>
+        <w:t xml:space="preserve">17. Estado actual y limitaciones</w:t>
+      </w:r>
+    </w:p>
+    <w:p>
+      <w:pPr>
+        <w:numPr>
+          <w:ilvl w:val="0"/>
+          <w:numId w:val="1024"/>
         </w:numPr>
         <w:pStyle w:val="Compact"/>
       </w:pPr>
@@ -6109,7 +7010,7 @@
       <w:pPr>
         <w:numPr>
           <w:ilvl w:val="0"/>
-          <w:numId w:val="1023"/>
+          <w:numId w:val="1024"/>
         </w:numPr>
         <w:pStyle w:val="Compact"/>
       </w:pPr>
@@ -6131,7 +7032,7 @@
       <w:pPr>
         <w:numPr>
           <w:ilvl w:val="0"/>
-          <w:numId w:val="1023"/>
+          <w:numId w:val="1024"/>
         </w:numPr>
         <w:pStyle w:val="Compact"/>
       </w:pPr>
@@ -6143,14 +7044,14 @@
         <w:t xml:space="preserve">Hay 15 brechas abiertas</w:t>
       </w:r>
       <w:r>
-        <w:t xml:space="preserve">, siete de prioridad alta (sección 13).</w:t>
-      </w:r>
-    </w:p>
-    <w:p>
-      <w:pPr>
-        <w:numPr>
-          <w:ilvl w:val="0"/>
-          <w:numId w:val="1023"/>
+        <w:t xml:space="preserve">, siete de prioridad alta (sección 14).</w:t>
+      </w:r>
+    </w:p>
+    <w:p>
+      <w:pPr>
+        <w:numPr>
+          <w:ilvl w:val="0"/>
+          <w:numId w:val="1024"/>
         </w:numPr>
         <w:pStyle w:val="Compact"/>
       </w:pPr>
@@ -6166,79 +7067,79 @@
       <w:pPr>
         <w:numPr>
           <w:ilvl w:val="1"/>
+          <w:numId w:val="1025"/>
+        </w:numPr>
+        <w:pStyle w:val="Compact"/>
+      </w:pPr>
+      <w:r>
+        <w:t xml:space="preserve">335 variables heredadas del proyecto anterior.</w:t>
+      </w:r>
+    </w:p>
+    <w:p>
+      <w:pPr>
+        <w:numPr>
+          <w:ilvl w:val="1"/>
+          <w:numId w:val="1025"/>
+        </w:numPr>
+        <w:pStyle w:val="Compact"/>
+      </w:pPr>
+      <w:r>
+        <w:t xml:space="preserve">En 24 están identificados la hoja y el campo en el original.</w:t>
+      </w:r>
+    </w:p>
+    <w:p>
+      <w:pPr>
+        <w:numPr>
+          <w:ilvl w:val="1"/>
+          <w:numId w:val="1025"/>
+        </w:numPr>
+        <w:pStyle w:val="Compact"/>
+      </w:pPr>
+      <w:r>
+        <w:t xml:space="preserve">En 229 el campo está por confirmar.</w:t>
+      </w:r>
+    </w:p>
+    <w:p>
+      <w:pPr>
+        <w:numPr>
+          <w:ilvl w:val="1"/>
+          <w:numId w:val="1025"/>
+        </w:numPr>
+        <w:pStyle w:val="Compact"/>
+      </w:pPr>
+      <w:r>
+        <w:t xml:space="preserve">79 dependen de brechas: 48 sin original y 31 con un original parcial.</w:t>
+      </w:r>
+    </w:p>
+    <w:p>
+      <w:pPr>
+        <w:numPr>
+          <w:ilvl w:val="1"/>
+          <w:numId w:val="1025"/>
+        </w:numPr>
+        <w:pStyle w:val="Compact"/>
+      </w:pPr>
+      <w:r>
+        <w:t xml:space="preserve">3 no tienen fuente.</w:t>
+      </w:r>
+    </w:p>
+    <w:p>
+      <w:pPr>
+        <w:numPr>
+          <w:ilvl w:val="1"/>
+          <w:numId w:val="1025"/>
+        </w:numPr>
+        <w:pStyle w:val="Compact"/>
+      </w:pPr>
+      <w:r>
+        <w:t xml:space="preserve">5 filas no tienen identificador.</w:t>
+      </w:r>
+    </w:p>
+    <w:p>
+      <w:pPr>
+        <w:numPr>
+          <w:ilvl w:val="0"/>
           <w:numId w:val="1024"/>
-        </w:numPr>
-        <w:pStyle w:val="Compact"/>
-      </w:pPr>
-      <w:r>
-        <w:t xml:space="preserve">335 variables heredadas del proyecto anterior.</w:t>
-      </w:r>
-    </w:p>
-    <w:p>
-      <w:pPr>
-        <w:numPr>
-          <w:ilvl w:val="1"/>
-          <w:numId w:val="1024"/>
-        </w:numPr>
-        <w:pStyle w:val="Compact"/>
-      </w:pPr>
-      <w:r>
-        <w:t xml:space="preserve">En 24 están identificados la hoja y el campo en el original.</w:t>
-      </w:r>
-    </w:p>
-    <w:p>
-      <w:pPr>
-        <w:numPr>
-          <w:ilvl w:val="1"/>
-          <w:numId w:val="1024"/>
-        </w:numPr>
-        <w:pStyle w:val="Compact"/>
-      </w:pPr>
-      <w:r>
-        <w:t xml:space="preserve">En 229 el campo está por confirmar.</w:t>
-      </w:r>
-    </w:p>
-    <w:p>
-      <w:pPr>
-        <w:numPr>
-          <w:ilvl w:val="1"/>
-          <w:numId w:val="1024"/>
-        </w:numPr>
-        <w:pStyle w:val="Compact"/>
-      </w:pPr>
-      <w:r>
-        <w:t xml:space="preserve">79 dependen de brechas: 48 sin original y 31 con un original parcial.</w:t>
-      </w:r>
-    </w:p>
-    <w:p>
-      <w:pPr>
-        <w:numPr>
-          <w:ilvl w:val="1"/>
-          <w:numId w:val="1024"/>
-        </w:numPr>
-        <w:pStyle w:val="Compact"/>
-      </w:pPr>
-      <w:r>
-        <w:t xml:space="preserve">3 no tienen fuente.</w:t>
-      </w:r>
-    </w:p>
-    <w:p>
-      <w:pPr>
-        <w:numPr>
-          <w:ilvl w:val="1"/>
-          <w:numId w:val="1024"/>
-        </w:numPr>
-        <w:pStyle w:val="Compact"/>
-      </w:pPr>
-      <w:r>
-        <w:t xml:space="preserve">5 filas no tienen identificador.</w:t>
-      </w:r>
-    </w:p>
-    <w:p>
-      <w:pPr>
-        <w:numPr>
-          <w:ilvl w:val="0"/>
-          <w:numId w:val="1023"/>
         </w:numPr>
         <w:pStyle w:val="Compact"/>
       </w:pPr>
@@ -6247,50 +7148,20 @@
           <w:bCs/>
           <w:b/>
         </w:rPr>
-        <w:t xml:space="preserve">Metadatos incompletos:</w:t>
-      </w:r>
-    </w:p>
-    <w:p>
-      <w:pPr>
-        <w:numPr>
-          <w:ilvl w:val="1"/>
-          <w:numId w:val="1025"/>
-        </w:numPr>
-        <w:pStyle w:val="Compact"/>
-      </w:pPr>
-      <w:r>
-        <w:t xml:space="preserve">la URL y la fecha de corte no están registradas para la mayoría de los archivos;</w:t>
-      </w:r>
-    </w:p>
-    <w:p>
-      <w:pPr>
-        <w:numPr>
-          <w:ilvl w:val="1"/>
-          <w:numId w:val="1025"/>
-        </w:numPr>
-        <w:pStyle w:val="Compact"/>
-      </w:pPr>
-      <w:r>
-        <w:t xml:space="preserve">5 entidades están por confirmar;</w:t>
-      </w:r>
-    </w:p>
-    <w:p>
-      <w:pPr>
-        <w:numPr>
-          <w:ilvl w:val="1"/>
-          <w:numId w:val="1025"/>
-        </w:numPr>
-        <w:pStyle w:val="Compact"/>
-      </w:pPr>
-      <w:r>
-        <w:t xml:space="preserve">163 filas no tienen responsable.</w:t>
-      </w:r>
-    </w:p>
-    <w:p>
-      <w:pPr>
-        <w:numPr>
-          <w:ilvl w:val="0"/>
-          <w:numId w:val="1023"/>
+        <w:t xml:space="preserve">Procedencia sin investigar:</w:t>
+      </w:r>
+      <w:r>
+        <w:t xml:space="preserve"> </w:t>
+      </w:r>
+      <w:r>
+        <w:t xml:space="preserve">los 172 archivos están en nivel "por confirmar". Su entidad se asignó por nombre y contenido durante la migración, sin contraste con las publicaciones oficiales.</w:t>
+      </w:r>
+    </w:p>
+    <w:p>
+      <w:pPr>
+        <w:numPr>
+          <w:ilvl w:val="0"/>
+          <w:numId w:val="1024"/>
         </w:numPr>
         <w:pStyle w:val="Compact"/>
       </w:pPr>
@@ -6299,20 +7170,50 @@
           <w:bCs/>
           <w:b/>
         </w:rPr>
-        <w:t xml:space="preserve">Versiones por confirmar:</w:t>
-      </w:r>
-      <w:r>
-        <w:t xml:space="preserve"> </w:t>
-      </w:r>
-      <w:r>
-        <w:t xml:space="preserve">el IRCA de Antioquia frente al histórico nacional, y dos ediciones de mortalidad infantil con las mismas hojas y valores distintos.</w:t>
-      </w:r>
-    </w:p>
-    <w:p>
-      <w:pPr>
-        <w:numPr>
-          <w:ilvl w:val="0"/>
-          <w:numId w:val="1023"/>
+        <w:t xml:space="preserve">Metadatos incompletos:</w:t>
+      </w:r>
+    </w:p>
+    <w:p>
+      <w:pPr>
+        <w:numPr>
+          <w:ilvl w:val="1"/>
+          <w:numId w:val="1026"/>
+        </w:numPr>
+        <w:pStyle w:val="Compact"/>
+      </w:pPr>
+      <w:r>
+        <w:t xml:space="preserve">la URL y la fecha de corte no están registradas para la mayoría de los archivos;</w:t>
+      </w:r>
+    </w:p>
+    <w:p>
+      <w:pPr>
+        <w:numPr>
+          <w:ilvl w:val="1"/>
+          <w:numId w:val="1026"/>
+        </w:numPr>
+        <w:pStyle w:val="Compact"/>
+      </w:pPr>
+      <w:r>
+        <w:t xml:space="preserve">5 entidades están por confirmar;</w:t>
+      </w:r>
+    </w:p>
+    <w:p>
+      <w:pPr>
+        <w:numPr>
+          <w:ilvl w:val="1"/>
+          <w:numId w:val="1026"/>
+        </w:numPr>
+        <w:pStyle w:val="Compact"/>
+      </w:pPr>
+      <w:r>
+        <w:t xml:space="preserve">163 filas no tienen responsable.</w:t>
+      </w:r>
+    </w:p>
+    <w:p>
+      <w:pPr>
+        <w:numPr>
+          <w:ilvl w:val="0"/>
+          <w:numId w:val="1024"/>
         </w:numPr>
         <w:pStyle w:val="Compact"/>
       </w:pPr>
@@ -6321,20 +7222,20 @@
           <w:bCs/>
           <w:b/>
         </w:rPr>
-        <w:t xml:space="preserve">Un original no se puede leer:</w:t>
-      </w:r>
-      <w:r>
-        <w:t xml:space="preserve"> </w:t>
-      </w:r>
-      <w:r>
-        <w:t xml:space="preserve">defunciones no fetales 2022 está protegido con contraseña.</w:t>
-      </w:r>
-    </w:p>
-    <w:p>
-      <w:pPr>
-        <w:numPr>
-          <w:ilvl w:val="0"/>
-          <w:numId w:val="1023"/>
+        <w:t xml:space="preserve">Versiones por confirmar:</w:t>
+      </w:r>
+      <w:r>
+        <w:t xml:space="preserve"> </w:t>
+      </w:r>
+      <w:r>
+        <w:t xml:space="preserve">el IRCA de Antioquia frente al histórico nacional, y dos ediciones de mortalidad infantil con las mismas hojas y valores distintos.</w:t>
+      </w:r>
+    </w:p>
+    <w:p>
+      <w:pPr>
+        <w:numPr>
+          <w:ilvl w:val="0"/>
+          <w:numId w:val="1024"/>
         </w:numPr>
         <w:pStyle w:val="Compact"/>
       </w:pPr>
@@ -6343,38 +7244,20 @@
           <w:bCs/>
           <w:b/>
         </w:rPr>
-        <w:t xml:space="preserve">Vocabulario sin unificar:</w:t>
-      </w:r>
-    </w:p>
-    <w:p>
-      <w:pPr>
-        <w:numPr>
-          <w:ilvl w:val="1"/>
-          <w:numId w:val="1026"/>
-        </w:numPr>
-        <w:pStyle w:val="Compact"/>
-      </w:pPr>
-      <w:r>
-        <w:t xml:space="preserve">unidades con criterios distintos: porcentaje, fracción 0-1 y escala 0-100;</w:t>
-      </w:r>
-    </w:p>
-    <w:p>
-      <w:pPr>
-        <w:numPr>
-          <w:ilvl w:val="1"/>
-          <w:numId w:val="1026"/>
-        </w:numPr>
-        <w:pStyle w:val="Compact"/>
-      </w:pPr>
-      <w:r>
-        <w:t xml:space="preserve">tipos de medida que se solapan: total, cantidad, conteo, numérico.</w:t>
-      </w:r>
-    </w:p>
-    <w:p>
-      <w:pPr>
-        <w:numPr>
-          <w:ilvl w:val="0"/>
-          <w:numId w:val="1023"/>
+        <w:t xml:space="preserve">Un original no se puede leer:</w:t>
+      </w:r>
+      <w:r>
+        <w:t xml:space="preserve"> </w:t>
+      </w:r>
+      <w:r>
+        <w:t xml:space="preserve">defunciones no fetales 2022 está protegido con contraseña.</w:t>
+      </w:r>
+    </w:p>
+    <w:p>
+      <w:pPr>
+        <w:numPr>
+          <w:ilvl w:val="0"/>
+          <w:numId w:val="1024"/>
         </w:numPr>
         <w:pStyle w:val="Compact"/>
       </w:pPr>
@@ -6383,6 +7266,46 @@
           <w:bCs/>
           <w:b/>
         </w:rPr>
+        <w:t xml:space="preserve">Vocabulario sin unificar:</w:t>
+      </w:r>
+    </w:p>
+    <w:p>
+      <w:pPr>
+        <w:numPr>
+          <w:ilvl w:val="1"/>
+          <w:numId w:val="1027"/>
+        </w:numPr>
+        <w:pStyle w:val="Compact"/>
+      </w:pPr>
+      <w:r>
+        <w:t xml:space="preserve">unidades con criterios distintos: porcentaje, fracción 0-1 y escala 0-100;</w:t>
+      </w:r>
+    </w:p>
+    <w:p>
+      <w:pPr>
+        <w:numPr>
+          <w:ilvl w:val="1"/>
+          <w:numId w:val="1027"/>
+        </w:numPr>
+        <w:pStyle w:val="Compact"/>
+      </w:pPr>
+      <w:r>
+        <w:t xml:space="preserve">tipos de medida que se solapan: total, cantidad, conteo, numérico.</w:t>
+      </w:r>
+    </w:p>
+    <w:p>
+      <w:pPr>
+        <w:numPr>
+          <w:ilvl w:val="0"/>
+          <w:numId w:val="1024"/>
+        </w:numPr>
+        <w:pStyle w:val="Compact"/>
+      </w:pPr>
+      <w:r>
+        <w:rPr>
+          <w:bCs/>
+          <w:b/>
+        </w:rPr>
         <w:t xml:space="preserve">Validación externa:</w:t>
       </w:r>
       <w:r>
@@ -6392,14 +7315,14 @@
         <w:t xml:space="preserve">la única contrastada es la del proyecto anterior, que comparó una sola provincia contra su informe publicado. Los originales se verificaron por integridad y contenido, no contra las entidades.</w:t>
       </w:r>
     </w:p>
-    <w:bookmarkEnd w:id="35"/>
-    <w:bookmarkStart w:id="36" w:name="X9834f9116cafbbefca979d92a2e1c77c07b0fe7"/>
+    <w:bookmarkEnd w:id="36"/>
+    <w:bookmarkStart w:id="37" w:name="X272f8d5db8c3e6b046deceb2128a2d39033bf45"/>
     <w:p>
       <w:pPr>
         <w:pStyle w:val="Heading2"/>
       </w:pPr>
       <w:r>
-        <w:t xml:space="preserve">17. Control del documento</w:t>
+        <w:t xml:space="preserve">18. Control del documento</w:t>
       </w:r>
     </w:p>
     <w:tbl>
@@ -6562,6 +7485,68 @@
           </w:p>
         </w:tc>
       </w:tr>
+      <w:tr>
+        <w:tc>
+          <w:tcPr/>
+          <w:p>
+            <w:pPr>
+              <w:pStyle w:val="Compact"/>
+              <w:jc w:val="left"/>
+            </w:pPr>
+            <w:r>
+              <w:rPr>
+                <w:sz w:val="18"/>
+              </w:rPr>
+              <w:t xml:space="preserve">0.2</w:t>
+            </w:r>
+          </w:p>
+        </w:tc>
+        <w:tc>
+          <w:tcPr/>
+          <w:p>
+            <w:pPr>
+              <w:pStyle w:val="Compact"/>
+              <w:jc w:val="left"/>
+            </w:pPr>
+            <w:r>
+              <w:rPr>
+                <w:sz w:val="18"/>
+              </w:rPr>
+              <w:t xml:space="preserve">2026-09-17</w:t>
+            </w:r>
+          </w:p>
+        </w:tc>
+        <w:tc>
+          <w:tcPr/>
+          <w:p>
+            <w:pPr>
+              <w:pStyle w:val="Compact"/>
+              <w:jc w:val="left"/>
+            </w:pPr>
+            <w:r>
+              <w:rPr>
+                <w:sz w:val="18"/>
+              </w:rPr>
+              <w:t xml:space="preserve">Estructura 00_Documentacion/01_Datos; manifiesto de integridad propio del repositorio; protocolo de investigación de procedencia</w:t>
+            </w:r>
+          </w:p>
+        </w:tc>
+        <w:tc>
+          <w:tcPr/>
+          <w:p>
+            <w:pPr>
+              <w:pStyle w:val="Compact"/>
+              <w:jc w:val="left"/>
+            </w:pPr>
+            <w:r>
+              <w:rPr>
+                <w:sz w:val="18"/>
+              </w:rPr>
+              <w:t xml:space="preserve">Pendiente</w:t>
+            </w:r>
+          </w:p>
+        </w:tc>
+      </w:tr>
     </w:tbl>
     <w:p>
       <w:pPr>
@@ -6575,7 +7560,7 @@
       <w:pPr>
         <w:numPr>
           <w:ilvl w:val="0"/>
-          <w:numId w:val="1027"/>
+          <w:numId w:val="1028"/>
         </w:numPr>
         <w:pStyle w:val="Compact"/>
       </w:pPr>
@@ -6587,19 +7572,19 @@
       <w:pPr>
         <w:numPr>
           <w:ilvl w:val="0"/>
-          <w:numId w:val="1027"/>
-        </w:numPr>
-        <w:pStyle w:val="Compact"/>
-      </w:pPr>
-      <w:r>
-        <w:t xml:space="preserve">cuando se cierra una brecha de prioridad alta;</w:t>
-      </w:r>
-    </w:p>
-    <w:p>
-      <w:pPr>
-        <w:numPr>
-          <w:ilvl w:val="0"/>
-          <w:numId w:val="1027"/>
+          <w:numId w:val="1028"/>
+        </w:numPr>
+        <w:pStyle w:val="Compact"/>
+      </w:pPr>
+      <w:r>
+        <w:t xml:space="preserve">cuando se cierra una brecha de prioridad alta o cambia el nivel de procedencia de un grupo de archivos;</w:t>
+      </w:r>
+    </w:p>
+    <w:p>
+      <w:pPr>
+        <w:numPr>
+          <w:ilvl w:val="0"/>
+          <w:numId w:val="1028"/>
         </w:numPr>
         <w:pStyle w:val="Compact"/>
       </w:pPr>
@@ -6612,11 +7597,11 @@
         <w:pStyle w:val="FirstParagraph"/>
       </w:pPr>
       <w:r>
-        <w:t xml:space="preserve">Las cifras de las secciones 3, 5, 13 y 16 deben coincidir con el registro de fuentes y variables. Si no coinciden, manda el registro.</w:t>
-      </w:r>
-    </w:p>
-    <w:bookmarkEnd w:id="36"/>
+        <w:t xml:space="preserve">Las cifras de las secciones 3, 5, 14 y 17 deben coincidir con el registro de fuentes y variables. Si no coinciden, manda el registro.</w:t>
+      </w:r>
+    </w:p>
     <w:bookmarkEnd w:id="37"/>
+    <w:bookmarkEnd w:id="38"/>
     <w:sectPr>
       <w:pgMar w:left="1247" w:right="1247" w:top="1134" w:bottom="1134"/>
     </w:sectPr>
@@ -6968,34 +7953,7 @@
     <w:abstractNumId w:val="991"/>
   </w:num>
   <w:num w:numId="1018">
-    <w:abstractNumId w:val="99411"/>
-    <w:lvlOverride w:ilvl="0">
-      <w:startOverride w:val="1"/>
-    </w:lvlOverride>
-    <w:lvlOverride w:ilvl="1">
-      <w:startOverride w:val="1"/>
-    </w:lvlOverride>
-    <w:lvlOverride w:ilvl="2">
-      <w:startOverride w:val="1"/>
-    </w:lvlOverride>
-    <w:lvlOverride w:ilvl="3">
-      <w:startOverride w:val="1"/>
-    </w:lvlOverride>
-    <w:lvlOverride w:ilvl="4">
-      <w:startOverride w:val="1"/>
-    </w:lvlOverride>
-    <w:lvlOverride w:ilvl="5">
-      <w:startOverride w:val="1"/>
-    </w:lvlOverride>
-    <w:lvlOverride w:ilvl="6">
-      <w:startOverride w:val="1"/>
-    </w:lvlOverride>
-    <w:lvlOverride w:ilvl="7">
-      <w:startOverride w:val="1"/>
-    </w:lvlOverride>
-    <w:lvlOverride w:ilvl="8">
-      <w:startOverride w:val="1"/>
-    </w:lvlOverride>
+    <w:abstractNumId w:val="991"/>
   </w:num>
   <w:num w:numId="1019">
     <w:abstractNumId w:val="99411"/>
@@ -7058,7 +8016,34 @@
     </w:lvlOverride>
   </w:num>
   <w:num w:numId="1021">
-    <w:abstractNumId w:val="991"/>
+    <w:abstractNumId w:val="99411"/>
+    <w:lvlOverride w:ilvl="0">
+      <w:startOverride w:val="1"/>
+    </w:lvlOverride>
+    <w:lvlOverride w:ilvl="1">
+      <w:startOverride w:val="1"/>
+    </w:lvlOverride>
+    <w:lvlOverride w:ilvl="2">
+      <w:startOverride w:val="1"/>
+    </w:lvlOverride>
+    <w:lvlOverride w:ilvl="3">
+      <w:startOverride w:val="1"/>
+    </w:lvlOverride>
+    <w:lvlOverride w:ilvl="4">
+      <w:startOverride w:val="1"/>
+    </w:lvlOverride>
+    <w:lvlOverride w:ilvl="5">
+      <w:startOverride w:val="1"/>
+    </w:lvlOverride>
+    <w:lvlOverride w:ilvl="6">
+      <w:startOverride w:val="1"/>
+    </w:lvlOverride>
+    <w:lvlOverride w:ilvl="7">
+      <w:startOverride w:val="1"/>
+    </w:lvlOverride>
+    <w:lvlOverride w:ilvl="8">
+      <w:startOverride w:val="1"/>
+    </w:lvlOverride>
   </w:num>
   <w:num w:numId="1022">
     <w:abstractNumId w:val="991"/>
@@ -7076,6 +8061,9 @@
     <w:abstractNumId w:val="991"/>
   </w:num>
   <w:num w:numId="1027">
+    <w:abstractNumId w:val="991"/>
+  </w:num>
+  <w:num w:numId="1028">
     <w:abstractNumId w:val="991"/>
   </w:num>
 </w:numbering>

--- a/00_Documentacion/anexo_metodologico_Data-Gobierno-Democracia.docx
+++ b/00_Documentacion/anexo_metodologico_Data-Gobierno-Democracia.docx
@@ -1451,6 +1451,43 @@
         <w:t xml:space="preserve">"por confirmar" para lo que falta verificar y "decisión por tomar" para lo que requiere aprobación humana.</w:t>
       </w:r>
     </w:p>
+    <w:p>
+      <w:pPr>
+        <w:numPr>
+          <w:ilvl w:val="0"/>
+          <w:numId w:val="1005"/>
+        </w:numPr>
+        <w:pStyle w:val="Compact"/>
+      </w:pPr>
+      <w:r>
+        <w:rPr>
+          <w:bCs/>
+          <w:b/>
+        </w:rPr>
+        <w:t xml:space="preserve">README:</w:t>
+      </w:r>
+      <w:r>
+        <w:t xml:space="preserve"> </w:t>
+      </w:r>
+      <w:r>
+        <w:t xml:space="preserve">cada carpeta tiene un</w:t>
+      </w:r>
+      <w:r>
+        <w:t xml:space="preserve"> </w:t>
+      </w:r>
+      <w:r>
+        <w:rPr>
+          <w:rStyle w:val="VerbatimChar"/>
+        </w:rPr>
+        <w:t xml:space="preserve">README.md</w:t>
+      </w:r>
+      <w:r>
+        <w:t xml:space="preserve"> </w:t>
+      </w:r>
+      <w:r>
+        <w:t xml:space="preserve">con contexto breve (qué entidad o producto contiene y la lista de archivos). Los README son documentación, no datos: no van en el registro ni en el manifiesto.</w:t>
+      </w:r>
+    </w:p>
     <w:bookmarkEnd w:id="23"/>
     <w:bookmarkStart w:id="24" w:name="X1d69c56f5fb85a2e226f2ed21ec0596ddbdbe5f"/>
     <w:p>
@@ -1684,7 +1721,22 @@
         <w:pStyle w:val="FirstParagraph"/>
       </w:pPr>
       <w:r>
-        <w:t xml:space="preserve">En la raíz solo están los dos archivos de control: el registro de fuentes y variables, y el manifiesto (sección 9). Los datos viven únicamente en</w:t>
+        <w:t xml:space="preserve">En la raíz están el</w:t>
+      </w:r>
+      <w:r>
+        <w:t xml:space="preserve"> </w:t>
+      </w:r>
+      <w:r>
+        <w:rPr>
+          <w:rStyle w:val="VerbatimChar"/>
+        </w:rPr>
+        <w:t xml:space="preserve">README.md</w:t>
+      </w:r>
+      <w:r>
+        <w:t xml:space="preserve"> </w:t>
+      </w:r>
+      <w:r>
+        <w:t xml:space="preserve">general y los dos archivos de control: el registro de fuentes y variables, y el manifiesto (sección 9). Los datos viven únicamente en</w:t>
       </w:r>
       <w:r>
         <w:t xml:space="preserve"> </w:t>
@@ -3560,6 +3612,18 @@
         <w:t xml:space="preserve">01_Datos/</w:t>
       </w:r>
       <w:r>
+        <w:t xml:space="preserve">, sin incluir los</w:t>
+      </w:r>
+      <w:r>
+        <w:t xml:space="preserve"> </w:t>
+      </w:r>
+      <w:r>
+        <w:rPr>
+          <w:rStyle w:val="VerbatimChar"/>
+        </w:rPr>
+        <w:t xml:space="preserve">README.md</w:t>
+      </w:r>
+      <w:r>
         <w:t xml:space="preserve">. El registro dice qué es cada archivo; el manifiesto permite comprobar con un script que están todos y que no cambiaron.</w:t>
       </w:r>
     </w:p>
@@ -4642,7 +4706,32 @@
               <w:rPr>
                 <w:sz w:val="18"/>
               </w:rPr>
-              <w:t xml:space="preserve">Fila en Fuentes con su nivel de procedencia, variables afectadas, fila en el manifiesto</w:t>
+              <w:t xml:space="preserve">Fila en Fuentes con su nivel de procedencia, variables afectadas, fila en el manifiesto y actualización del</w:t>
+            </w:r>
+            <w:r>
+              <w:rPr>
+                <w:sz w:val="18"/>
+              </w:rPr>
+              <w:t xml:space="preserve"> </w:t>
+            </w:r>
+            <w:r>
+              <w:rPr>
+                <w:rStyle w:val="VerbatimChar"/>
+                <w:sz w:val="18"/>
+              </w:rPr>
+              <w:t xml:space="preserve">README.md</w:t>
+            </w:r>
+            <w:r>
+              <w:rPr>
+                <w:sz w:val="18"/>
+              </w:rPr>
+              <w:t xml:space="preserve"> </w:t>
+            </w:r>
+            <w:r>
+              <w:rPr>
+                <w:sz w:val="18"/>
+              </w:rPr>
+              <w:t xml:space="preserve">de la carpeta</w:t>
             </w:r>
           </w:p>
         </w:tc>
@@ -7527,7 +7616,7 @@
               <w:rPr>
                 <w:sz w:val="18"/>
               </w:rPr>
-              <w:t xml:space="preserve">Estructura 00_Documentacion/01_Datos; manifiesto de integridad propio del repositorio; protocolo de investigación de procedencia</w:t>
+              <w:t xml:space="preserve">Estructura 00_Documentacion/01_Datos; manifiesto de integridad propio del repositorio; protocolo de investigación de procedencia; README por carpeta</w:t>
             </w:r>
           </w:p>
         </w:tc>

--- a/00_Documentacion/anexo_metodologico_Data-Gobierno-Democracia.docx
+++ b/00_Documentacion/anexo_metodologico_Data-Gobierno-Democracia.docx
@@ -26,7 +26,7 @@
         <w:t xml:space="preserve"> </w:t>
       </w:r>
       <w:r>
-        <w:t xml:space="preserve">borrador 0.3 ·</w:t>
+        <w:t xml:space="preserve">borrador 0.7 ·</w:t>
       </w:r>
       <w:r>
         <w:t xml:space="preserve"> </w:t>
@@ -651,7 +651,7 @@
         <w:rPr>
           <w:rStyle w:val="VerbatimChar"/>
         </w:rPr>
-        <w:t xml:space="preserve">├── 00_Documentacion/        (este anexo y la bitácora)</w:t>
+        <w:t xml:space="preserve">├── verificar_integridad.py           (verificación del manifiesto)</w:t>
       </w:r>
       <w:r>
         <w:br/>
@@ -660,6 +660,15 @@
         <w:rPr>
           <w:rStyle w:val="VerbatimChar"/>
         </w:rPr>
+        <w:t xml:space="preserve">├── 00_Documentacion/  (este anexo)</w:t>
+      </w:r>
+      <w:r>
+        <w:br/>
+      </w:r>
+      <w:r>
+        <w:rPr>
+          <w:rStyle w:val="VerbatimChar"/>
+        </w:rPr>
         <w:t xml:space="preserve">└── 01_Datos/</w:t>
       </w:r>
       <w:r>
@@ -795,7 +804,7 @@
         <w:rPr>
           <w:rStyle w:val="VerbatimChar"/>
         </w:rPr>
-        <w:t xml:space="preserve">    ├── IDEAM/  MEN/  Migracion_Colombia_SITA/  Parques_Nacionales_RUNAP/</w:t>
+        <w:t xml:space="preserve">    ├── IDEAM/  MEN/  Migracion_Colombia_SITA/  MinTIC/  Parques_Nacionales_RUNAP/</w:t>
       </w:r>
       <w:r>
         <w:br/>
@@ -839,7 +848,7 @@
         <w:pStyle w:val="FirstParagraph"/>
       </w:pPr>
       <w:r>
-        <w:t xml:space="preserve">En la raíz solo están los dos archivos de control: el registro de fuentes y variables, y el manifiesto (sección 9). Los datos viven únicamente en</w:t>
+        <w:t xml:space="preserve">En la raíz solo están los archivos de control: el registro de fuentes y variables, el manifiesto y el script que lo verifica (sección 9). Los datos viven únicamente en</w:t>
       </w:r>
       <w:r>
         <w:t xml:space="preserve"> </w:t>
@@ -875,6 +884,29 @@
       </w:pPr>
       <w:r>
         <w:t xml:space="preserve">Las carpetas que empiezan por guion bajo son transitorias. Un archivo sale de ellas cuando se confirma su entidad o se consigue el original de cada parte.</w:t>
+      </w:r>
+    </w:p>
+    <w:p>
+      <w:pPr>
+        <w:pStyle w:val="BodyText"/>
+      </w:pPr>
+      <w:r>
+        <w:t xml:space="preserve">Los originales de más de 100 MB también viven en la carpeta de su entidad, pero no se versionan: están listados en</w:t>
+      </w:r>
+      <w:r>
+        <w:t xml:space="preserve"> </w:t>
+      </w:r>
+      <w:r>
+        <w:rPr>
+          <w:rStyle w:val="VerbatimChar"/>
+        </w:rPr>
+        <w:t xml:space="preserve">.gitignore</w:t>
+      </w:r>
+      <w:r>
+        <w:t xml:space="preserve"> </w:t>
+      </w:r>
+      <w:r>
+        <w:t xml:space="preserve">y lo que viaja al repositorio remoto es su conversión (sección 10).</w:t>
       </w:r>
     </w:p>
     <w:p>
@@ -1033,7 +1065,7 @@
               <w:jc w:val="left"/>
             </w:pPr>
             <w:r>
-              <w:t xml:space="preserve">13</w:t>
+              <w:t xml:space="preserve">16</w:t>
             </w:r>
           </w:p>
         </w:tc>
@@ -1136,18 +1168,18 @@
               <w:jc w:val="left"/>
             </w:pPr>
             <w:r>
-              <w:t xml:space="preserve">11 entidades con 1 archivo cada una</w:t>
-            </w:r>
-          </w:p>
-        </w:tc>
-        <w:tc>
-          <w:p>
-            <w:pPr>
-              <w:pStyle w:val="Compact"/>
-              <w:jc w:val="left"/>
-            </w:pPr>
-            <w:r>
-              <w:t xml:space="preserve">11</w:t>
+              <w:t xml:space="preserve">12 entidades con 1 archivo cada una</w:t>
+            </w:r>
+          </w:p>
+        </w:tc>
+        <w:tc>
+          <w:p>
+            <w:pPr>
+              <w:pStyle w:val="Compact"/>
+              <w:jc w:val="left"/>
+            </w:pPr>
+            <w:r>
+              <w:t xml:space="preserve">12</w:t>
             </w:r>
           </w:p>
         </w:tc>
@@ -1231,7 +1263,7 @@
               <w:rPr>
                 <w:b/>
               </w:rPr>
-              <w:t xml:space="preserve">Total</w:t>
+              <w:t xml:space="preserve">Total versionado</w:t>
             </w:r>
           </w:p>
         </w:tc>
@@ -1245,7 +1277,7 @@
               <w:rPr>
                 <w:b/>
               </w:rPr>
-              <w:t xml:space="preserve">172</w:t>
+              <w:t xml:space="preserve">176</w:t>
             </w:r>
           </w:p>
         </w:tc>
@@ -1256,7 +1288,30 @@
         <w:pStyle w:val="BodyText"/>
       </w:pPr>
       <w:r>
-        <w:t xml:space="preserve">De los 120 archivos de la Gobernación, 91 son las tablas municipales POTA.</w:t>
+        <w:t xml:space="preserve">De los 120 archivos de la Gobernación, 91 son las tablas municipales POTA. Los 16 del DANE incluyen las tres hojas de las proyecciones por edad simple convertidas a parquet.</w:t>
+      </w:r>
+    </w:p>
+    <w:p>
+      <w:pPr>
+        <w:pStyle w:val="BodyText"/>
+      </w:pPr>
+      <w:r>
+        <w:t xml:space="preserve">Además hay</w:t>
+      </w:r>
+      <w:r>
+        <w:t xml:space="preserve"> </w:t>
+      </w:r>
+      <w:r>
+        <w:rPr>
+          <w:b/>
+        </w:rPr>
+        <w:t xml:space="preserve">3 originales pesados</w:t>
+      </w:r>
+      <w:r>
+        <w:t xml:space="preserve"> </w:t>
+      </w:r>
+      <w:r>
+        <w:t xml:space="preserve">en el disco que no se versionan (sección 10).</w:t>
       </w:r>
     </w:p>
     <w:p>
@@ -1450,6 +1505,82 @@
           </w:p>
         </w:tc>
       </w:tr>
+      <w:tr>
+        <w:tc>
+          <w:p>
+            <w:pPr>
+              <w:pStyle w:val="Compact"/>
+              <w:jc w:val="left"/>
+            </w:pPr>
+            <w:r>
+              <w:rPr>
+                <w:b/>
+              </w:rPr>
+              <w:t xml:space="preserve">D. Conversión de formato</w:t>
+            </w:r>
+          </w:p>
+        </w:tc>
+        <w:tc>
+          <w:p>
+            <w:pPr>
+              <w:pStyle w:val="Compact"/>
+              <w:jc w:val="left"/>
+            </w:pPr>
+            <w:r>
+              <w:t xml:space="preserve">Excepción única para un original de más de 100 MB, que no cabe en el repositorio remoto: el mismo contenido en parquet, sin cambiar valores, con el MD5 del original y la referencia de la conversión.</w:t>
+            </w:r>
+          </w:p>
+        </w:tc>
+        <w:tc>
+          <w:p>
+            <w:pPr>
+              <w:pStyle w:val="Compact"/>
+              <w:jc w:val="left"/>
+            </w:pPr>
+            <w:r>
+              <w:t xml:space="preserve">Sí, bajo el protocolo de la sección 10</w:t>
+            </w:r>
+          </w:p>
+        </w:tc>
+      </w:tr>
+      <w:tr>
+        <w:tc>
+          <w:p>
+            <w:pPr>
+              <w:pStyle w:val="Compact"/>
+              <w:jc w:val="left"/>
+            </w:pPr>
+            <w:r>
+              <w:rPr>
+                <w:b/>
+              </w:rPr>
+              <w:t xml:space="preserve">E. Original anonimizado</w:t>
+            </w:r>
+          </w:p>
+        </w:tc>
+        <w:tc>
+          <w:p>
+            <w:pPr>
+              <w:pStyle w:val="Compact"/>
+              <w:jc w:val="left"/>
+            </w:pPr>
+            <w:r>
+              <w:t xml:space="preserve">Excepción para un original que contiene identificadores directos de personas: el mismo archivo sin esos campos. Solo se admite cuando el original no puede circular tal como está.</w:t>
+            </w:r>
+          </w:p>
+        </w:tc>
+        <w:tc>
+          <w:p>
+            <w:pPr>
+              <w:pStyle w:val="Compact"/>
+              <w:jc w:val="left"/>
+            </w:pPr>
+            <w:r>
+              <w:t xml:space="preserve">Sí, bajo el protocolo de la sección 10.5</w:t>
+            </w:r>
+          </w:p>
+        </w:tc>
+      </w:tr>
     </w:tbl>
     <w:p>
       <w:pPr>
@@ -1508,6 +1639,45 @@
       </w:pPr>
       <w:r>
         <w:t xml:space="preserve">Los archivos B se revisan periódicamente para sustituirlos por la descarga directa cuando esté disponible.</w:t>
+      </w:r>
+    </w:p>
+    <w:p>
+      <w:pPr>
+        <w:numPr>
+          <w:ilvl w:val="0"/>
+          <w:numId w:val="1004"/>
+        </w:numPr>
+        <w:pStyle w:val="Compact"/>
+      </w:pPr>
+      <w:r>
+        <w:t xml:space="preserve">La categoría D solo se usa por peso. Si un original cabe en el repositorio, entra tal cual: no se convierte</w:t>
+      </w:r>
+      <w:r>
+        <w:t xml:space="preserve"> </w:t>
+      </w:r>
+      <w:r>
+        <w:t xml:space="preserve">“</w:t>
+      </w:r>
+      <w:r>
+        <w:t xml:space="preserve">para que pese menos</w:t>
+      </w:r>
+      <w:r>
+        <w:t xml:space="preserve">”</w:t>
+      </w:r>
+      <w:r>
+        <w:t xml:space="preserve">.</w:t>
+      </w:r>
+    </w:p>
+    <w:p>
+      <w:pPr>
+        <w:numPr>
+          <w:ilvl w:val="0"/>
+          <w:numId w:val="1004"/>
+        </w:numPr>
+        <w:pStyle w:val="Compact"/>
+      </w:pPr>
+      <w:r>
+        <w:t xml:space="preserve">La categoría E solo se usa por protección de datos, y cada uso lo aprueba una persona. El original con identificadores nunca se versiona ni se publica.</w:t>
       </w:r>
     </w:p>
     <w:p>
@@ -2420,7 +2590,7 @@
         <w:t xml:space="preserve">manifiesto_integridad.csv</w:t>
       </w:r>
       <w:r>
-        <w:t xml:space="preserve">, en la raíz): una fila por cada archivo de</w:t>
+        <w:t xml:space="preserve">, en la raíz): una fila por cada archivo versionado de</w:t>
       </w:r>
       <w:r>
         <w:t xml:space="preserve"> </w:t>
@@ -2432,7 +2602,10 @@
         <w:t xml:space="preserve">01_Datos/</w:t>
       </w:r>
       <w:r>
-        <w:t xml:space="preserve">, con ruta, nombre, categoría, peso en bytes, MD5 y fecha de ingreso. Solo describe el contenido de este repositorio y se genera recorriendo</w:t>
+        <w:t xml:space="preserve"> </w:t>
+      </w:r>
+      <w:r>
+        <w:t xml:space="preserve">(los originales pesados no versionados quedan fuera, con su MD5 en el registro), con ruta, nombre, categoría, peso en bytes, MD5 y fecha de ingreso. Solo describe el contenido de este repositorio y se genera recorriendo</w:t>
       </w:r>
       <w:r>
         <w:t xml:space="preserve"> </w:t>
@@ -2465,7 +2638,22 @@
         <w:t xml:space="preserve"> </w:t>
       </w:r>
       <w:r>
-        <w:t xml:space="preserve">se recalcula el MD5 de cada archivo y se compara con el manifiesto antes de cada publicación y después de cualquier movimiento de carpetas. Hay tres resultados posibles:</w:t>
+        <w:t xml:space="preserve">se ejecuta</w:t>
+      </w:r>
+      <w:r>
+        <w:t xml:space="preserve"> </w:t>
+      </w:r>
+      <w:r>
+        <w:rPr>
+          <w:rStyle w:val="VerbatimChar"/>
+        </w:rPr>
+        <w:t xml:space="preserve">python verificar_integridad.py</w:t>
+      </w:r>
+      <w:r>
+        <w:t xml:space="preserve"> </w:t>
+      </w:r>
+      <w:r>
+        <w:t xml:space="preserve">desde la raíz del repositorio, antes de cada publicación y después de cualquier movimiento de carpetas. El script recalcula el MD5 de cada archivo, lo compara con el manifiesto y termina con código 1 si algo no cuadra. Hay tres resultados posibles:</w:t>
       </w:r>
     </w:p>
     <w:p>
@@ -2558,19 +2746,20 @@
     </w:p>
     <w:p>
       <w:pPr>
+        <w:pStyle w:val="Heading3"/>
+      </w:pPr>
+      <w:bookmarkStart w:id="31" w:name="regla"/>
+      <w:r>
+        <w:t xml:space="preserve">10.1 Regla</w:t>
+      </w:r>
+      <w:bookmarkEnd w:id="31"/>
+    </w:p>
+    <w:p>
+      <w:pPr>
         <w:pStyle w:val="FirstParagraph"/>
       </w:pPr>
       <w:r>
-        <w:rPr>
-          <w:b/>
-        </w:rPr>
-        <w:t xml:space="preserve">Archivos pesados.</w:t>
-      </w:r>
-      <w:r>
-        <w:t xml:space="preserve"> </w:t>
-      </w:r>
-      <w:r>
-        <w:t xml:space="preserve">Tres originales superan los 100 MB por archivo que admite GitHub:</w:t>
+        <w:t xml:space="preserve">El repositorio remoto no admite archivos de más de 100 MB. Para ellos rige esta excepción:</w:t>
       </w:r>
     </w:p>
     <w:p>
@@ -2582,7 +2771,31 @@
         <w:pStyle w:val="Compact"/>
       </w:pPr>
       <w:r>
-        <w:t xml:space="preserve">líneas de internet fijo de MinTIC (753 MB);</w:t>
+        <w:t xml:space="preserve">el</w:t>
+      </w:r>
+      <w:r>
+        <w:t xml:space="preserve"> </w:t>
+      </w:r>
+      <w:r>
+        <w:rPr>
+          <w:b/>
+        </w:rPr>
+        <w:t xml:space="preserve">original se queda en la carpeta de su entidad</w:t>
+      </w:r>
+      <w:r>
+        <w:t xml:space="preserve">, en el disco, y se lista en</w:t>
+      </w:r>
+      <w:r>
+        <w:t xml:space="preserve"> </w:t>
+      </w:r>
+      <w:r>
+        <w:rPr>
+          <w:rStyle w:val="VerbatimChar"/>
+        </w:rPr>
+        <w:t xml:space="preserve">.gitignore</w:t>
+      </w:r>
+      <w:r>
+        <w:t xml:space="preserve">: nunca se sube ni se borra;</w:t>
       </w:r>
     </w:p>
     <w:p>
@@ -2594,7 +2807,19 @@
         <w:pStyle w:val="Compact"/>
       </w:pPr>
       <w:r>
-        <w:t xml:space="preserve">proyecciones de población DANE por edad simple (132 MB);</w:t>
+        <w:t xml:space="preserve">el repositorio versiona su</w:t>
+      </w:r>
+      <w:r>
+        <w:t xml:space="preserve"> </w:t>
+      </w:r>
+      <w:r>
+        <w:rPr>
+          <w:b/>
+        </w:rPr>
+        <w:t xml:space="preserve">conversión a parquet</w:t>
+      </w:r>
+      <w:r>
+        <w:t xml:space="preserve">, registrada como categoría D;</w:t>
       </w:r>
     </w:p>
     <w:p>
@@ -2606,7 +2831,58 @@
         <w:pStyle w:val="Compact"/>
       </w:pPr>
       <w:r>
-        <w:t xml:space="preserve">encuesta de percepción de seguridad (105 MB).</w:t>
+        <w:t xml:space="preserve">el registro conserva las dos filas: la del original (con su MD5, su peso y la marca de no versionado) y la del parquet;</w:t>
+      </w:r>
+    </w:p>
+    <w:p>
+      <w:pPr>
+        <w:numPr>
+          <w:ilvl w:val="0"/>
+          <w:numId w:val="1011"/>
+        </w:numPr>
+        <w:pStyle w:val="Compact"/>
+      </w:pPr>
+      <w:r>
+        <w:t xml:space="preserve">el</w:t>
+      </w:r>
+      <w:r>
+        <w:t xml:space="preserve"> </w:t>
+      </w:r>
+      <w:r>
+        <w:rPr>
+          <w:b/>
+        </w:rPr>
+        <w:t xml:space="preserve">manifiesto solo cubre los archivos versionados</w:t>
+      </w:r>
+      <w:r>
+        <w:t xml:space="preserve">, porque sirve para comprobar que un clon está completo. La integridad del original se comprueba con el MD5 que guarda el registro;</w:t>
+      </w:r>
+    </w:p>
+    <w:p>
+      <w:pPr>
+        <w:numPr>
+          <w:ilvl w:val="0"/>
+          <w:numId w:val="1011"/>
+        </w:numPr>
+        <w:pStyle w:val="Compact"/>
+      </w:pPr>
+      <w:r>
+        <w:t xml:space="preserve">el equipo mantiene además una</w:t>
+      </w:r>
+      <w:r>
+        <w:t xml:space="preserve"> </w:t>
+      </w:r>
+      <w:r>
+        <w:rPr>
+          <w:b/>
+        </w:rPr>
+        <w:t xml:space="preserve">copia de respaldo del original</w:t>
+      </w:r>
+      <w:r>
+        <w:t xml:space="preserve"> </w:t>
+      </w:r>
+      <w:r>
+        <w:t xml:space="preserve">fuera del computador de trabajo.</w:t>
       </w:r>
     </w:p>
     <w:p>
@@ -2617,13 +2893,13 @@
         <w:rPr>
           <w:b/>
         </w:rPr>
-        <w:t xml:space="preserve">Decisión por tomar:</w:t>
-      </w:r>
-      <w:r>
-        <w:t xml:space="preserve"> </w:t>
-      </w:r>
-      <w:r>
-        <w:t xml:space="preserve">almacenamiento externo con referencia en el registro, Git LFS u otra opción. Mientras tanto están registrados, pero no copiados.</w:t>
+        <w:t xml:space="preserve">Lo que la conversión no es.</w:t>
+      </w:r>
+      <w:r>
+        <w:t xml:space="preserve"> </w:t>
+      </w:r>
+      <w:r>
+        <w:t xml:space="preserve">Un parquet no reproduce el archivo original byte a byte: al convertir se decide dónde empieza el encabezado, cómo se nombran las columnas y qué tipo tiene cada una. Revertirlo devuelve una tabla equivalente, no el archivo de la entidad. Por eso el original nunca se borra y el MD5 que vale como huella del dato original es el suyo.</w:t>
       </w:r>
     </w:p>
     <w:p>
@@ -2634,13 +2910,995 @@
         <w:rPr>
           <w:b/>
         </w:rPr>
-        <w:t xml:space="preserve">Registros individuales.</w:t>
-      </w:r>
-      <w:r>
-        <w:t xml:space="preserve"> </w:t>
-      </w:r>
-      <w:r>
-        <w:t xml:space="preserve">Algunos archivos contienen un registro por persona, caso, titular o predio, aunque estén anonimizados:</w:t>
+        <w:t xml:space="preserve">Qué se documenta en cada conversión:</w:t>
+      </w:r>
+      <w:r>
+        <w:t xml:space="preserve"> </w:t>
+      </w:r>
+      <w:r>
+        <w:t xml:space="preserve">archivo de origen y su MD5, hoja convertida, filas y columnas resultantes, qué se omitió (portadas, filas vacías), herramienta y fecha. Los parquet de este repositorio llevan esos datos dentro del propio archivo, en sus metadatos.</w:t>
+      </w:r>
+    </w:p>
+    <w:p>
+      <w:pPr>
+        <w:pStyle w:val="BodyText"/>
+      </w:pPr>
+      <w:r>
+        <w:rPr>
+          <w:b/>
+        </w:rPr>
+        <w:t xml:space="preserve">Verificación antes de aceptar una conversión:</w:t>
+      </w:r>
+      <w:r>
+        <w:t xml:space="preserve"> </w:t>
+      </w:r>
+      <w:r>
+        <w:t xml:space="preserve">mismo número de filas útiles y de columnas, y coincidencia de una suma de control (por ejemplo, el total de una columna numérica) entre el original y el parquet.</w:t>
+      </w:r>
+    </w:p>
+    <w:p>
+      <w:pPr>
+        <w:pStyle w:val="Heading3"/>
+      </w:pPr>
+      <w:bookmarkStart w:id="32" w:name="cómo-convertir-y-revertir-en-r"/>
+      <w:r>
+        <w:t xml:space="preserve">10.2 Cómo convertir y revertir en R</w:t>
+      </w:r>
+      <w:bookmarkEnd w:id="32"/>
+    </w:p>
+    <w:p>
+      <w:pPr>
+        <w:pStyle w:val="SourceCode"/>
+      </w:pPr>
+      <w:r>
+        <w:rPr>
+          <w:rStyle w:val="CommentTok"/>
+        </w:rPr>
+        <w:t xml:space="preserve"># install.packages(c("arrow", "readr", "readxl", "writexl", "dplyr"))</w:t>
+      </w:r>
+      <w:r>
+        <w:br/>
+      </w:r>
+      <w:r>
+        <w:rPr>
+          <w:rStyle w:val="KeywordTok"/>
+        </w:rPr>
+        <w:t xml:space="preserve">library</w:t>
+      </w:r>
+      <w:r>
+        <w:rPr>
+          <w:rStyle w:val="NormalTok"/>
+        </w:rPr>
+        <w:t xml:space="preserve">(arrow)</w:t>
+      </w:r>
+      <w:r>
+        <w:br/>
+      </w:r>
+      <w:r>
+        <w:br/>
+      </w:r>
+      <w:r>
+        <w:rPr>
+          <w:rStyle w:val="CommentTok"/>
+        </w:rPr>
+        <w:t xml:space="preserve"># --- CSV grande a parquet -------------------------------------------------</w:t>
+      </w:r>
+      <w:r>
+        <w:br/>
+      </w:r>
+      <w:r>
+        <w:rPr>
+          <w:rStyle w:val="NormalTok"/>
+        </w:rPr>
+        <w:t xml:space="preserve">datos &lt;-</w:t>
+      </w:r>
+      <w:r>
+        <w:rPr>
+          <w:rStyle w:val="StringTok"/>
+        </w:rPr>
+        <w:t xml:space="preserve"> </w:t>
+      </w:r>
+      <w:r>
+        <w:rPr>
+          <w:rStyle w:val="NormalTok"/>
+        </w:rPr>
+        <w:t xml:space="preserve">readr</w:t>
+      </w:r>
+      <w:r>
+        <w:rPr>
+          <w:rStyle w:val="OperatorTok"/>
+        </w:rPr>
+        <w:t xml:space="preserve">::</w:t>
+      </w:r>
+      <w:r>
+        <w:rPr>
+          <w:rStyle w:val="KeywordTok"/>
+        </w:rPr>
+        <w:t xml:space="preserve">read_delim</w:t>
+      </w:r>
+      <w:r>
+        <w:rPr>
+          <w:rStyle w:val="NormalTok"/>
+        </w:rPr>
+        <w:t xml:space="preserve">(</w:t>
+      </w:r>
+      <w:r>
+        <w:rPr>
+          <w:rStyle w:val="StringTok"/>
+        </w:rPr>
+        <w:t xml:space="preserve">"EMPAQUETAMIENTO_FIJO_3.csv"</w:t>
+      </w:r>
+      <w:r>
+        <w:rPr>
+          <w:rStyle w:val="NormalTok"/>
+        </w:rPr>
+        <w:t xml:space="preserve">, </w:t>
+      </w:r>
+      <w:r>
+        <w:rPr>
+          <w:rStyle w:val="DataTypeTok"/>
+        </w:rPr>
+        <w:t xml:space="preserve">delim =</w:t>
+      </w:r>
+      <w:r>
+        <w:rPr>
+          <w:rStyle w:val="NormalTok"/>
+        </w:rPr>
+        <w:t xml:space="preserve"> </w:t>
+      </w:r>
+      <w:r>
+        <w:rPr>
+          <w:rStyle w:val="StringTok"/>
+        </w:rPr>
+        <w:t xml:space="preserve">";"</w:t>
+      </w:r>
+      <w:r>
+        <w:rPr>
+          <w:rStyle w:val="NormalTok"/>
+        </w:rPr>
+        <w:t xml:space="preserve">,</w:t>
+      </w:r>
+      <w:r>
+        <w:br/>
+      </w:r>
+      <w:r>
+        <w:rPr>
+          <w:rStyle w:val="NormalTok"/>
+        </w:rPr>
+        <w:t xml:space="preserve">                           </w:t>
+      </w:r>
+      <w:r>
+        <w:rPr>
+          <w:rStyle w:val="DataTypeTok"/>
+        </w:rPr>
+        <w:t xml:space="preserve">locale =</w:t>
+      </w:r>
+      <w:r>
+        <w:rPr>
+          <w:rStyle w:val="NormalTok"/>
+        </w:rPr>
+        <w:t xml:space="preserve"> readr</w:t>
+      </w:r>
+      <w:r>
+        <w:rPr>
+          <w:rStyle w:val="OperatorTok"/>
+        </w:rPr>
+        <w:t xml:space="preserve">::</w:t>
+      </w:r>
+      <w:r>
+        <w:rPr>
+          <w:rStyle w:val="KeywordTok"/>
+        </w:rPr>
+        <w:t xml:space="preserve">locale</w:t>
+      </w:r>
+      <w:r>
+        <w:rPr>
+          <w:rStyle w:val="NormalTok"/>
+        </w:rPr>
+        <w:t xml:space="preserve">(</w:t>
+      </w:r>
+      <w:r>
+        <w:rPr>
+          <w:rStyle w:val="DataTypeTok"/>
+        </w:rPr>
+        <w:t xml:space="preserve">encoding =</w:t>
+      </w:r>
+      <w:r>
+        <w:rPr>
+          <w:rStyle w:val="NormalTok"/>
+        </w:rPr>
+        <w:t xml:space="preserve"> </w:t>
+      </w:r>
+      <w:r>
+        <w:rPr>
+          <w:rStyle w:val="StringTok"/>
+        </w:rPr>
+        <w:t xml:space="preserve">"UTF-8"</w:t>
+      </w:r>
+      <w:r>
+        <w:rPr>
+          <w:rStyle w:val="NormalTok"/>
+        </w:rPr>
+        <w:t xml:space="preserve">))</w:t>
+      </w:r>
+      <w:r>
+        <w:br/>
+      </w:r>
+      <w:r>
+        <w:rPr>
+          <w:rStyle w:val="KeywordTok"/>
+        </w:rPr>
+        <w:t xml:space="preserve">write_parquet</w:t>
+      </w:r>
+      <w:r>
+        <w:rPr>
+          <w:rStyle w:val="NormalTok"/>
+        </w:rPr>
+        <w:t xml:space="preserve">(datos, </w:t>
+      </w:r>
+      <w:r>
+        <w:rPr>
+          <w:rStyle w:val="StringTok"/>
+        </w:rPr>
+        <w:t xml:space="preserve">"EMPAQUETAMIENTO_FIJO_3.parquet"</w:t>
+      </w:r>
+      <w:r>
+        <w:rPr>
+          <w:rStyle w:val="NormalTok"/>
+        </w:rPr>
+        <w:t xml:space="preserve">,</w:t>
+      </w:r>
+      <w:r>
+        <w:br/>
+      </w:r>
+      <w:r>
+        <w:rPr>
+          <w:rStyle w:val="NormalTok"/>
+        </w:rPr>
+        <w:t xml:space="preserve">              </w:t>
+      </w:r>
+      <w:r>
+        <w:rPr>
+          <w:rStyle w:val="DataTypeTok"/>
+        </w:rPr>
+        <w:t xml:space="preserve">compression =</w:t>
+      </w:r>
+      <w:r>
+        <w:rPr>
+          <w:rStyle w:val="NormalTok"/>
+        </w:rPr>
+        <w:t xml:space="preserve"> </w:t>
+      </w:r>
+      <w:r>
+        <w:rPr>
+          <w:rStyle w:val="StringTok"/>
+        </w:rPr>
+        <w:t xml:space="preserve">"zstd"</w:t>
+      </w:r>
+      <w:r>
+        <w:rPr>
+          <w:rStyle w:val="NormalTok"/>
+        </w:rPr>
+        <w:t xml:space="preserve">, </w:t>
+      </w:r>
+      <w:r>
+        <w:rPr>
+          <w:rStyle w:val="DataTypeTok"/>
+        </w:rPr>
+        <w:t xml:space="preserve">compression_level =</w:t>
+      </w:r>
+      <w:r>
+        <w:rPr>
+          <w:rStyle w:val="NormalTok"/>
+        </w:rPr>
+        <w:t xml:space="preserve"> </w:t>
+      </w:r>
+      <w:r>
+        <w:rPr>
+          <w:rStyle w:val="DecValTok"/>
+        </w:rPr>
+        <w:t xml:space="preserve">9</w:t>
+      </w:r>
+      <w:r>
+        <w:rPr>
+          <w:rStyle w:val="NormalTok"/>
+        </w:rPr>
+        <w:t xml:space="preserve">)</w:t>
+      </w:r>
+      <w:r>
+        <w:br/>
+      </w:r>
+      <w:r>
+        <w:br/>
+      </w:r>
+      <w:r>
+        <w:rPr>
+          <w:rStyle w:val="CommentTok"/>
+        </w:rPr>
+        <w:t xml:space="preserve"># --- Hoja de Excel a parquet (skip salta la portada del cuadro) -----------</w:t>
+      </w:r>
+      <w:r>
+        <w:br/>
+      </w:r>
+      <w:r>
+        <w:rPr>
+          <w:rStyle w:val="NormalTok"/>
+        </w:rPr>
+        <w:t xml:space="preserve">hoja &lt;-</w:t>
+      </w:r>
+      <w:r>
+        <w:rPr>
+          <w:rStyle w:val="StringTok"/>
+        </w:rPr>
+        <w:t xml:space="preserve"> </w:t>
+      </w:r>
+      <w:r>
+        <w:rPr>
+          <w:rStyle w:val="NormalTok"/>
+        </w:rPr>
+        <w:t xml:space="preserve">readxl</w:t>
+      </w:r>
+      <w:r>
+        <w:rPr>
+          <w:rStyle w:val="OperatorTok"/>
+        </w:rPr>
+        <w:t xml:space="preserve">::</w:t>
+      </w:r>
+      <w:r>
+        <w:rPr>
+          <w:rStyle w:val="KeywordTok"/>
+        </w:rPr>
+        <w:t xml:space="preserve">read_excel</w:t>
+      </w:r>
+      <w:r>
+        <w:rPr>
+          <w:rStyle w:val="NormalTok"/>
+        </w:rPr>
+        <w:t xml:space="preserve">(</w:t>
+      </w:r>
+      <w:r>
+        <w:rPr>
+          <w:rStyle w:val="StringTok"/>
+        </w:rPr>
+        <w:t xml:space="preserve">"PPED-AreaSexoEdadMun-2018-2042_VP.xlsx"</w:t>
+      </w:r>
+      <w:r>
+        <w:rPr>
+          <w:rStyle w:val="NormalTok"/>
+        </w:rPr>
+        <w:t xml:space="preserve">,</w:t>
+      </w:r>
+      <w:r>
+        <w:br/>
+      </w:r>
+      <w:r>
+        <w:rPr>
+          <w:rStyle w:val="NormalTok"/>
+        </w:rPr>
+        <w:t xml:space="preserve">                           </w:t>
+      </w:r>
+      <w:r>
+        <w:rPr>
+          <w:rStyle w:val="DataTypeTok"/>
+        </w:rPr>
+        <w:t xml:space="preserve">sheet =</w:t>
+      </w:r>
+      <w:r>
+        <w:rPr>
+          <w:rStyle w:val="NormalTok"/>
+        </w:rPr>
+        <w:t xml:space="preserve"> </w:t>
+      </w:r>
+      <w:r>
+        <w:rPr>
+          <w:rStyle w:val="StringTok"/>
+        </w:rPr>
+        <w:t xml:space="preserve">"PobMunicipalxÁreaSexoEdad"</w:t>
+      </w:r>
+      <w:r>
+        <w:rPr>
+          <w:rStyle w:val="NormalTok"/>
+        </w:rPr>
+        <w:t xml:space="preserve">, </w:t>
+      </w:r>
+      <w:r>
+        <w:rPr>
+          <w:rStyle w:val="DataTypeTok"/>
+        </w:rPr>
+        <w:t xml:space="preserve">skip =</w:t>
+      </w:r>
+      <w:r>
+        <w:rPr>
+          <w:rStyle w:val="NormalTok"/>
+        </w:rPr>
+        <w:t xml:space="preserve"> </w:t>
+      </w:r>
+      <w:r>
+        <w:rPr>
+          <w:rStyle w:val="DecValTok"/>
+        </w:rPr>
+        <w:t xml:space="preserve">6</w:t>
+      </w:r>
+      <w:r>
+        <w:rPr>
+          <w:rStyle w:val="NormalTok"/>
+        </w:rPr>
+        <w:t xml:space="preserve">)</w:t>
+      </w:r>
+      <w:r>
+        <w:br/>
+      </w:r>
+      <w:r>
+        <w:rPr>
+          <w:rStyle w:val="KeywordTok"/>
+        </w:rPr>
+        <w:t xml:space="preserve">write_parquet</w:t>
+      </w:r>
+      <w:r>
+        <w:rPr>
+          <w:rStyle w:val="NormalTok"/>
+        </w:rPr>
+        <w:t xml:space="preserve">(hoja, </w:t>
+      </w:r>
+      <w:r>
+        <w:rPr>
+          <w:rStyle w:val="StringTok"/>
+        </w:rPr>
+        <w:t xml:space="preserve">"PPED-AreaSexoEdadMun-2018-2042_VP__PobMunicipalxAreaSexoEdad.parquet"</w:t>
+      </w:r>
+      <w:r>
+        <w:rPr>
+          <w:rStyle w:val="NormalTok"/>
+        </w:rPr>
+        <w:t xml:space="preserve">,</w:t>
+      </w:r>
+      <w:r>
+        <w:br/>
+      </w:r>
+      <w:r>
+        <w:rPr>
+          <w:rStyle w:val="NormalTok"/>
+        </w:rPr>
+        <w:t xml:space="preserve">              </w:t>
+      </w:r>
+      <w:r>
+        <w:rPr>
+          <w:rStyle w:val="DataTypeTok"/>
+        </w:rPr>
+        <w:t xml:space="preserve">compression =</w:t>
+      </w:r>
+      <w:r>
+        <w:rPr>
+          <w:rStyle w:val="NormalTok"/>
+        </w:rPr>
+        <w:t xml:space="preserve"> </w:t>
+      </w:r>
+      <w:r>
+        <w:rPr>
+          <w:rStyle w:val="StringTok"/>
+        </w:rPr>
+        <w:t xml:space="preserve">"zstd"</w:t>
+      </w:r>
+      <w:r>
+        <w:rPr>
+          <w:rStyle w:val="NormalTok"/>
+        </w:rPr>
+        <w:t xml:space="preserve">, </w:t>
+      </w:r>
+      <w:r>
+        <w:rPr>
+          <w:rStyle w:val="DataTypeTok"/>
+        </w:rPr>
+        <w:t xml:space="preserve">compression_level =</w:t>
+      </w:r>
+      <w:r>
+        <w:rPr>
+          <w:rStyle w:val="NormalTok"/>
+        </w:rPr>
+        <w:t xml:space="preserve"> </w:t>
+      </w:r>
+      <w:r>
+        <w:rPr>
+          <w:rStyle w:val="DecValTok"/>
+        </w:rPr>
+        <w:t xml:space="preserve">9</w:t>
+      </w:r>
+      <w:r>
+        <w:rPr>
+          <w:rStyle w:val="NormalTok"/>
+        </w:rPr>
+        <w:t xml:space="preserve">)</w:t>
+      </w:r>
+      <w:r>
+        <w:br/>
+      </w:r>
+      <w:r>
+        <w:br/>
+      </w:r>
+      <w:r>
+        <w:rPr>
+          <w:rStyle w:val="CommentTok"/>
+        </w:rPr>
+        <w:t xml:space="preserve"># --- Leer -----------------------------------------------------------------</w:t>
+      </w:r>
+      <w:r>
+        <w:br/>
+      </w:r>
+      <w:r>
+        <w:rPr>
+          <w:rStyle w:val="NormalTok"/>
+        </w:rPr>
+        <w:t xml:space="preserve">datos &lt;-</w:t>
+      </w:r>
+      <w:r>
+        <w:rPr>
+          <w:rStyle w:val="StringTok"/>
+        </w:rPr>
+        <w:t xml:space="preserve"> </w:t>
+      </w:r>
+      <w:r>
+        <w:rPr>
+          <w:rStyle w:val="KeywordTok"/>
+        </w:rPr>
+        <w:t xml:space="preserve">read_parquet</w:t>
+      </w:r>
+      <w:r>
+        <w:rPr>
+          <w:rStyle w:val="NormalTok"/>
+        </w:rPr>
+        <w:t xml:space="preserve">(</w:t>
+      </w:r>
+      <w:r>
+        <w:rPr>
+          <w:rStyle w:val="StringTok"/>
+        </w:rPr>
+        <w:t xml:space="preserve">"EMPAQUETAMIENTO_FIJO_3.parquet"</w:t>
+      </w:r>
+      <w:r>
+        <w:rPr>
+          <w:rStyle w:val="NormalTok"/>
+        </w:rPr>
+        <w:t xml:space="preserve">)            </w:t>
+      </w:r>
+      <w:r>
+        <w:rPr>
+          <w:rStyle w:val="CommentTok"/>
+        </w:rPr>
+        <w:t xml:space="preserve"># todo a memoria</w:t>
+      </w:r>
+      <w:r>
+        <w:br/>
+      </w:r>
+      <w:r>
+        <w:rPr>
+          <w:rStyle w:val="KeywordTok"/>
+        </w:rPr>
+        <w:t xml:space="preserve">read_parquet</w:t>
+      </w:r>
+      <w:r>
+        <w:rPr>
+          <w:rStyle w:val="NormalTok"/>
+        </w:rPr>
+        <w:t xml:space="preserve">(</w:t>
+      </w:r>
+      <w:r>
+        <w:rPr>
+          <w:rStyle w:val="StringTok"/>
+        </w:rPr>
+        <w:t xml:space="preserve">"EMPAQUETAMIENTO_FIJO_3.parquet"</w:t>
+      </w:r>
+      <w:r>
+        <w:rPr>
+          <w:rStyle w:val="NormalTok"/>
+        </w:rPr>
+        <w:t xml:space="preserve">,                     </w:t>
+      </w:r>
+      <w:r>
+        <w:rPr>
+          <w:rStyle w:val="CommentTok"/>
+        </w:rPr>
+        <w:t xml:space="preserve"># solo unas columnas</w:t>
+      </w:r>
+      <w:r>
+        <w:br/>
+      </w:r>
+      <w:r>
+        <w:rPr>
+          <w:rStyle w:val="NormalTok"/>
+        </w:rPr>
+        <w:t xml:space="preserve">             </w:t>
+      </w:r>
+      <w:r>
+        <w:rPr>
+          <w:rStyle w:val="DataTypeTok"/>
+        </w:rPr>
+        <w:t xml:space="preserve">col_select =</w:t>
+      </w:r>
+      <w:r>
+        <w:rPr>
+          <w:rStyle w:val="NormalTok"/>
+        </w:rPr>
+        <w:t xml:space="preserve"> </w:t>
+      </w:r>
+      <w:r>
+        <w:rPr>
+          <w:rStyle w:val="KeywordTok"/>
+        </w:rPr>
+        <w:t xml:space="preserve">c</w:t>
+      </w:r>
+      <w:r>
+        <w:rPr>
+          <w:rStyle w:val="NormalTok"/>
+        </w:rPr>
+        <w:t xml:space="preserve">(ANNO, MUNICIPIO, CANTIDAD_LINEAS_ACCESOS))</w:t>
+      </w:r>
+      <w:r>
+        <w:br/>
+      </w:r>
+      <w:r>
+        <w:br/>
+      </w:r>
+      <w:r>
+        <w:rPr>
+          <w:rStyle w:val="KeywordTok"/>
+        </w:rPr>
+        <w:t xml:space="preserve">open_dataset</w:t>
+      </w:r>
+      <w:r>
+        <w:rPr>
+          <w:rStyle w:val="NormalTok"/>
+        </w:rPr>
+        <w:t xml:space="preserve">(</w:t>
+      </w:r>
+      <w:r>
+        <w:rPr>
+          <w:rStyle w:val="StringTok"/>
+        </w:rPr>
+        <w:t xml:space="preserve">"EMPAQUETAMIENTO_FIJO_3.parquet"</w:t>
+      </w:r>
+      <w:r>
+        <w:rPr>
+          <w:rStyle w:val="NormalTok"/>
+        </w:rPr>
+        <w:t xml:space="preserve">) </w:t>
+      </w:r>
+      <w:r>
+        <w:rPr>
+          <w:rStyle w:val="OperatorTok"/>
+        </w:rPr>
+        <w:t xml:space="preserve">|</w:t>
+      </w:r>
+      <w:r>
+        <w:rPr>
+          <w:rStyle w:val="ErrorTok"/>
+        </w:rPr>
+        <w:t xml:space="preserve">&gt;</w:t>
+      </w:r>
+      <w:r>
+        <w:rPr>
+          <w:rStyle w:val="StringTok"/>
+        </w:rPr>
+        <w:t xml:space="preserve">                  </w:t>
+      </w:r>
+      <w:r>
+        <w:rPr>
+          <w:rStyle w:val="CommentTok"/>
+        </w:rPr>
+        <w:t xml:space="preserve"># filtrar sin cargarlo entero</w:t>
+      </w:r>
+      <w:r>
+        <w:br/>
+      </w:r>
+      <w:r>
+        <w:rPr>
+          <w:rStyle w:val="StringTok"/>
+        </w:rPr>
+        <w:t xml:space="preserve">  </w:t>
+      </w:r>
+      <w:r>
+        <w:rPr>
+          <w:rStyle w:val="NormalTok"/>
+        </w:rPr>
+        <w:t xml:space="preserve">dplyr</w:t>
+      </w:r>
+      <w:r>
+        <w:rPr>
+          <w:rStyle w:val="OperatorTok"/>
+        </w:rPr>
+        <w:t xml:space="preserve">::</w:t>
+      </w:r>
+      <w:r>
+        <w:rPr>
+          <w:rStyle w:val="KeywordTok"/>
+        </w:rPr>
+        <w:t xml:space="preserve">filter</w:t>
+      </w:r>
+      <w:r>
+        <w:rPr>
+          <w:rStyle w:val="NormalTok"/>
+        </w:rPr>
+        <w:t xml:space="preserve">(ID_DEPARTAMENTO </w:t>
+      </w:r>
+      <w:r>
+        <w:rPr>
+          <w:rStyle w:val="OperatorTok"/>
+        </w:rPr>
+        <w:t xml:space="preserve">==</w:t>
+      </w:r>
+      <w:r>
+        <w:rPr>
+          <w:rStyle w:val="StringTok"/>
+        </w:rPr>
+        <w:t xml:space="preserve"> </w:t>
+      </w:r>
+      <w:r>
+        <w:rPr>
+          <w:rStyle w:val="DecValTok"/>
+        </w:rPr>
+        <w:t xml:space="preserve">5</w:t>
+      </w:r>
+      <w:r>
+        <w:rPr>
+          <w:rStyle w:val="NormalTok"/>
+        </w:rPr>
+        <w:t xml:space="preserve">) </w:t>
+      </w:r>
+      <w:r>
+        <w:rPr>
+          <w:rStyle w:val="OperatorTok"/>
+        </w:rPr>
+        <w:t xml:space="preserve">|</w:t>
+      </w:r>
+      <w:r>
+        <w:rPr>
+          <w:rStyle w:val="ErrorTok"/>
+        </w:rPr>
+        <w:t xml:space="preserve">&gt;</w:t>
+      </w:r>
+      <w:r>
+        <w:br/>
+      </w:r>
+      <w:r>
+        <w:rPr>
+          <w:rStyle w:val="StringTok"/>
+        </w:rPr>
+        <w:t xml:space="preserve">  </w:t>
+      </w:r>
+      <w:r>
+        <w:rPr>
+          <w:rStyle w:val="NormalTok"/>
+        </w:rPr>
+        <w:t xml:space="preserve">dplyr</w:t>
+      </w:r>
+      <w:r>
+        <w:rPr>
+          <w:rStyle w:val="OperatorTok"/>
+        </w:rPr>
+        <w:t xml:space="preserve">::</w:t>
+      </w:r>
+      <w:r>
+        <w:rPr>
+          <w:rStyle w:val="KeywordTok"/>
+        </w:rPr>
+        <w:t xml:space="preserve">collect</w:t>
+      </w:r>
+      <w:r>
+        <w:rPr>
+          <w:rStyle w:val="NormalTok"/>
+        </w:rPr>
+        <w:t xml:space="preserve">()</w:t>
+      </w:r>
+      <w:r>
+        <w:br/>
+      </w:r>
+      <w:r>
+        <w:br/>
+      </w:r>
+      <w:r>
+        <w:rPr>
+          <w:rStyle w:val="CommentTok"/>
+        </w:rPr>
+        <w:t xml:space="preserve"># --- Volver al formato de origen ------------------------------------------</w:t>
+      </w:r>
+      <w:r>
+        <w:br/>
+      </w:r>
+      <w:r>
+        <w:rPr>
+          <w:rStyle w:val="NormalTok"/>
+        </w:rPr>
+        <w:t xml:space="preserve">readr</w:t>
+      </w:r>
+      <w:r>
+        <w:rPr>
+          <w:rStyle w:val="OperatorTok"/>
+        </w:rPr>
+        <w:t xml:space="preserve">::</w:t>
+      </w:r>
+      <w:r>
+        <w:rPr>
+          <w:rStyle w:val="KeywordTok"/>
+        </w:rPr>
+        <w:t xml:space="preserve">write_delim</w:t>
+      </w:r>
+      <w:r>
+        <w:rPr>
+          <w:rStyle w:val="NormalTok"/>
+        </w:rPr>
+        <w:t xml:space="preserve">(datos, </w:t>
+      </w:r>
+      <w:r>
+        <w:rPr>
+          <w:rStyle w:val="StringTok"/>
+        </w:rPr>
+        <w:t xml:space="preserve">"EMPAQUETAMIENTO_FIJO_3.csv"</w:t>
+      </w:r>
+      <w:r>
+        <w:rPr>
+          <w:rStyle w:val="NormalTok"/>
+        </w:rPr>
+        <w:t xml:space="preserve">, </w:t>
+      </w:r>
+      <w:r>
+        <w:rPr>
+          <w:rStyle w:val="DataTypeTok"/>
+        </w:rPr>
+        <w:t xml:space="preserve">delim =</w:t>
+      </w:r>
+      <w:r>
+        <w:rPr>
+          <w:rStyle w:val="NormalTok"/>
+        </w:rPr>
+        <w:t xml:space="preserve"> </w:t>
+      </w:r>
+      <w:r>
+        <w:rPr>
+          <w:rStyle w:val="StringTok"/>
+        </w:rPr>
+        <w:t xml:space="preserve">";"</w:t>
+      </w:r>
+      <w:r>
+        <w:rPr>
+          <w:rStyle w:val="NormalTok"/>
+        </w:rPr>
+        <w:t xml:space="preserve">, </w:t>
+      </w:r>
+      <w:r>
+        <w:rPr>
+          <w:rStyle w:val="DataTypeTok"/>
+        </w:rPr>
+        <w:t xml:space="preserve">na =</w:t>
+      </w:r>
+      <w:r>
+        <w:rPr>
+          <w:rStyle w:val="NormalTok"/>
+        </w:rPr>
+        <w:t xml:space="preserve"> </w:t>
+      </w:r>
+      <w:r>
+        <w:rPr>
+          <w:rStyle w:val="StringTok"/>
+        </w:rPr>
+        <w:t xml:space="preserve">""</w:t>
+      </w:r>
+      <w:r>
+        <w:rPr>
+          <w:rStyle w:val="NormalTok"/>
+        </w:rPr>
+        <w:t xml:space="preserve">)</w:t>
+      </w:r>
+      <w:r>
+        <w:br/>
+      </w:r>
+      <w:r>
+        <w:rPr>
+          <w:rStyle w:val="NormalTok"/>
+        </w:rPr>
+        <w:t xml:space="preserve">writexl</w:t>
+      </w:r>
+      <w:r>
+        <w:rPr>
+          <w:rStyle w:val="OperatorTok"/>
+        </w:rPr>
+        <w:t xml:space="preserve">::</w:t>
+      </w:r>
+      <w:r>
+        <w:rPr>
+          <w:rStyle w:val="KeywordTok"/>
+        </w:rPr>
+        <w:t xml:space="preserve">write_xlsx</w:t>
+      </w:r>
+      <w:r>
+        <w:rPr>
+          <w:rStyle w:val="NormalTok"/>
+        </w:rPr>
+        <w:t xml:space="preserve">(hoja, </w:t>
+      </w:r>
+      <w:r>
+        <w:rPr>
+          <w:rStyle w:val="StringTok"/>
+        </w:rPr>
+        <w:t xml:space="preserve">"PPED-AreaSexoEdadMun-2018-2042_VP.xlsx"</w:t>
+      </w:r>
+      <w:r>
+        <w:rPr>
+          <w:rStyle w:val="NormalTok"/>
+        </w:rPr>
+        <w:t xml:space="preserve">)</w:t>
+      </w:r>
+      <w:r>
+        <w:br/>
+      </w:r>
+      <w:r>
+        <w:br/>
+      </w:r>
+      <w:r>
+        <w:rPr>
+          <w:rStyle w:val="CommentTok"/>
+        </w:rPr>
+        <w:t xml:space="preserve"># --- Ver de qué original salió un parquet ---------------------------------</w:t>
+      </w:r>
+      <w:r>
+        <w:br/>
+      </w:r>
+      <w:r>
+        <w:rPr>
+          <w:rStyle w:val="KeywordTok"/>
+        </w:rPr>
+        <w:t xml:space="preserve">open_dataset</w:t>
+      </w:r>
+      <w:r>
+        <w:rPr>
+          <w:rStyle w:val="NormalTok"/>
+        </w:rPr>
+        <w:t xml:space="preserve">(</w:t>
+      </w:r>
+      <w:r>
+        <w:rPr>
+          <w:rStyle w:val="StringTok"/>
+        </w:rPr>
+        <w:t xml:space="preserve">"EMPAQUETAMIENTO_FIJO_3.parquet"</w:t>
+      </w:r>
+      <w:r>
+        <w:rPr>
+          <w:rStyle w:val="NormalTok"/>
+        </w:rPr>
+        <w:t xml:space="preserve">)</w:t>
+      </w:r>
+      <w:r>
+        <w:rPr>
+          <w:rStyle w:val="OperatorTok"/>
+        </w:rPr>
+        <w:t xml:space="preserve">$</w:t>
+      </w:r>
+      <w:r>
+        <w:rPr>
+          <w:rStyle w:val="NormalTok"/>
+        </w:rPr>
+        <w:t xml:space="preserve">schema</w:t>
+      </w:r>
+      <w:r>
+        <w:rPr>
+          <w:rStyle w:val="OperatorTok"/>
+        </w:rPr>
+        <w:t xml:space="preserve">$</w:t>
+      </w:r>
+      <w:r>
+        <w:rPr>
+          <w:rStyle w:val="NormalTok"/>
+        </w:rPr>
+        <w:t xml:space="preserve">metadata</w:t>
+      </w:r>
+    </w:p>
+    <w:p>
+      <w:pPr>
+        <w:pStyle w:val="FirstParagraph"/>
+      </w:pPr>
+      <w:r>
+        <w:rPr>
+          <w:b/>
+        </w:rPr>
+        <w:t xml:space="preserve">Dos advertencias sobre este código:</w:t>
       </w:r>
     </w:p>
     <w:p>
@@ -2652,7 +3910,28 @@
         <w:pStyle w:val="Compact"/>
       </w:pPr>
       <w:r>
-        <w:t xml:space="preserve">encuesta de percepción;</w:t>
+        <w:rPr>
+          <w:rStyle w:val="VerbatimChar"/>
+        </w:rPr>
+        <w:t xml:space="preserve">skip = 6</w:t>
+      </w:r>
+      <w:r>
+        <w:t xml:space="preserve"> </w:t>
+      </w:r>
+      <w:r>
+        <w:t xml:space="preserve">deja solo el segundo nivel del encabezado. El parquet que está en el repositorio combinó los dos niveles como</w:t>
+      </w:r>
+      <w:r>
+        <w:t xml:space="preserve"> </w:t>
+      </w:r>
+      <w:r>
+        <w:rPr>
+          <w:rStyle w:val="VerbatimChar"/>
+        </w:rPr>
+        <w:t xml:space="preserve">"GRUPO - subcolumna"</w:t>
+      </w:r>
+      <w:r>
+        <w:t xml:space="preserve">, así que sus nombres de columna no son los que devuelve esa línea.</w:t>
       </w:r>
     </w:p>
     <w:p>
@@ -2664,426 +3943,42 @@
         <w:pStyle w:val="Compact"/>
       </w:pPr>
       <w:r>
-        <w:t xml:space="preserve">casos SIVIGILA de intento de suicidio;</w:t>
-      </w:r>
-    </w:p>
-    <w:p>
-      <w:pPr>
-        <w:numPr>
-          <w:ilvl w:val="0"/>
-          <w:numId w:val="1012"/>
-        </w:numPr>
-        <w:pStyle w:val="Compact"/>
-      </w:pPr>
-      <w:r>
-        <w:t xml:space="preserve">títulos mineros, que traen el nombre del titular;</w:t>
-      </w:r>
-    </w:p>
-    <w:p>
-      <w:pPr>
-        <w:numPr>
-          <w:ilvl w:val="0"/>
-          <w:numId w:val="1012"/>
-        </w:numPr>
-        <w:pStyle w:val="Compact"/>
-      </w:pPr>
-      <w:r>
-        <w:t xml:space="preserve">tablas POTA por predio.</w:t>
-      </w:r>
-    </w:p>
-    <w:p>
-      <w:pPr>
-        <w:pStyle w:val="FirstParagraph"/>
-      </w:pPr>
-      <w:r>
-        <w:t xml:space="preserve">Por decisión institucional todo el repositorio es accesible al equipo. La marca en el registro existe para que quien use esos archivos no publique resultados que permitan identificar a alguien, y para revisar esa decisión si el acceso se amplía.</w:t>
-      </w:r>
-    </w:p>
-    <w:p>
-      <w:pPr>
-        <w:pStyle w:val="Heading2"/>
-      </w:pPr>
-      <w:bookmarkStart w:id="31" w:name="personas-y-agentes-de-ia"/>
-      <w:r>
-        <w:t xml:space="preserve">11. Personas y agentes de IA</w:t>
-      </w:r>
-      <w:bookmarkEnd w:id="31"/>
-    </w:p>
-    <w:p>
-      <w:pPr>
-        <w:pStyle w:val="FirstParagraph"/>
-      </w:pPr>
-      <w:r>
-        <w:t xml:space="preserve">Un agente de IA puede hacer buena parte del trabajo operativo con rapidez y sin errores de transcripción, pero no tiene autoridad ni responsabilidad institucional. La regla es simple:</w:t>
-      </w:r>
-      <w:r>
-        <w:t xml:space="preserve"> </w:t>
-      </w:r>
-      <w:r>
-        <w:rPr>
-          <w:b/>
-        </w:rPr>
-        <w:t xml:space="preserve">el agente prepara y verifica; la persona decide y responde.</w:t>
-      </w:r>
-    </w:p>
-    <w:tbl>
-      <w:tblPr>
-        <w:tblStyle w:val="Table"/>
-        <w:tblW w:type="pct" w:w="5000.0"/>
-        <w:tblLook w:firstRow="1"/>
-      </w:tblPr>
-      <w:tblGrid>
-        <w:gridCol w:w="3960"/>
-        <w:gridCol w:w="3960"/>
-      </w:tblGrid>
-      <w:tr>
-        <w:trPr>
-          <w:cnfStyle w:firstRow="1"/>
-        </w:trPr>
-        <w:tc>
-          <w:tcPr>
-            <w:tcBorders>
-              <w:bottom w:val="single"/>
-            </w:tcBorders>
-            <w:vAlign w:val="bottom"/>
-          </w:tcPr>
-          <w:p>
-            <w:pPr>
-              <w:pStyle w:val="Compact"/>
-              <w:jc w:val="left"/>
-            </w:pPr>
-            <w:r>
-              <w:t xml:space="preserve">El agente de IA puede</w:t>
-            </w:r>
-          </w:p>
-        </w:tc>
-        <w:tc>
-          <w:tcPr>
-            <w:tcBorders>
-              <w:bottom w:val="single"/>
-            </w:tcBorders>
-            <w:vAlign w:val="bottom"/>
-          </w:tcPr>
-          <w:p>
-            <w:pPr>
-              <w:pStyle w:val="Compact"/>
-              <w:jc w:val="left"/>
-            </w:pPr>
-            <w:r>
-              <w:t xml:space="preserve">Solo una persona puede</w:t>
-            </w:r>
-          </w:p>
-        </w:tc>
-      </w:tr>
-      <w:tr>
-        <w:tc>
-          <w:p>
-            <w:pPr>
-              <w:pStyle w:val="Compact"/>
-              <w:jc w:val="left"/>
-            </w:pPr>
-            <w:r>
-              <w:t xml:space="preserve">Inventariar archivos y calcular pesos y MD5</w:t>
-            </w:r>
-          </w:p>
-        </w:tc>
-        <w:tc>
-          <w:p>
-            <w:pPr>
-              <w:pStyle w:val="Compact"/>
-              <w:jc w:val="left"/>
-            </w:pPr>
-            <w:r>
-              <w:t xml:space="preserve">Aprobar la categoría de cualquier archivo B y de los casos dudosos</w:t>
-            </w:r>
-          </w:p>
-        </w:tc>
-      </w:tr>
-      <w:tr>
-        <w:tc>
-          <w:p>
-            <w:pPr>
-              <w:pStyle w:val="Compact"/>
-              <w:jc w:val="left"/>
-            </w:pPr>
-            <w:r>
-              <w:t xml:space="preserve">Leer hojas y encabezados; detectar cobertura, recortes y duplicados</w:t>
-            </w:r>
-          </w:p>
-        </w:tc>
-        <w:tc>
-          <w:p>
-            <w:pPr>
-              <w:pStyle w:val="Compact"/>
-              <w:jc w:val="left"/>
-            </w:pPr>
-            <w:r>
-              <w:t xml:space="preserve">Decidir exclusiones y excepciones a los criterios de admisión</w:t>
-            </w:r>
-          </w:p>
-        </w:tc>
-      </w:tr>
-      <w:tr>
-        <w:tc>
-          <w:p>
-            <w:pPr>
-              <w:pStyle w:val="Compact"/>
-              <w:jc w:val="left"/>
-            </w:pPr>
-            <w:r>
-              <w:t xml:space="preserve">Proponer la categoría con su evidencia</w:t>
-            </w:r>
-          </w:p>
-        </w:tc>
-        <w:tc>
-          <w:p>
-            <w:pPr>
-              <w:pStyle w:val="Compact"/>
-              <w:jc w:val="left"/>
-            </w:pPr>
-            <w:r>
-              <w:t xml:space="preserve">Obtener originales: solicitudes a entidades, descargas con credenciales, acuerdos de uso</w:t>
-            </w:r>
-          </w:p>
-        </w:tc>
-      </w:tr>
-      <w:tr>
-        <w:tc>
-          <w:p>
-            <w:pPr>
-              <w:pStyle w:val="Compact"/>
-              <w:jc w:val="left"/>
-            </w:pPr>
-            <w:r>
-              <w:t xml:space="preserve">Redactar descripciones y completar el registro con metadatos que estén en el archivo</w:t>
-            </w:r>
-          </w:p>
-        </w:tc>
-        <w:tc>
-          <w:p>
-            <w:pPr>
-              <w:pStyle w:val="Compact"/>
-              <w:jc w:val="left"/>
-            </w:pPr>
-            <w:r>
-              <w:t xml:space="preserve">Confirmar entidad, URL y fecha de corte cuando no constan en el archivo</w:t>
-            </w:r>
-          </w:p>
-        </w:tc>
-      </w:tr>
-      <w:tr>
-        <w:tc>
-          <w:p>
-            <w:pPr>
-              <w:pStyle w:val="Compact"/>
-              <w:jc w:val="left"/>
-            </w:pPr>
-            <w:r>
-              <w:t xml:space="preserve">Investigar la procedencia: buscar la publicación oficial y contrastarla con el archivo</w:t>
-            </w:r>
-          </w:p>
-        </w:tc>
-        <w:tc>
-          <w:p>
-            <w:pPr>
-              <w:pStyle w:val="Compact"/>
-              <w:jc w:val="left"/>
-            </w:pPr>
-            <w:r>
-              <w:t xml:space="preserve">Aportar el conocimiento del equipo y asignar el nivel de procedencia</w:t>
-            </w:r>
-          </w:p>
-        </w:tc>
-      </w:tr>
-      <w:tr>
-        <w:tc>
-          <w:p>
-            <w:pPr>
-              <w:pStyle w:val="Compact"/>
-              <w:jc w:val="left"/>
-            </w:pPr>
-            <w:r>
-              <w:t xml:space="preserve">Anclar variables a hoja y campo, citando la evidencia</w:t>
-            </w:r>
-          </w:p>
-        </w:tc>
-        <w:tc>
-          <w:p>
-            <w:pPr>
-              <w:pStyle w:val="Compact"/>
-              <w:jc w:val="left"/>
-            </w:pPr>
-            <w:r>
-              <w:t xml:space="preserve">Declarar qué versión es la vigente</w:t>
-            </w:r>
-          </w:p>
-        </w:tc>
-      </w:tr>
-      <w:tr>
-        <w:tc>
-          <w:p>
-            <w:pPr>
-              <w:pStyle w:val="Compact"/>
-              <w:jc w:val="left"/>
-            </w:pPr>
-            <w:r>
-              <w:t xml:space="preserve">Generar y verificar el manifiesto; detectar inconsistencias</w:t>
-            </w:r>
-          </w:p>
-        </w:tc>
-        <w:tc>
-          <w:p>
-            <w:pPr>
-              <w:pStyle w:val="Compact"/>
-              <w:jc w:val="left"/>
-            </w:pPr>
-            <w:r>
-              <w:t xml:space="preserve">Aprobar cambios en la tabla maestra territorial</w:t>
-            </w:r>
-          </w:p>
-        </w:tc>
-      </w:tr>
-      <w:tr>
-        <w:tc>
-          <w:p>
-            <w:pPr>
-              <w:pStyle w:val="Compact"/>
-              <w:jc w:val="left"/>
-            </w:pPr>
-            <w:r>
-              <w:t xml:space="preserve">Preparar la propuesta de cambio y la entrada de bitácora</w:t>
-            </w:r>
-          </w:p>
-        </w:tc>
-        <w:tc>
-          <w:p>
-            <w:pPr>
-              <w:pStyle w:val="Compact"/>
-              <w:jc w:val="left"/>
-            </w:pPr>
-            <w:r>
-              <w:t xml:space="preserve">Decidir sobre archivos pesados y registros individuales</w:t>
-            </w:r>
-          </w:p>
-        </w:tc>
-      </w:tr>
-      <w:tr>
-        <w:tc>
-          <w:p>
-            <w:pPr>
-              <w:pStyle w:val="Compact"/>
-              <w:jc w:val="left"/>
-            </w:pPr>
-            <w:r>
-              <w:t xml:space="preserve">Redactar borradores de documentación</w:t>
-            </w:r>
-          </w:p>
-        </w:tc>
-        <w:tc>
-          <w:p>
-            <w:pPr>
-              <w:pStyle w:val="Compact"/>
-              <w:jc w:val="left"/>
-            </w:pPr>
-            <w:r>
-              <w:t xml:space="preserve">Aprobar el ingreso y publicarlo en el repositorio compartido</w:t>
-            </w:r>
-          </w:p>
-        </w:tc>
-      </w:tr>
-      <w:tr>
-        <w:tc>
-          <w:p/>
-        </w:tc>
-        <w:tc>
-          <w:p>
-            <w:pPr>
-              <w:pStyle w:val="Compact"/>
-              <w:jc w:val="left"/>
-            </w:pPr>
-            <w:r>
-              <w:t xml:space="preserve">Cerrar pendientes y brechas</w:t>
-            </w:r>
-          </w:p>
-        </w:tc>
-      </w:tr>
-    </w:tbl>
-    <w:p>
-      <w:pPr>
-        <w:pStyle w:val="BodyText"/>
-      </w:pPr>
-      <w:r>
-        <w:rPr>
-          <w:b/>
-        </w:rPr>
-        <w:t xml:space="preserve">Límites para cualquier agente:</w:t>
-      </w:r>
-    </w:p>
-    <w:p>
-      <w:pPr>
-        <w:numPr>
-          <w:ilvl w:val="0"/>
-          <w:numId w:val="1013"/>
-        </w:numPr>
-        <w:pStyle w:val="Compact"/>
-      </w:pPr>
-      <w:r>
-        <w:t xml:space="preserve">No modifica, renombra ni borra originales.</w:t>
-      </w:r>
-    </w:p>
-    <w:p>
-      <w:pPr>
-        <w:numPr>
-          <w:ilvl w:val="0"/>
-          <w:numId w:val="1013"/>
-        </w:numPr>
-        <w:pStyle w:val="Compact"/>
-      </w:pPr>
-      <w:r>
-        <w:t xml:space="preserve">No publica en el repositorio compartido sin aprobación.</w:t>
-      </w:r>
-    </w:p>
-    <w:p>
-      <w:pPr>
-        <w:numPr>
-          <w:ilvl w:val="0"/>
-          <w:numId w:val="1013"/>
-        </w:numPr>
-        <w:pStyle w:val="Compact"/>
-      </w:pPr>
-      <w:r>
-        <w:t xml:space="preserve">No completa metadatos por inferencia.</w:t>
-      </w:r>
-    </w:p>
-    <w:p>
-      <w:pPr>
-        <w:numPr>
-          <w:ilvl w:val="0"/>
-          <w:numId w:val="1013"/>
-        </w:numPr>
-        <w:pStyle w:val="Compact"/>
-      </w:pPr>
-      <w:r>
-        <w:t xml:space="preserve">Toda salida del agente llega como propuesta revisable, con la evidencia que la sustenta.</w:t>
-      </w:r>
-    </w:p>
-    <w:p>
-      <w:pPr>
-        <w:pStyle w:val="Heading2"/>
-      </w:pPr>
-      <w:bookmarkStart w:id="32" w:name="ciclo-común-de-ingreso"/>
-      <w:r>
-        <w:t xml:space="preserve">12. Ciclo común de ingreso</w:t>
-      </w:r>
-      <w:bookmarkEnd w:id="32"/>
-    </w:p>
-    <w:p>
-      <w:pPr>
-        <w:pStyle w:val="FirstParagraph"/>
-      </w:pPr>
-      <w:r>
-        <w:t xml:space="preserve">Agregar un dato nuevo, actualizar uno existente, establecer la procedencia de un archivo y cerrar un pendiente siguen el mismo ciclo. Las secciones 13 a 16 describen solo lo que cambia en cada caso.</w:t>
-      </w:r>
+        <w:rPr>
+          <w:rStyle w:val="VerbatimChar"/>
+        </w:rPr>
+        <w:t xml:space="preserve">write_delim</w:t>
+      </w:r>
+      <w:r>
+        <w:t xml:space="preserve"> </w:t>
+      </w:r>
+      <w:r>
+        <w:t xml:space="preserve">y</w:t>
+      </w:r>
+      <w:r>
+        <w:t xml:space="preserve"> </w:t>
+      </w:r>
+      <w:r>
+        <w:rPr>
+          <w:rStyle w:val="VerbatimChar"/>
+        </w:rPr>
+        <w:t xml:space="preserve">write_xlsx</w:t>
+      </w:r>
+      <w:r>
+        <w:t xml:space="preserve"> </w:t>
+      </w:r>
+      <w:r>
+        <w:t xml:space="preserve">escriben un archivo nuevo: no sobrescriba con ellos el original. Compruebe siempre contra el MD5 del registro.</w:t>
+      </w:r>
+    </w:p>
+    <w:p>
+      <w:pPr>
+        <w:pStyle w:val="Heading3"/>
+      </w:pPr>
+      <w:bookmarkStart w:id="33" w:name="estado-actual"/>
+      <w:r>
+        <w:t xml:space="preserve">10.3 Estado actual</w:t>
+      </w:r>
+      <w:bookmarkEnd w:id="33"/>
     </w:p>
     <w:tbl>
       <w:tblPr>
@@ -3113,7 +4008,7 @@
               <w:jc w:val="left"/>
             </w:pPr>
             <w:r>
-              <w:t xml:space="preserve">Paso</w:t>
+              <w:t xml:space="preserve">Original</w:t>
             </w:r>
           </w:p>
         </w:tc>
@@ -3130,7 +4025,7 @@
               <w:jc w:val="left"/>
             </w:pPr>
             <w:r>
-              <w:t xml:space="preserve">Qué se hace</w:t>
+              <w:t xml:space="preserve">Peso</w:t>
             </w:r>
           </w:p>
         </w:tc>
@@ -3147,7 +4042,7 @@
               <w:jc w:val="left"/>
             </w:pPr>
             <w:r>
-              <w:t xml:space="preserve">Quién</w:t>
+              <w:t xml:space="preserve">Qué se versiona</w:t>
             </w:r>
           </w:p>
         </w:tc>
@@ -3160,29 +4055,38 @@
               <w:jc w:val="left"/>
             </w:pPr>
             <w:r>
-              <w:t xml:space="preserve">1. Obtención</w:t>
-            </w:r>
-          </w:p>
-        </w:tc>
-        <w:tc>
-          <w:p>
-            <w:pPr>
-              <w:pStyle w:val="Compact"/>
-              <w:jc w:val="left"/>
-            </w:pPr>
-            <w:r>
-              <w:t xml:space="preserve">Conseguir el archivo de la entidad y anotar acceso y fecha de descarga</w:t>
-            </w:r>
-          </w:p>
-        </w:tc>
-        <w:tc>
-          <w:p>
-            <w:pPr>
-              <w:pStyle w:val="Compact"/>
-              <w:jc w:val="left"/>
-            </w:pPr>
-            <w:r>
-              <w:t xml:space="preserve">Persona (descargas públicas: agente, con aprobación)</w:t>
+              <w:rPr>
+                <w:rStyle w:val="VerbatimChar"/>
+              </w:rPr>
+              <w:t xml:space="preserve">EMPAQUETAMIENTO_FIJO_3.csv</w:t>
+            </w:r>
+            <w:r>
+              <w:t xml:space="preserve"> </w:t>
+            </w:r>
+            <w:r>
+              <w:t xml:space="preserve">(MinTIC)</w:t>
+            </w:r>
+          </w:p>
+        </w:tc>
+        <w:tc>
+          <w:p>
+            <w:pPr>
+              <w:pStyle w:val="Compact"/>
+              <w:jc w:val="left"/>
+            </w:pPr>
+            <w:r>
+              <w:t xml:space="preserve">718 MiB</w:t>
+            </w:r>
+          </w:p>
+        </w:tc>
+        <w:tc>
+          <w:p>
+            <w:pPr>
+              <w:pStyle w:val="Compact"/>
+              <w:jc w:val="left"/>
+            </w:pPr>
+            <w:r>
+              <w:t xml:space="preserve">1 parquet, 39,7 MiB (3.572.367 filas × 22 columnas)</w:t>
             </w:r>
           </w:p>
         </w:tc>
@@ -3195,29 +4099,38 @@
               <w:jc w:val="left"/>
             </w:pPr>
             <w:r>
-              <w:t xml:space="preserve">2. Revisión</w:t>
-            </w:r>
-          </w:p>
-        </w:tc>
-        <w:tc>
-          <w:p>
-            <w:pPr>
-              <w:pStyle w:val="Compact"/>
-              <w:jc w:val="left"/>
-            </w:pPr>
-            <w:r>
-              <w:t xml:space="preserve">Leer contenido: hojas, cobertura, columnas agregadas, relación con archivos existentes</w:t>
-            </w:r>
-          </w:p>
-        </w:tc>
-        <w:tc>
-          <w:p>
-            <w:pPr>
-              <w:pStyle w:val="Compact"/>
-              <w:jc w:val="left"/>
-            </w:pPr>
-            <w:r>
-              <w:t xml:space="preserve">Agente o persona</w:t>
+              <w:rPr>
+                <w:rStyle w:val="VerbatimChar"/>
+              </w:rPr>
+              <w:t xml:space="preserve">PPED-AreaSexoEdadMun-2018-2042_VP.xlsx</w:t>
+            </w:r>
+            <w:r>
+              <w:t xml:space="preserve"> </w:t>
+            </w:r>
+            <w:r>
+              <w:t xml:space="preserve">(DANE)</w:t>
+            </w:r>
+          </w:p>
+        </w:tc>
+        <w:tc>
+          <w:p>
+            <w:pPr>
+              <w:pStyle w:val="Compact"/>
+              <w:jc w:val="left"/>
+            </w:pPr>
+            <w:r>
+              <w:t xml:space="preserve">126 MiB</w:t>
+            </w:r>
+          </w:p>
+        </w:tc>
+        <w:tc>
+          <w:p>
+            <w:pPr>
+              <w:pStyle w:val="Compact"/>
+              <w:jc w:val="left"/>
+            </w:pPr>
+            <w:r>
+              <w:t xml:space="preserve">3 parquet, 30,1 MiB (hoja de datos: 84.229 filas × 312 columnas; portada y notas)</w:t>
             </w:r>
           </w:p>
         </w:tc>
@@ -3230,29 +4143,405 @@
               <w:jc w:val="left"/>
             </w:pPr>
             <w:r>
-              <w:t xml:space="preserve">3. Clasificación</w:t>
-            </w:r>
-          </w:p>
-        </w:tc>
-        <w:tc>
-          <w:p>
-            <w:pPr>
-              <w:pStyle w:val="Compact"/>
-              <w:jc w:val="left"/>
-            </w:pPr>
-            <w:r>
-              <w:t xml:space="preserve">Proponer A, B o C con evidencia</w:t>
-            </w:r>
-          </w:p>
-        </w:tc>
-        <w:tc>
-          <w:p>
-            <w:pPr>
-              <w:pStyle w:val="Compact"/>
-              <w:jc w:val="left"/>
-            </w:pPr>
-            <w:r>
-              <w:t xml:space="preserve">Agente o persona</w:t>
+              <w:rPr>
+                <w:rStyle w:val="VerbatimChar"/>
+              </w:rPr>
+              <w:t xml:space="preserve">Data anonimizada encuesta percepcion 2018-2025.xlsx</w:t>
+            </w:r>
+            <w:r>
+              <w:t xml:space="preserve"> </w:t>
+            </w:r>
+            <w:r>
+              <w:t xml:space="preserve">(Gobernación)</w:t>
+            </w:r>
+          </w:p>
+        </w:tc>
+        <w:tc>
+          <w:p>
+            <w:pPr>
+              <w:pStyle w:val="Compact"/>
+              <w:jc w:val="left"/>
+            </w:pPr>
+            <w:r>
+              <w:t xml:space="preserve">100 MiB</w:t>
+            </w:r>
+          </w:p>
+        </w:tc>
+        <w:tc>
+          <w:p>
+            <w:pPr>
+              <w:pStyle w:val="Compact"/>
+              <w:jc w:val="left"/>
+            </w:pPr>
+            <w:r>
+              <w:t xml:space="preserve">1 parquet anonimizado, 5.59 MiB (23.216 filas × 1.356 columnas), categoría E</w:t>
+            </w:r>
+          </w:p>
+        </w:tc>
+      </w:tr>
+    </w:tbl>
+    <w:p>
+      <w:pPr>
+        <w:pStyle w:val="Heading3"/>
+      </w:pPr>
+      <w:bookmarkStart w:id="34" w:name="anonimización-categoría-e"/>
+      <w:r>
+        <w:t xml:space="preserve">10.4 Anonimización (categoría E)</w:t>
+      </w:r>
+      <w:bookmarkEnd w:id="34"/>
+    </w:p>
+    <w:p>
+      <w:pPr>
+        <w:pStyle w:val="FirstParagraph"/>
+      </w:pPr>
+      <w:r>
+        <w:t xml:space="preserve">Cuando un original trae identificadores directos de personas, el repositorio versiona una versión anonimizada y el original se queda en el disco, listado en</w:t>
+      </w:r>
+      <w:r>
+        <w:t xml:space="preserve"> </w:t>
+      </w:r>
+      <w:r>
+        <w:rPr>
+          <w:rStyle w:val="VerbatimChar"/>
+        </w:rPr>
+        <w:t xml:space="preserve">.gitignore</w:t>
+      </w:r>
+      <w:r>
+        <w:t xml:space="preserve">.</w:t>
+      </w:r>
+    </w:p>
+    <w:p>
+      <w:pPr>
+        <w:pStyle w:val="BodyText"/>
+      </w:pPr>
+      <w:r>
+        <w:rPr>
+          <w:b/>
+        </w:rPr>
+        <w:t xml:space="preserve">Reglas:</w:t>
+      </w:r>
+    </w:p>
+    <w:p>
+      <w:pPr>
+        <w:numPr>
+          <w:ilvl w:val="0"/>
+          <w:numId w:val="1013"/>
+        </w:numPr>
+        <w:pStyle w:val="Compact"/>
+      </w:pPr>
+      <w:r>
+        <w:t xml:space="preserve">se suprimen los</w:t>
+      </w:r>
+      <w:r>
+        <w:t xml:space="preserve"> </w:t>
+      </w:r>
+      <w:r>
+        <w:rPr>
+          <w:b/>
+        </w:rPr>
+        <w:t xml:space="preserve">identificadores directos</w:t>
+      </w:r>
+      <w:r>
+        <w:t xml:space="preserve">: nombre, firma, documento, teléfono, correo y dirección, tanto en columnas propias como dentro de respuestas abiertas;</w:t>
+      </w:r>
+    </w:p>
+    <w:p>
+      <w:pPr>
+        <w:numPr>
+          <w:ilvl w:val="0"/>
+          <w:numId w:val="1013"/>
+        </w:numPr>
+        <w:pStyle w:val="Compact"/>
+      </w:pPr>
+      <w:r>
+        <w:t xml:space="preserve">se suprime también la</w:t>
+      </w:r>
+      <w:r>
+        <w:t xml:space="preserve"> </w:t>
+      </w:r>
+      <w:r>
+        <w:rPr>
+          <w:b/>
+        </w:rPr>
+        <w:t xml:space="preserve">geografía que ubica la vivienda</w:t>
+      </w:r>
+      <w:r>
+        <w:t xml:space="preserve"> </w:t>
+      </w:r>
+      <w:r>
+        <w:t xml:space="preserve">cuando es tan fina que señala a pocas personas, como el barrio o la vereda escritos en texto libre;</w:t>
+      </w:r>
+    </w:p>
+    <w:p>
+      <w:pPr>
+        <w:numPr>
+          <w:ilvl w:val="0"/>
+          <w:numId w:val="1013"/>
+        </w:numPr>
+        <w:pStyle w:val="Compact"/>
+      </w:pPr>
+      <w:r>
+        <w:t xml:space="preserve">el alcance de la anonimización lo decide una persona y queda escrito: qué se suprimió, qué se conservó y por qué;</w:t>
+      </w:r>
+    </w:p>
+    <w:p>
+      <w:pPr>
+        <w:numPr>
+          <w:ilvl w:val="0"/>
+          <w:numId w:val="1013"/>
+        </w:numPr>
+        <w:pStyle w:val="Compact"/>
+      </w:pPr>
+      <w:r>
+        <w:t xml:space="preserve">el</w:t>
+      </w:r>
+      <w:r>
+        <w:t xml:space="preserve"> </w:t>
+      </w:r>
+      <w:r>
+        <w:rPr>
+          <w:b/>
+        </w:rPr>
+        <w:t xml:space="preserve">código que produjo el archivo</w:t>
+      </w:r>
+      <w:r>
+        <w:t xml:space="preserve"> </w:t>
+      </w:r>
+      <w:r>
+        <w:t xml:space="preserve">se publica completo en el README de la carpeta, tal como se ejecutó;</w:t>
+      </w:r>
+    </w:p>
+    <w:p>
+      <w:pPr>
+        <w:numPr>
+          <w:ilvl w:val="0"/>
+          <w:numId w:val="1013"/>
+        </w:numPr>
+        <w:pStyle w:val="Compact"/>
+      </w:pPr>
+      <w:r>
+        <w:t xml:space="preserve">el parquet guarda en sus metadatos el archivo de origen, su MD5, las columnas suprimidas y el alcance;</w:t>
+      </w:r>
+    </w:p>
+    <w:p>
+      <w:pPr>
+        <w:numPr>
+          <w:ilvl w:val="0"/>
+          <w:numId w:val="1013"/>
+        </w:numPr>
+        <w:pStyle w:val="Compact"/>
+      </w:pPr>
+      <w:r>
+        <w:t xml:space="preserve">se verifica que ninguna columna suprimida sobreviva y que no queden correos, teléfonos ni documentos en el texto libre;</w:t>
+      </w:r>
+    </w:p>
+    <w:p>
+      <w:pPr>
+        <w:numPr>
+          <w:ilvl w:val="0"/>
+          <w:numId w:val="1013"/>
+        </w:numPr>
+        <w:pStyle w:val="Compact"/>
+      </w:pPr>
+      <w:r>
+        <w:rPr>
+          <w:b/>
+        </w:rPr>
+        <w:t xml:space="preserve">anonimizar no es garantizar el anonimato.</w:t>
+      </w:r>
+      <w:r>
+        <w:t xml:space="preserve"> </w:t>
+      </w:r>
+      <w:r>
+        <w:t xml:space="preserve">Si se conservan geografía fina, edad exacta u otras variables que combinadas identifican a alguien, el riesgo residual se declara en el README y queda como pendiente con responsable.</w:t>
+      </w:r>
+    </w:p>
+    <w:p>
+      <w:pPr>
+        <w:pStyle w:val="FirstParagraph"/>
+      </w:pPr>
+      <w:r>
+        <w:t xml:space="preserve">Hoy la categoría E se usa en un solo archivo: la encuesta de percepción de seguridad 2018-2025 (ver el README de su carpeta).</w:t>
+      </w:r>
+    </w:p>
+    <w:p>
+      <w:pPr>
+        <w:pStyle w:val="Heading3"/>
+      </w:pPr>
+      <w:bookmarkStart w:id="35" w:name="registros-individuales"/>
+      <w:r>
+        <w:t xml:space="preserve">10.5 Registros individuales</w:t>
+      </w:r>
+      <w:bookmarkEnd w:id="35"/>
+    </w:p>
+    <w:p>
+      <w:pPr>
+        <w:pStyle w:val="FirstParagraph"/>
+      </w:pPr>
+      <w:r>
+        <w:t xml:space="preserve">Algunos archivos contienen un registro por persona, caso, titular o predio:</w:t>
+      </w:r>
+    </w:p>
+    <w:p>
+      <w:pPr>
+        <w:numPr>
+          <w:ilvl w:val="0"/>
+          <w:numId w:val="1014"/>
+        </w:numPr>
+        <w:pStyle w:val="Compact"/>
+      </w:pPr>
+      <w:r>
+        <w:t xml:space="preserve">encuesta de percepción;</w:t>
+      </w:r>
+    </w:p>
+    <w:p>
+      <w:pPr>
+        <w:numPr>
+          <w:ilvl w:val="0"/>
+          <w:numId w:val="1014"/>
+        </w:numPr>
+        <w:pStyle w:val="Compact"/>
+      </w:pPr>
+      <w:r>
+        <w:t xml:space="preserve">casos SIVIGILA de intento de suicidio;</w:t>
+      </w:r>
+    </w:p>
+    <w:p>
+      <w:pPr>
+        <w:numPr>
+          <w:ilvl w:val="0"/>
+          <w:numId w:val="1014"/>
+        </w:numPr>
+        <w:pStyle w:val="Compact"/>
+      </w:pPr>
+      <w:r>
+        <w:t xml:space="preserve">títulos mineros, que traen el nombre del titular;</w:t>
+      </w:r>
+    </w:p>
+    <w:p>
+      <w:pPr>
+        <w:numPr>
+          <w:ilvl w:val="0"/>
+          <w:numId w:val="1014"/>
+        </w:numPr>
+        <w:pStyle w:val="Compact"/>
+      </w:pPr>
+      <w:r>
+        <w:t xml:space="preserve">tablas POTA por predio.</w:t>
+      </w:r>
+    </w:p>
+    <w:p>
+      <w:pPr>
+        <w:pStyle w:val="FirstParagraph"/>
+      </w:pPr>
+      <w:r>
+        <w:t xml:space="preserve">Por decisión institucional todo el repositorio es accesible al equipo. La marca en el registro existe para que quien use esos archivos no publique resultados que permitan identificar a alguien, y para revisar esa decisión si el acceso se amplía.</w:t>
+      </w:r>
+    </w:p>
+    <w:p>
+      <w:pPr>
+        <w:pStyle w:val="BodyText"/>
+      </w:pPr>
+      <w:r>
+        <w:rPr>
+          <w:b/>
+        </w:rPr>
+        <w:t xml:space="preserve">Caso resuelto a medias (pendiente P-18).</w:t>
+      </w:r>
+      <w:r>
+        <w:t xml:space="preserve"> </w:t>
+      </w:r>
+      <w:r>
+        <w:t xml:space="preserve">El archivo de la encuesta de percepción se llamaba</w:t>
+      </w:r>
+      <w:r>
+        <w:t xml:space="preserve"> </w:t>
+      </w:r>
+      <w:r>
+        <w:t xml:space="preserve">“</w:t>
+      </w:r>
+      <w:r>
+        <w:t xml:space="preserve">anonimizada</w:t>
+      </w:r>
+      <w:r>
+        <w:t xml:space="preserve">”</w:t>
+      </w:r>
+      <w:r>
+        <w:t xml:space="preserve">, pero conservaba 726 nombres de persona, 5.260 direcciones y el barrio del encuestado en los 23.216 registros. El repositorio versiona ahora una versión sin esos campos (categoría E) y el original se queda en el disco. Sigue abierto evaluar el riesgo residual: el código de manzana del marco muestral, el estrato, el sexo y la edad exacta se conservaron por decisión del equipo.</w:t>
+      </w:r>
+    </w:p>
+    <w:p>
+      <w:pPr>
+        <w:pStyle w:val="Heading2"/>
+      </w:pPr>
+      <w:bookmarkStart w:id="36" w:name="personas-y-agentes-de-ia"/>
+      <w:r>
+        <w:t xml:space="preserve">11. Personas y agentes de IA</w:t>
+      </w:r>
+      <w:bookmarkEnd w:id="36"/>
+    </w:p>
+    <w:p>
+      <w:pPr>
+        <w:pStyle w:val="FirstParagraph"/>
+      </w:pPr>
+      <w:r>
+        <w:t xml:space="preserve">Un agente de IA puede hacer buena parte del trabajo operativo con rapidez y sin errores de transcripción, pero no tiene autoridad ni responsabilidad institucional. La regla es simple:</w:t>
+      </w:r>
+      <w:r>
+        <w:t xml:space="preserve"> </w:t>
+      </w:r>
+      <w:r>
+        <w:rPr>
+          <w:b/>
+        </w:rPr>
+        <w:t xml:space="preserve">el agente prepara y verifica; la persona decide y responde.</w:t>
+      </w:r>
+    </w:p>
+    <w:tbl>
+      <w:tblPr>
+        <w:tblStyle w:val="Table"/>
+        <w:tblW w:type="pct" w:w="5000.0"/>
+        <w:tblLook w:firstRow="1"/>
+      </w:tblPr>
+      <w:tblGrid>
+        <w:gridCol w:w="3960"/>
+        <w:gridCol w:w="3960"/>
+      </w:tblGrid>
+      <w:tr>
+        <w:trPr>
+          <w:cnfStyle w:firstRow="1"/>
+        </w:trPr>
+        <w:tc>
+          <w:tcPr>
+            <w:tcBorders>
+              <w:bottom w:val="single"/>
+            </w:tcBorders>
+            <w:vAlign w:val="bottom"/>
+          </w:tcPr>
+          <w:p>
+            <w:pPr>
+              <w:pStyle w:val="Compact"/>
+              <w:jc w:val="left"/>
+            </w:pPr>
+            <w:r>
+              <w:t xml:space="preserve">El agente de IA puede</w:t>
+            </w:r>
+          </w:p>
+        </w:tc>
+        <w:tc>
+          <w:tcPr>
+            <w:tcBorders>
+              <w:bottom w:val="single"/>
+            </w:tcBorders>
+            <w:vAlign w:val="bottom"/>
+          </w:tcPr>
+          <w:p>
+            <w:pPr>
+              <w:pStyle w:val="Compact"/>
+              <w:jc w:val="left"/>
+            </w:pPr>
+            <w:r>
+              <w:t xml:space="preserve">Solo una persona puede</w:t>
             </w:r>
           </w:p>
         </w:tc>
@@ -3265,29 +4554,18 @@
               <w:jc w:val="left"/>
             </w:pPr>
             <w:r>
-              <w:t xml:space="preserve">4. Aprobación</w:t>
-            </w:r>
-          </w:p>
-        </w:tc>
-        <w:tc>
-          <w:p>
-            <w:pPr>
-              <w:pStyle w:val="Compact"/>
-              <w:jc w:val="left"/>
-            </w:pPr>
-            <w:r>
-              <w:t xml:space="preserve">Aceptar la clasificación; en B, validar la nota</w:t>
-            </w:r>
-          </w:p>
-        </w:tc>
-        <w:tc>
-          <w:p>
-            <w:pPr>
-              <w:pStyle w:val="Compact"/>
-              <w:jc w:val="left"/>
-            </w:pPr>
-            <w:r>
-              <w:t xml:space="preserve">Persona</w:t>
+              <w:t xml:space="preserve">Inventariar archivos y calcular pesos y MD5</w:t>
+            </w:r>
+          </w:p>
+        </w:tc>
+        <w:tc>
+          <w:p>
+            <w:pPr>
+              <w:pStyle w:val="Compact"/>
+              <w:jc w:val="left"/>
+            </w:pPr>
+            <w:r>
+              <w:t xml:space="preserve">Aprobar la categoría de cualquier archivo B y de los casos dudosos</w:t>
             </w:r>
           </w:p>
         </w:tc>
@@ -3300,29 +4578,18 @@
               <w:jc w:val="left"/>
             </w:pPr>
             <w:r>
-              <w:t xml:space="preserve">5. Ubicación</w:t>
-            </w:r>
-          </w:p>
-        </w:tc>
-        <w:tc>
-          <w:p>
-            <w:pPr>
-              <w:pStyle w:val="Compact"/>
-              <w:jc w:val="left"/>
-            </w:pPr>
-            <w:r>
-              <w:t xml:space="preserve">Carpeta de la entidad, sin renombrar el archivo</w:t>
-            </w:r>
-          </w:p>
-        </w:tc>
-        <w:tc>
-          <w:p>
-            <w:pPr>
-              <w:pStyle w:val="Compact"/>
-              <w:jc w:val="left"/>
-            </w:pPr>
-            <w:r>
-              <w:t xml:space="preserve">Agente o persona</w:t>
+              <w:t xml:space="preserve">Leer hojas y encabezados; detectar cobertura, recortes y duplicados</w:t>
+            </w:r>
+          </w:p>
+        </w:tc>
+        <w:tc>
+          <w:p>
+            <w:pPr>
+              <w:pStyle w:val="Compact"/>
+              <w:jc w:val="left"/>
+            </w:pPr>
+            <w:r>
+              <w:t xml:space="preserve">Decidir exclusiones y excepciones a los criterios de admisión</w:t>
             </w:r>
           </w:p>
         </w:tc>
@@ -3335,29 +4602,18 @@
               <w:jc w:val="left"/>
             </w:pPr>
             <w:r>
-              <w:t xml:space="preserve">6. Registro</w:t>
-            </w:r>
-          </w:p>
-        </w:tc>
-        <w:tc>
-          <w:p>
-            <w:pPr>
-              <w:pStyle w:val="Compact"/>
-              <w:jc w:val="left"/>
-            </w:pPr>
-            <w:r>
-              <w:t xml:space="preserve">Fila en Fuentes con su nivel de procedencia, variables afectadas, fila en el manifiesto</w:t>
-            </w:r>
-          </w:p>
-        </w:tc>
-        <w:tc>
-          <w:p>
-            <w:pPr>
-              <w:pStyle w:val="Compact"/>
-              <w:jc w:val="left"/>
-            </w:pPr>
-            <w:r>
-              <w:t xml:space="preserve">Agente o persona</w:t>
+              <w:t xml:space="preserve">Proponer la categoría con su evidencia</w:t>
+            </w:r>
+          </w:p>
+        </w:tc>
+        <w:tc>
+          <w:p>
+            <w:pPr>
+              <w:pStyle w:val="Compact"/>
+              <w:jc w:val="left"/>
+            </w:pPr>
+            <w:r>
+              <w:t xml:space="preserve">Obtener originales: solicitudes a entidades, descargas con credenciales, acuerdos de uso</w:t>
             </w:r>
           </w:p>
         </w:tc>
@@ -3370,29 +4626,18 @@
               <w:jc w:val="left"/>
             </w:pPr>
             <w:r>
-              <w:t xml:space="preserve">7. Verificación</w:t>
-            </w:r>
-          </w:p>
-        </w:tc>
-        <w:tc>
-          <w:p>
-            <w:pPr>
-              <w:pStyle w:val="Compact"/>
-              <w:jc w:val="left"/>
-            </w:pPr>
-            <w:r>
-              <w:t xml:space="preserve">Recalcular MD5 y comprobar que el registro y el repositorio coinciden</w:t>
-            </w:r>
-          </w:p>
-        </w:tc>
-        <w:tc>
-          <w:p>
-            <w:pPr>
-              <w:pStyle w:val="Compact"/>
-              <w:jc w:val="left"/>
-            </w:pPr>
-            <w:r>
-              <w:t xml:space="preserve">Agente o persona</w:t>
+              <w:t xml:space="preserve">Redactar descripciones y completar el registro con metadatos que estén en el archivo</w:t>
+            </w:r>
+          </w:p>
+        </w:tc>
+        <w:tc>
+          <w:p>
+            <w:pPr>
+              <w:pStyle w:val="Compact"/>
+              <w:jc w:val="left"/>
+            </w:pPr>
+            <w:r>
+              <w:t xml:space="preserve">Confirmar entidad, URL y fecha de corte cuando no constan en el archivo</w:t>
             </w:r>
           </w:p>
         </w:tc>
@@ -3405,29 +4650,130 @@
               <w:jc w:val="left"/>
             </w:pPr>
             <w:r>
-              <w:t xml:space="preserve">8. Bitácora y publicación</w:t>
-            </w:r>
-          </w:p>
-        </w:tc>
-        <w:tc>
-          <w:p>
-            <w:pPr>
-              <w:pStyle w:val="Compact"/>
-              <w:jc w:val="left"/>
-            </w:pPr>
-            <w:r>
-              <w:t xml:space="preserve">Entrada con motivo y aprobador; publicación del cambio</w:t>
-            </w:r>
-          </w:p>
-        </w:tc>
-        <w:tc>
-          <w:p>
-            <w:pPr>
-              <w:pStyle w:val="Compact"/>
-              <w:jc w:val="left"/>
-            </w:pPr>
-            <w:r>
-              <w:t xml:space="preserve">Persona aprueba y publica</w:t>
+              <w:t xml:space="preserve">Investigar la procedencia: buscar la publicación oficial y contrastarla con el archivo</w:t>
+            </w:r>
+          </w:p>
+        </w:tc>
+        <w:tc>
+          <w:p>
+            <w:pPr>
+              <w:pStyle w:val="Compact"/>
+              <w:jc w:val="left"/>
+            </w:pPr>
+            <w:r>
+              <w:t xml:space="preserve">Aportar el conocimiento del equipo y asignar el nivel de procedencia</w:t>
+            </w:r>
+          </w:p>
+        </w:tc>
+      </w:tr>
+      <w:tr>
+        <w:tc>
+          <w:p>
+            <w:pPr>
+              <w:pStyle w:val="Compact"/>
+              <w:jc w:val="left"/>
+            </w:pPr>
+            <w:r>
+              <w:t xml:space="preserve">Anclar variables a hoja y campo, citando la evidencia</w:t>
+            </w:r>
+          </w:p>
+        </w:tc>
+        <w:tc>
+          <w:p>
+            <w:pPr>
+              <w:pStyle w:val="Compact"/>
+              <w:jc w:val="left"/>
+            </w:pPr>
+            <w:r>
+              <w:t xml:space="preserve">Declarar qué versión es la vigente</w:t>
+            </w:r>
+          </w:p>
+        </w:tc>
+      </w:tr>
+      <w:tr>
+        <w:tc>
+          <w:p>
+            <w:pPr>
+              <w:pStyle w:val="Compact"/>
+              <w:jc w:val="left"/>
+            </w:pPr>
+            <w:r>
+              <w:t xml:space="preserve">Generar y verificar el manifiesto; detectar inconsistencias</w:t>
+            </w:r>
+          </w:p>
+        </w:tc>
+        <w:tc>
+          <w:p>
+            <w:pPr>
+              <w:pStyle w:val="Compact"/>
+              <w:jc w:val="left"/>
+            </w:pPr>
+            <w:r>
+              <w:t xml:space="preserve">Aprobar cambios en la tabla maestra territorial</w:t>
+            </w:r>
+          </w:p>
+        </w:tc>
+      </w:tr>
+      <w:tr>
+        <w:tc>
+          <w:p>
+            <w:pPr>
+              <w:pStyle w:val="Compact"/>
+              <w:jc w:val="left"/>
+            </w:pPr>
+            <w:r>
+              <w:t xml:space="preserve">Preparar la propuesta de cambio y la entrada de bitácora</w:t>
+            </w:r>
+          </w:p>
+        </w:tc>
+        <w:tc>
+          <w:p>
+            <w:pPr>
+              <w:pStyle w:val="Compact"/>
+              <w:jc w:val="left"/>
+            </w:pPr>
+            <w:r>
+              <w:t xml:space="preserve">Decidir sobre archivos pesados y registros individuales</w:t>
+            </w:r>
+          </w:p>
+        </w:tc>
+      </w:tr>
+      <w:tr>
+        <w:tc>
+          <w:p>
+            <w:pPr>
+              <w:pStyle w:val="Compact"/>
+              <w:jc w:val="left"/>
+            </w:pPr>
+            <w:r>
+              <w:t xml:space="preserve">Redactar borradores de documentación</w:t>
+            </w:r>
+          </w:p>
+        </w:tc>
+        <w:tc>
+          <w:p>
+            <w:pPr>
+              <w:pStyle w:val="Compact"/>
+              <w:jc w:val="left"/>
+            </w:pPr>
+            <w:r>
+              <w:t xml:space="preserve">Aprobar el ingreso y publicarlo en el repositorio compartido</w:t>
+            </w:r>
+          </w:p>
+        </w:tc>
+      </w:tr>
+      <w:tr>
+        <w:tc>
+          <w:p/>
+        </w:tc>
+        <w:tc>
+          <w:p>
+            <w:pPr>
+              <w:pStyle w:val="Compact"/>
+              <w:jc w:val="left"/>
+            </w:pPr>
+            <w:r>
+              <w:t xml:space="preserve">Cerrar pendientes y brechas</w:t>
             </w:r>
           </w:p>
         </w:tc>
@@ -3438,68 +4784,76 @@
         <w:pStyle w:val="BodyText"/>
       </w:pPr>
       <w:r>
-        <w:t xml:space="preserve">Un ingreso no está terminado hasta que pasa la verificación del paso 7.</w:t>
+        <w:rPr>
+          <w:b/>
+        </w:rPr>
+        <w:t xml:space="preserve">Límites para cualquier agente:</w:t>
+      </w:r>
+    </w:p>
+    <w:p>
+      <w:pPr>
+        <w:numPr>
+          <w:ilvl w:val="0"/>
+          <w:numId w:val="1015"/>
+        </w:numPr>
+        <w:pStyle w:val="Compact"/>
+      </w:pPr>
+      <w:r>
+        <w:t xml:space="preserve">No modifica, renombra ni borra originales.</w:t>
+      </w:r>
+    </w:p>
+    <w:p>
+      <w:pPr>
+        <w:numPr>
+          <w:ilvl w:val="0"/>
+          <w:numId w:val="1015"/>
+        </w:numPr>
+        <w:pStyle w:val="Compact"/>
+      </w:pPr>
+      <w:r>
+        <w:t xml:space="preserve">No publica en el repositorio compartido sin aprobación.</w:t>
+      </w:r>
+    </w:p>
+    <w:p>
+      <w:pPr>
+        <w:numPr>
+          <w:ilvl w:val="0"/>
+          <w:numId w:val="1015"/>
+        </w:numPr>
+        <w:pStyle w:val="Compact"/>
+      </w:pPr>
+      <w:r>
+        <w:t xml:space="preserve">No completa metadatos por inferencia.</w:t>
+      </w:r>
+    </w:p>
+    <w:p>
+      <w:pPr>
+        <w:numPr>
+          <w:ilvl w:val="0"/>
+          <w:numId w:val="1015"/>
+        </w:numPr>
+        <w:pStyle w:val="Compact"/>
+      </w:pPr>
+      <w:r>
+        <w:t xml:space="preserve">Toda salida del agente llega como propuesta revisable, con la evidencia que la sustenta.</w:t>
       </w:r>
     </w:p>
     <w:p>
       <w:pPr>
         <w:pStyle w:val="Heading2"/>
       </w:pPr>
-      <w:bookmarkStart w:id="33" w:name="X43a7455c4d26633bd1241beba91f0db368f034f"/>
-      <w:r>
-        <w:t xml:space="preserve">13. Protocolo de investigación de procedencia</w:t>
-      </w:r>
-      <w:bookmarkEnd w:id="33"/>
+      <w:bookmarkStart w:id="37" w:name="ciclo-común-de-ingreso"/>
+      <w:r>
+        <w:t xml:space="preserve">12. Ciclo común de ingreso</w:t>
+      </w:r>
+      <w:bookmarkEnd w:id="37"/>
     </w:p>
     <w:p>
       <w:pPr>
         <w:pStyle w:val="FirstParagraph"/>
       </w:pPr>
       <w:r>
-        <w:t xml:space="preserve">Saber de dónde viene cada archivo es el requisito más importante del repositorio: sin procedencia, un dato no se puede citar, actualizar ni defender. La procedencia no se hereda de la ubicación que tuvo un archivo en otro proyecto; se</w:t>
-      </w:r>
-      <w:r>
-        <w:t xml:space="preserve"> </w:t>
-      </w:r>
-      <w:r>
-        <w:rPr>
-          <w:b/>
-        </w:rPr>
-        <w:t xml:space="preserve">investiga y documenta</w:t>
-      </w:r>
-      <w:r>
-        <w:t xml:space="preserve"> </w:t>
-      </w:r>
-      <w:r>
-        <w:t xml:space="preserve">en el registro. Es un trabajo conjunto: el agente de IA rastrea y contrasta, y la persona aporta lo que solo sabe el equipo y aprueba el resultado.</w:t>
-      </w:r>
-    </w:p>
-    <w:p>
-      <w:pPr>
-        <w:pStyle w:val="BodyText"/>
-      </w:pPr>
-      <w:r>
-        <w:rPr>
-          <w:b/>
-        </w:rPr>
-        <w:t xml:space="preserve">Qué se documenta por archivo:</w:t>
-      </w:r>
-      <w:r>
-        <w:t xml:space="preserve"> </w:t>
-      </w:r>
-      <w:r>
-        <w:t xml:space="preserve">entidad y producto (nombre oficial de la publicación o sistema), acceso (URL exacta con fecha de consulta, o solicitud oficial con su radicado), fecha de corte y fecha de obtención, cobertura, condiciones de uso y la evidencia que sustenta cada dato.</w:t>
-      </w:r>
-    </w:p>
-    <w:p>
-      <w:pPr>
-        <w:pStyle w:val="BodyText"/>
-      </w:pPr>
-      <w:r>
-        <w:rPr>
-          <w:b/>
-        </w:rPr>
-        <w:t xml:space="preserve">Niveles de procedencia:</w:t>
+        <w:t xml:space="preserve">Agregar un dato nuevo, actualizar uno existente, establecer la procedencia de un archivo y cerrar un pendiente siguen el mismo ciclo. Las secciones 13 a 16 describen solo lo que cambia en cada caso.</w:t>
       </w:r>
     </w:p>
     <w:tbl>
@@ -3530,7 +4884,7 @@
               <w:jc w:val="left"/>
             </w:pPr>
             <w:r>
-              <w:t xml:space="preserve">Nivel</w:t>
+              <w:t xml:space="preserve">Paso</w:t>
             </w:r>
           </w:p>
         </w:tc>
@@ -3547,7 +4901,7 @@
               <w:jc w:val="left"/>
             </w:pPr>
             <w:r>
-              <w:t xml:space="preserve">Significa</w:t>
+              <w:t xml:space="preserve">Qué se hace</w:t>
             </w:r>
           </w:p>
         </w:tc>
@@ -3564,7 +4918,7 @@
               <w:jc w:val="left"/>
             </w:pPr>
             <w:r>
-              <w:t xml:space="preserve">Quién lo asigna</w:t>
+              <w:t xml:space="preserve">Quién</w:t>
             </w:r>
           </w:p>
         </w:tc>
@@ -3577,32 +4931,29 @@
               <w:jc w:val="left"/>
             </w:pPr>
             <w:r>
-              <w:rPr>
-                <w:b/>
-              </w:rPr>
-              <w:t xml:space="preserve">Verificada</w:t>
-            </w:r>
-          </w:p>
-        </w:tc>
-        <w:tc>
-          <w:p>
-            <w:pPr>
-              <w:pStyle w:val="Compact"/>
-              <w:jc w:val="left"/>
-            </w:pPr>
-            <w:r>
-              <w:t xml:space="preserve">La publicación oficial se localizó y se contrastó con el archivo: coinciden la estructura, el periodo y una muestra de valores, o la huella de la descarga es idéntica</w:t>
-            </w:r>
-          </w:p>
-        </w:tc>
-        <w:tc>
-          <w:p>
-            <w:pPr>
-              <w:pStyle w:val="Compact"/>
-              <w:jc w:val="left"/>
-            </w:pPr>
-            <w:r>
-              <w:t xml:space="preserve">Persona, con el contraste documentado</w:t>
+              <w:t xml:space="preserve">1. Obtención</w:t>
+            </w:r>
+          </w:p>
+        </w:tc>
+        <w:tc>
+          <w:p>
+            <w:pPr>
+              <w:pStyle w:val="Compact"/>
+              <w:jc w:val="left"/>
+            </w:pPr>
+            <w:r>
+              <w:t xml:space="preserve">Conseguir el archivo de la entidad y anotar acceso y fecha de descarga</w:t>
+            </w:r>
+          </w:p>
+        </w:tc>
+        <w:tc>
+          <w:p>
+            <w:pPr>
+              <w:pStyle w:val="Compact"/>
+              <w:jc w:val="left"/>
+            </w:pPr>
+            <w:r>
+              <w:t xml:space="preserve">Persona (descargas públicas: agente, con aprobación)</w:t>
             </w:r>
           </w:p>
         </w:tc>
@@ -3615,32 +4966,29 @@
               <w:jc w:val="left"/>
             </w:pPr>
             <w:r>
-              <w:rPr>
-                <w:b/>
-              </w:rPr>
-              <w:t xml:space="preserve">Documentada</w:t>
-            </w:r>
-          </w:p>
-        </w:tc>
-        <w:tc>
-          <w:p>
-            <w:pPr>
-              <w:pStyle w:val="Compact"/>
-              <w:jc w:val="left"/>
-            </w:pPr>
-            <w:r>
-              <w:t xml:space="preserve">La fuente está identificada con evidencia (enlace oficial, radicado, correo de entrega), pero no se contrastaron los valores</w:t>
-            </w:r>
-          </w:p>
-        </w:tc>
-        <w:tc>
-          <w:p>
-            <w:pPr>
-              <w:pStyle w:val="Compact"/>
-              <w:jc w:val="left"/>
-            </w:pPr>
-            <w:r>
-              <w:t xml:space="preserve">Persona</w:t>
+              <w:t xml:space="preserve">2. Revisión</w:t>
+            </w:r>
+          </w:p>
+        </w:tc>
+        <w:tc>
+          <w:p>
+            <w:pPr>
+              <w:pStyle w:val="Compact"/>
+              <w:jc w:val="left"/>
+            </w:pPr>
+            <w:r>
+              <w:t xml:space="preserve">Leer contenido: hojas, cobertura, columnas agregadas, relación con archivos existentes</w:t>
+            </w:r>
+          </w:p>
+        </w:tc>
+        <w:tc>
+          <w:p>
+            <w:pPr>
+              <w:pStyle w:val="Compact"/>
+              <w:jc w:val="left"/>
+            </w:pPr>
+            <w:r>
+              <w:t xml:space="preserve">Agente o persona</w:t>
             </w:r>
           </w:p>
         </w:tc>
@@ -3653,21 +5001,18 @@
               <w:jc w:val="left"/>
             </w:pPr>
             <w:r>
-              <w:rPr>
-                <w:b/>
-              </w:rPr>
-              <w:t xml:space="preserve">Por confirmar</w:t>
-            </w:r>
-          </w:p>
-        </w:tc>
-        <w:tc>
-          <w:p>
-            <w:pPr>
-              <w:pStyle w:val="Compact"/>
-              <w:jc w:val="left"/>
-            </w:pPr>
-            <w:r>
-              <w:t xml:space="preserve">Hay una hipótesis de fuente sin evidencia suficiente</w:t>
+              <w:t xml:space="preserve">3. Clasificación</w:t>
+            </w:r>
+          </w:p>
+        </w:tc>
+        <w:tc>
+          <w:p>
+            <w:pPr>
+              <w:pStyle w:val="Compact"/>
+              <w:jc w:val="left"/>
+            </w:pPr>
+            <w:r>
+              <w:t xml:space="preserve">Proponer A, B o C con evidencia</w:t>
             </w:r>
           </w:p>
         </w:tc>
@@ -3691,21 +5036,18 @@
               <w:jc w:val="left"/>
             </w:pPr>
             <w:r>
-              <w:rPr>
-                <w:b/>
-              </w:rPr>
-              <w:t xml:space="preserve">Desconocida</w:t>
-            </w:r>
-          </w:p>
-        </w:tc>
-        <w:tc>
-          <w:p>
-            <w:pPr>
-              <w:pStyle w:val="Compact"/>
-              <w:jc w:val="left"/>
-            </w:pPr>
-            <w:r>
-              <w:t xml:space="preserve">Se investigó y no fue posible establecerla</w:t>
+              <w:t xml:space="preserve">4. Aprobación</w:t>
+            </w:r>
+          </w:p>
+        </w:tc>
+        <w:tc>
+          <w:p>
+            <w:pPr>
+              <w:pStyle w:val="Compact"/>
+              <w:jc w:val="left"/>
+            </w:pPr>
+            <w:r>
+              <w:t xml:space="preserve">Aceptar la clasificación; en B, validar la nota</w:t>
             </w:r>
           </w:p>
         </w:tc>
@@ -3717,6 +5059,146 @@
             </w:pPr>
             <w:r>
               <w:t xml:space="preserve">Persona</w:t>
+            </w:r>
+          </w:p>
+        </w:tc>
+      </w:tr>
+      <w:tr>
+        <w:tc>
+          <w:p>
+            <w:pPr>
+              <w:pStyle w:val="Compact"/>
+              <w:jc w:val="left"/>
+            </w:pPr>
+            <w:r>
+              <w:t xml:space="preserve">5. Ubicación</w:t>
+            </w:r>
+          </w:p>
+        </w:tc>
+        <w:tc>
+          <w:p>
+            <w:pPr>
+              <w:pStyle w:val="Compact"/>
+              <w:jc w:val="left"/>
+            </w:pPr>
+            <w:r>
+              <w:t xml:space="preserve">Carpeta de la entidad, sin renombrar el archivo</w:t>
+            </w:r>
+          </w:p>
+        </w:tc>
+        <w:tc>
+          <w:p>
+            <w:pPr>
+              <w:pStyle w:val="Compact"/>
+              <w:jc w:val="left"/>
+            </w:pPr>
+            <w:r>
+              <w:t xml:space="preserve">Agente o persona</w:t>
+            </w:r>
+          </w:p>
+        </w:tc>
+      </w:tr>
+      <w:tr>
+        <w:tc>
+          <w:p>
+            <w:pPr>
+              <w:pStyle w:val="Compact"/>
+              <w:jc w:val="left"/>
+            </w:pPr>
+            <w:r>
+              <w:t xml:space="preserve">6. Registro</w:t>
+            </w:r>
+          </w:p>
+        </w:tc>
+        <w:tc>
+          <w:p>
+            <w:pPr>
+              <w:pStyle w:val="Compact"/>
+              <w:jc w:val="left"/>
+            </w:pPr>
+            <w:r>
+              <w:t xml:space="preserve">Fila en Fuentes con su nivel de procedencia, variables afectadas, fila en el manifiesto</w:t>
+            </w:r>
+          </w:p>
+        </w:tc>
+        <w:tc>
+          <w:p>
+            <w:pPr>
+              <w:pStyle w:val="Compact"/>
+              <w:jc w:val="left"/>
+            </w:pPr>
+            <w:r>
+              <w:t xml:space="preserve">Agente o persona</w:t>
+            </w:r>
+          </w:p>
+        </w:tc>
+      </w:tr>
+      <w:tr>
+        <w:tc>
+          <w:p>
+            <w:pPr>
+              <w:pStyle w:val="Compact"/>
+              <w:jc w:val="left"/>
+            </w:pPr>
+            <w:r>
+              <w:t xml:space="preserve">7. Verificación</w:t>
+            </w:r>
+          </w:p>
+        </w:tc>
+        <w:tc>
+          <w:p>
+            <w:pPr>
+              <w:pStyle w:val="Compact"/>
+              <w:jc w:val="left"/>
+            </w:pPr>
+            <w:r>
+              <w:t xml:space="preserve">Recalcular MD5 y comprobar que el registro y el repositorio coinciden</w:t>
+            </w:r>
+          </w:p>
+        </w:tc>
+        <w:tc>
+          <w:p>
+            <w:pPr>
+              <w:pStyle w:val="Compact"/>
+              <w:jc w:val="left"/>
+            </w:pPr>
+            <w:r>
+              <w:t xml:space="preserve">Agente o persona</w:t>
+            </w:r>
+          </w:p>
+        </w:tc>
+      </w:tr>
+      <w:tr>
+        <w:tc>
+          <w:p>
+            <w:pPr>
+              <w:pStyle w:val="Compact"/>
+              <w:jc w:val="left"/>
+            </w:pPr>
+            <w:r>
+              <w:t xml:space="preserve">8. Bitácora y publicación</w:t>
+            </w:r>
+          </w:p>
+        </w:tc>
+        <w:tc>
+          <w:p>
+            <w:pPr>
+              <w:pStyle w:val="Compact"/>
+              <w:jc w:val="left"/>
+            </w:pPr>
+            <w:r>
+              <w:t xml:space="preserve">Entrada con motivo y aprobador; publicación del cambio</w:t>
+            </w:r>
+          </w:p>
+        </w:tc>
+        <w:tc>
+          <w:p>
+            <w:pPr>
+              <w:pStyle w:val="Compact"/>
+              <w:jc w:val="left"/>
+            </w:pPr>
+            <w:r>
+              <w:t xml:space="preserve">Persona aprueba y publica</w:t>
             </w:r>
           </w:p>
         </w:tc>
@@ -3727,10 +5209,68 @@
         <w:pStyle w:val="BodyText"/>
       </w:pPr>
       <w:r>
-        <w:rPr>
-          <w:b/>
-        </w:rPr>
-        <w:t xml:space="preserve">Pasos:</w:t>
+        <w:t xml:space="preserve">Un ingreso no está terminado hasta que pasa la verificación del paso 7.</w:t>
+      </w:r>
+    </w:p>
+    <w:p>
+      <w:pPr>
+        <w:pStyle w:val="Heading2"/>
+      </w:pPr>
+      <w:bookmarkStart w:id="38" w:name="X43a7455c4d26633bd1241beba91f0db368f034f"/>
+      <w:r>
+        <w:t xml:space="preserve">13. Protocolo de investigación de procedencia</w:t>
+      </w:r>
+      <w:bookmarkEnd w:id="38"/>
+    </w:p>
+    <w:p>
+      <w:pPr>
+        <w:pStyle w:val="FirstParagraph"/>
+      </w:pPr>
+      <w:r>
+        <w:t xml:space="preserve">Saber de dónde viene cada archivo es el requisito más importante del repositorio: sin procedencia, un dato no se puede citar, actualizar ni defender. La procedencia no se hereda de la ubicación que tuvo un archivo en otro proyecto; se</w:t>
+      </w:r>
+      <w:r>
+        <w:t xml:space="preserve"> </w:t>
+      </w:r>
+      <w:r>
+        <w:rPr>
+          <w:b/>
+        </w:rPr>
+        <w:t xml:space="preserve">investiga y documenta</w:t>
+      </w:r>
+      <w:r>
+        <w:t xml:space="preserve"> </w:t>
+      </w:r>
+      <w:r>
+        <w:t xml:space="preserve">en el registro. Es un trabajo conjunto: el agente de IA rastrea y contrasta, y la persona aporta lo que solo sabe el equipo y aprueba el resultado.</w:t>
+      </w:r>
+    </w:p>
+    <w:p>
+      <w:pPr>
+        <w:pStyle w:val="BodyText"/>
+      </w:pPr>
+      <w:r>
+        <w:rPr>
+          <w:b/>
+        </w:rPr>
+        <w:t xml:space="preserve">Qué se documenta por archivo:</w:t>
+      </w:r>
+      <w:r>
+        <w:t xml:space="preserve"> </w:t>
+      </w:r>
+      <w:r>
+        <w:t xml:space="preserve">entidad y producto (nombre oficial de la publicación o sistema), acceso (URL exacta con fecha de consulta, o solicitud oficial con su radicado), fecha de corte y fecha de obtención, cobertura, condiciones de uso y la evidencia que sustenta cada dato.</w:t>
+      </w:r>
+    </w:p>
+    <w:p>
+      <w:pPr>
+        <w:pStyle w:val="BodyText"/>
+      </w:pPr>
+      <w:r>
+        <w:rPr>
+          <w:b/>
+        </w:rPr>
+        <w:t xml:space="preserve">Niveles de procedencia:</w:t>
       </w:r>
     </w:p>
     <w:tbl>
@@ -3761,7 +5301,7 @@
               <w:jc w:val="left"/>
             </w:pPr>
             <w:r>
-              <w:t xml:space="preserve">Paso</w:t>
+              <w:t xml:space="preserve">Nivel</w:t>
             </w:r>
           </w:p>
         </w:tc>
@@ -3778,7 +5318,7 @@
               <w:jc w:val="left"/>
             </w:pPr>
             <w:r>
-              <w:t xml:space="preserve">Qué se hace</w:t>
+              <w:t xml:space="preserve">Significa</w:t>
             </w:r>
           </w:p>
         </w:tc>
@@ -3795,7 +5335,7 @@
               <w:jc w:val="left"/>
             </w:pPr>
             <w:r>
-              <w:t xml:space="preserve">Quién</w:t>
+              <w:t xml:space="preserve">Quién lo asigna</w:t>
             </w:r>
           </w:p>
         </w:tc>
@@ -3808,44 +5348,32 @@
               <w:jc w:val="left"/>
             </w:pPr>
             <w:r>
-              <w:t xml:space="preserve">1. Pistas internas</w:t>
-            </w:r>
-          </w:p>
-        </w:tc>
-        <w:tc>
-          <w:p>
-            <w:pPr>
-              <w:pStyle w:val="Compact"/>
-              <w:jc w:val="left"/>
-            </w:pPr>
-            <w:r>
-              <w:t xml:space="preserve">Leer lo que el propio archivo dice: hojas de índice o notas de</w:t>
-            </w:r>
-            <w:r>
-              <w:t xml:space="preserve"> </w:t>
-            </w:r>
-            <w:r>
-              <w:t xml:space="preserve">“</w:t>
-            </w:r>
-            <w:r>
-              <w:t xml:space="preserve">Fuente</w:t>
-            </w:r>
-            <w:r>
-              <w:t xml:space="preserve">”</w:t>
-            </w:r>
-            <w:r>
-              <w:t xml:space="preserve">, encabezados institucionales, propiedades del documento, fechas y nombres de productos</w:t>
-            </w:r>
-          </w:p>
-        </w:tc>
-        <w:tc>
-          <w:p>
-            <w:pPr>
-              <w:pStyle w:val="Compact"/>
-              <w:jc w:val="left"/>
-            </w:pPr>
-            <w:r>
-              <w:t xml:space="preserve">Agente</w:t>
+              <w:rPr>
+                <w:b/>
+              </w:rPr>
+              <w:t xml:space="preserve">Verificada</w:t>
+            </w:r>
+          </w:p>
+        </w:tc>
+        <w:tc>
+          <w:p>
+            <w:pPr>
+              <w:pStyle w:val="Compact"/>
+              <w:jc w:val="left"/>
+            </w:pPr>
+            <w:r>
+              <w:t xml:space="preserve">La publicación oficial se localizó y se contrastó con el archivo: coinciden la estructura, el periodo y una muestra de valores, o la huella de la descarga es idéntica</w:t>
+            </w:r>
+          </w:p>
+        </w:tc>
+        <w:tc>
+          <w:p>
+            <w:pPr>
+              <w:pStyle w:val="Compact"/>
+              <w:jc w:val="left"/>
+            </w:pPr>
+            <w:r>
+              <w:t xml:space="preserve">Persona, con el contraste documentado</w:t>
             </w:r>
           </w:p>
         </w:tc>
@@ -3858,29 +5386,32 @@
               <w:jc w:val="left"/>
             </w:pPr>
             <w:r>
-              <w:t xml:space="preserve">2. Búsqueda</w:t>
-            </w:r>
-          </w:p>
-        </w:tc>
-        <w:tc>
-          <w:p>
-            <w:pPr>
-              <w:pStyle w:val="Compact"/>
-              <w:jc w:val="left"/>
-            </w:pPr>
-            <w:r>
-              <w:t xml:space="preserve">Localizar la publicación oficial candidata: portal, nombre del producto, URL, versión y fecha de publicación</w:t>
-            </w:r>
-          </w:p>
-        </w:tc>
-        <w:tc>
-          <w:p>
-            <w:pPr>
-              <w:pStyle w:val="Compact"/>
-              <w:jc w:val="left"/>
-            </w:pPr>
-            <w:r>
-              <w:t xml:space="preserve">Agente</w:t>
+              <w:rPr>
+                <w:b/>
+              </w:rPr>
+              <w:t xml:space="preserve">Documentada</w:t>
+            </w:r>
+          </w:p>
+        </w:tc>
+        <w:tc>
+          <w:p>
+            <w:pPr>
+              <w:pStyle w:val="Compact"/>
+              <w:jc w:val="left"/>
+            </w:pPr>
+            <w:r>
+              <w:t xml:space="preserve">La fuente está identificada con evidencia (enlace oficial, radicado, correo de entrega), pero no se contrastaron los valores</w:t>
+            </w:r>
+          </w:p>
+        </w:tc>
+        <w:tc>
+          <w:p>
+            <w:pPr>
+              <w:pStyle w:val="Compact"/>
+              <w:jc w:val="left"/>
+            </w:pPr>
+            <w:r>
+              <w:t xml:space="preserve">Persona</w:t>
             </w:r>
           </w:p>
         </w:tc>
@@ -3893,29 +5424,32 @@
               <w:jc w:val="left"/>
             </w:pPr>
             <w:r>
-              <w:t xml:space="preserve">3. Contraste</w:t>
-            </w:r>
-          </w:p>
-        </w:tc>
-        <w:tc>
-          <w:p>
-            <w:pPr>
-              <w:pStyle w:val="Compact"/>
-              <w:jc w:val="left"/>
-            </w:pPr>
-            <w:r>
-              <w:t xml:space="preserve">Si hay descarga pública, obtenerla fuera del repositorio y compararla con el archivo: estructura, periodo, muestra de valores, huella</w:t>
-            </w:r>
-          </w:p>
-        </w:tc>
-        <w:tc>
-          <w:p>
-            <w:pPr>
-              <w:pStyle w:val="Compact"/>
-              <w:jc w:val="left"/>
-            </w:pPr>
-            <w:r>
-              <w:t xml:space="preserve">Agente</w:t>
+              <w:rPr>
+                <w:b/>
+              </w:rPr>
+              <w:t xml:space="preserve">Por confirmar</w:t>
+            </w:r>
+          </w:p>
+        </w:tc>
+        <w:tc>
+          <w:p>
+            <w:pPr>
+              <w:pStyle w:val="Compact"/>
+              <w:jc w:val="left"/>
+            </w:pPr>
+            <w:r>
+              <w:t xml:space="preserve">Hay una hipótesis de fuente sin evidencia suficiente</w:t>
+            </w:r>
+          </w:p>
+        </w:tc>
+        <w:tc>
+          <w:p>
+            <w:pPr>
+              <w:pStyle w:val="Compact"/>
+              <w:jc w:val="left"/>
+            </w:pPr>
+            <w:r>
+              <w:t xml:space="preserve">Agente o persona</w:t>
             </w:r>
           </w:p>
         </w:tc>
@@ -3928,18 +5462,21 @@
               <w:jc w:val="left"/>
             </w:pPr>
             <w:r>
-              <w:t xml:space="preserve">4. Conocimiento del equipo</w:t>
-            </w:r>
-          </w:p>
-        </w:tc>
-        <w:tc>
-          <w:p>
-            <w:pPr>
-              <w:pStyle w:val="Compact"/>
-              <w:jc w:val="left"/>
-            </w:pPr>
-            <w:r>
-              <w:t xml:space="preserve">Aportar lo que no está en internet: quién consiguió el archivo, por qué canal, solicitudes, correos, acuerdos de uso</w:t>
+              <w:rPr>
+                <w:b/>
+              </w:rPr>
+              <w:t xml:space="preserve">Desconocida</w:t>
+            </w:r>
+          </w:p>
+        </w:tc>
+        <w:tc>
+          <w:p>
+            <w:pPr>
+              <w:pStyle w:val="Compact"/>
+              <w:jc w:val="left"/>
+            </w:pPr>
+            <w:r>
+              <w:t xml:space="preserve">Se investigó y no fue posible establecerla</w:t>
             </w:r>
           </w:p>
         </w:tc>
@@ -3951,76 +5488,6 @@
             </w:pPr>
             <w:r>
               <w:t xml:space="preserve">Persona</w:t>
-            </w:r>
-          </w:p>
-        </w:tc>
-      </w:tr>
-      <w:tr>
-        <w:tc>
-          <w:p>
-            <w:pPr>
-              <w:pStyle w:val="Compact"/>
-              <w:jc w:val="left"/>
-            </w:pPr>
-            <w:r>
-              <w:t xml:space="preserve">5. Decisión</w:t>
-            </w:r>
-          </w:p>
-        </w:tc>
-        <w:tc>
-          <w:p>
-            <w:pPr>
-              <w:pStyle w:val="Compact"/>
-              <w:jc w:val="left"/>
-            </w:pPr>
-            <w:r>
-              <w:t xml:space="preserve">Confirmar o descartar la hipótesis y asignar el nivel</w:t>
-            </w:r>
-          </w:p>
-        </w:tc>
-        <w:tc>
-          <w:p>
-            <w:pPr>
-              <w:pStyle w:val="Compact"/>
-              <w:jc w:val="left"/>
-            </w:pPr>
-            <w:r>
-              <w:t xml:space="preserve">Persona</w:t>
-            </w:r>
-          </w:p>
-        </w:tc>
-      </w:tr>
-      <w:tr>
-        <w:tc>
-          <w:p>
-            <w:pPr>
-              <w:pStyle w:val="Compact"/>
-              <w:jc w:val="left"/>
-            </w:pPr>
-            <w:r>
-              <w:t xml:space="preserve">6. Registro</w:t>
-            </w:r>
-          </w:p>
-        </w:tc>
-        <w:tc>
-          <w:p>
-            <w:pPr>
-              <w:pStyle w:val="Compact"/>
-              <w:jc w:val="left"/>
-            </w:pPr>
-            <w:r>
-              <w:t xml:space="preserve">Completar los campos de procedencia y la bitácora con la evidencia</w:t>
-            </w:r>
-          </w:p>
-        </w:tc>
-        <w:tc>
-          <w:p>
-            <w:pPr>
-              <w:pStyle w:val="Compact"/>
-              <w:jc w:val="left"/>
-            </w:pPr>
-            <w:r>
-              <w:t xml:space="preserve">Agente o persona</w:t>
             </w:r>
           </w:p>
         </w:tc>
@@ -4034,353 +5501,7 @@
         <w:rPr>
           <w:b/>
         </w:rPr>
-        <w:t xml:space="preserve">Reglas:</w:t>
-      </w:r>
-    </w:p>
-    <w:p>
-      <w:pPr>
-        <w:numPr>
-          <w:ilvl w:val="0"/>
-          <w:numId w:val="1014"/>
-        </w:numPr>
-        <w:pStyle w:val="Compact"/>
-      </w:pPr>
-      <w:r>
-        <w:t xml:space="preserve">El agente no asigna el nivel</w:t>
-      </w:r>
-      <w:r>
-        <w:t xml:space="preserve"> </w:t>
-      </w:r>
-      <w:r>
-        <w:t xml:space="preserve">“</w:t>
-      </w:r>
-      <w:r>
-        <w:t xml:space="preserve">verificada</w:t>
-      </w:r>
-      <w:r>
-        <w:t xml:space="preserve">”</w:t>
-      </w:r>
-      <w:r>
-        <w:t xml:space="preserve"> </w:t>
-      </w:r>
-      <w:r>
-        <w:t xml:space="preserve">ni</w:t>
-      </w:r>
-      <w:r>
-        <w:t xml:space="preserve"> </w:t>
-      </w:r>
-      <w:r>
-        <w:t xml:space="preserve">“</w:t>
-      </w:r>
-      <w:r>
-        <w:t xml:space="preserve">documentada</w:t>
-      </w:r>
-      <w:r>
-        <w:t xml:space="preserve">”</w:t>
-      </w:r>
-      <w:r>
-        <w:t xml:space="preserve">: los propone con su evidencia.</w:t>
-      </w:r>
-    </w:p>
-    <w:p>
-      <w:pPr>
-        <w:numPr>
-          <w:ilvl w:val="0"/>
-          <w:numId w:val="1014"/>
-        </w:numPr>
-        <w:pStyle w:val="Compact"/>
-      </w:pPr>
-      <w:r>
-        <w:t xml:space="preserve">No se registra una URL que no se haya consultado; toda URL lleva su fecha de consulta.</w:t>
-      </w:r>
-    </w:p>
-    <w:p>
-      <w:pPr>
-        <w:numPr>
-          <w:ilvl w:val="0"/>
-          <w:numId w:val="1014"/>
-        </w:numPr>
-        <w:pStyle w:val="Compact"/>
-      </w:pPr>
-      <w:r>
-        <w:t xml:space="preserve">Si la descarga oficial actual difiere del archivo del repositorio,</w:t>
-      </w:r>
-      <w:r>
-        <w:t xml:space="preserve"> </w:t>
-      </w:r>
-      <w:r>
-        <w:rPr>
-          <w:b/>
-        </w:rPr>
-        <w:t xml:space="preserve">no lo reemplaza</w:t>
-      </w:r>
-      <w:r>
-        <w:t xml:space="preserve">: se registra como otra versión y se sigue el protocolo de actualización (sección 16).</w:t>
-      </w:r>
-    </w:p>
-    <w:p>
-      <w:pPr>
-        <w:numPr>
-          <w:ilvl w:val="0"/>
-          <w:numId w:val="1014"/>
-        </w:numPr>
-        <w:pStyle w:val="Compact"/>
-      </w:pPr>
-      <w:r>
-        <w:t xml:space="preserve">Las fuentes que exigen credenciales, solicitudes formales o contacto con la entidad las gestiona una persona.</w:t>
-      </w:r>
-    </w:p>
-    <w:p>
-      <w:pPr>
-        <w:numPr>
-          <w:ilvl w:val="0"/>
-          <w:numId w:val="1014"/>
-        </w:numPr>
-        <w:pStyle w:val="Compact"/>
-      </w:pPr>
-      <w:r>
-        <w:t xml:space="preserve">Un archivo con procedencia desconocida se conserva, con esa marca visible, hasta que se decida si se reemplaza, se mantiene como B o se retira.</w:t>
-      </w:r>
-    </w:p>
-    <w:p>
-      <w:pPr>
-        <w:pStyle w:val="FirstParagraph"/>
-      </w:pPr>
-      <w:r>
-        <w:rPr>
-          <w:b/>
-        </w:rPr>
-        <w:t xml:space="preserve">Orden de trabajo:</w:t>
-      </w:r>
-      <w:r>
-        <w:t xml:space="preserve"> </w:t>
-      </w:r>
-      <w:r>
-        <w:t xml:space="preserve">primero los archivos que sostienen variables, luego los de carpetas transitorias y los de categoría B, y al final el resto.</w:t>
-      </w:r>
-    </w:p>
-    <w:p>
-      <w:pPr>
-        <w:pStyle w:val="Heading2"/>
-      </w:pPr>
-      <w:bookmarkStart w:id="34" w:name="protocolo-de-pendientes-y-brechas"/>
-      <w:r>
-        <w:t xml:space="preserve">14. Protocolo de pendientes y brechas</w:t>
-      </w:r>
-      <w:bookmarkEnd w:id="34"/>
-    </w:p>
-    <w:p>
-      <w:pPr>
-        <w:pStyle w:val="FirstParagraph"/>
-      </w:pPr>
-      <w:r>
-        <w:t xml:space="preserve">Un</w:t>
-      </w:r>
-      <w:r>
-        <w:t xml:space="preserve"> </w:t>
-      </w:r>
-      <w:r>
-        <w:rPr>
-          <w:b/>
-        </w:rPr>
-        <w:t xml:space="preserve">pendiente</w:t>
-      </w:r>
-      <w:r>
-        <w:t xml:space="preserve"> </w:t>
-      </w:r>
-      <w:r>
-        <w:t xml:space="preserve">es una decisión o dato faltante sobre algo que ya está en el repositorio. Una</w:t>
-      </w:r>
-      <w:r>
-        <w:t xml:space="preserve"> </w:t>
-      </w:r>
-      <w:r>
-        <w:rPr>
-          <w:b/>
-        </w:rPr>
-        <w:t xml:space="preserve">brecha</w:t>
-      </w:r>
-      <w:r>
-        <w:t xml:space="preserve"> </w:t>
-      </w:r>
-      <w:r>
-        <w:t xml:space="preserve">es un original que no está.</w:t>
-      </w:r>
-    </w:p>
-    <w:p>
-      <w:pPr>
-        <w:pStyle w:val="BodyText"/>
-      </w:pPr>
-      <w:r>
-        <w:rPr>
-          <w:b/>
-        </w:rPr>
-        <w:t xml:space="preserve">Priorización:</w:t>
-      </w:r>
-    </w:p>
-    <w:p>
-      <w:pPr>
-        <w:numPr>
-          <w:ilvl w:val="0"/>
-          <w:numId w:val="1015"/>
-        </w:numPr>
-        <w:pStyle w:val="Compact"/>
-      </w:pPr>
-      <w:r>
-        <w:rPr>
-          <w:b/>
-        </w:rPr>
-        <w:t xml:space="preserve">Alta:</w:t>
-      </w:r>
-      <w:r>
-        <w:t xml:space="preserve"> </w:t>
-      </w:r>
-      <w:r>
-        <w:t xml:space="preserve">afecta variables publicadas o la tabla maestra.</w:t>
-      </w:r>
-    </w:p>
-    <w:p>
-      <w:pPr>
-        <w:numPr>
-          <w:ilvl w:val="0"/>
-          <w:numId w:val="1015"/>
-        </w:numPr>
-        <w:pStyle w:val="Compact"/>
-      </w:pPr>
-      <w:r>
-        <w:rPr>
-          <w:b/>
-        </w:rPr>
-        <w:t xml:space="preserve">Media:</w:t>
-      </w:r>
-      <w:r>
-        <w:t xml:space="preserve"> </w:t>
-      </w:r>
-      <w:r>
-        <w:t xml:space="preserve">afecta metadatos o la calidad del registro.</w:t>
-      </w:r>
-    </w:p>
-    <w:p>
-      <w:pPr>
-        <w:numPr>
-          <w:ilvl w:val="0"/>
-          <w:numId w:val="1015"/>
-        </w:numPr>
-        <w:pStyle w:val="Compact"/>
-      </w:pPr>
-      <w:r>
-        <w:rPr>
-          <w:b/>
-        </w:rPr>
-        <w:t xml:space="preserve">Baja:</w:t>
-      </w:r>
-      <w:r>
-        <w:t xml:space="preserve"> </w:t>
-      </w:r>
-      <w:r>
-        <w:t xml:space="preserve">informativo.</w:t>
-      </w:r>
-    </w:p>
-    <w:p>
-      <w:pPr>
-        <w:pStyle w:val="FirstParagraph"/>
-      </w:pPr>
-      <w:r>
-        <w:rPr>
-          <w:b/>
-        </w:rPr>
-        <w:t xml:space="preserve">Salidas posibles para una brecha:</w:t>
-      </w:r>
-    </w:p>
-    <w:p>
-      <w:pPr>
-        <w:numPr>
-          <w:ilvl w:val="0"/>
-          <w:numId w:val="1016"/>
-        </w:numPr>
-        <w:pStyle w:val="Compact"/>
-      </w:pPr>
-      <w:r>
-        <w:rPr>
-          <w:b/>
-        </w:rPr>
-        <w:t xml:space="preserve">Recuperar el original.</w:t>
-      </w:r>
-      <w:r>
-        <w:t xml:space="preserve"> </w:t>
-      </w:r>
-      <w:r>
-        <w:t xml:space="preserve">Se obtiene de la entidad o del equipo, pasa el ciclo de ingreso y la brecha se cierra. Si el corte no coincide con el que se usó antes, se declara en la nota de versión.</w:t>
-      </w:r>
-    </w:p>
-    <w:p>
-      <w:pPr>
-        <w:numPr>
-          <w:ilvl w:val="0"/>
-          <w:numId w:val="1016"/>
-        </w:numPr>
-        <w:pStyle w:val="Compact"/>
-      </w:pPr>
-      <w:r>
-        <w:rPr>
-          <w:b/>
-        </w:rPr>
-        <w:t xml:space="preserve">Aceptar un B.</w:t>
-      </w:r>
-      <w:r>
-        <w:t xml:space="preserve"> </w:t>
-      </w:r>
-      <w:r>
-        <w:t xml:space="preserve">Si solo existe una captura o compilación, entra como B con su nota. La brecha queda como parcial.</w:t>
-      </w:r>
-    </w:p>
-    <w:p>
-      <w:pPr>
-        <w:numPr>
-          <w:ilvl w:val="0"/>
-          <w:numId w:val="1016"/>
-        </w:numPr>
-        <w:pStyle w:val="Compact"/>
-      </w:pPr>
-      <w:r>
-        <w:rPr>
-          <w:b/>
-        </w:rPr>
-        <w:t xml:space="preserve">Descartar.</w:t>
-      </w:r>
-      <w:r>
-        <w:t xml:space="preserve"> </w:t>
-      </w:r>
-      <w:r>
-        <w:t xml:space="preserve">La variable deja de sostenerse con datos del repositorio. Se registra el motivo y las variables quedan marcadas como no disponibles.</w:t>
-      </w:r>
-    </w:p>
-    <w:p>
-      <w:pPr>
-        <w:pStyle w:val="FirstParagraph"/>
-      </w:pPr>
-      <w:r>
-        <w:rPr>
-          <w:b/>
-        </w:rPr>
-        <w:t xml:space="preserve">Cierre:</w:t>
-      </w:r>
-      <w:r>
-        <w:t xml:space="preserve"> </w:t>
-      </w:r>
-      <w:r>
-        <w:t xml:space="preserve">exige evidencia (archivo ingresado, MD5 y entrada de bitácora) y la aprobación de una persona. Un agente puede proponer el cierre, pero no ejecutarlo.</w:t>
-      </w:r>
-    </w:p>
-    <w:p>
-      <w:pPr>
-        <w:pStyle w:val="BodyText"/>
-      </w:pPr>
-      <w:r>
-        <w:rPr>
-          <w:b/>
-        </w:rPr>
-        <w:t xml:space="preserve">Brechas abiertas al inicio:</w:t>
+        <w:t xml:space="preserve">Pasos:</w:t>
       </w:r>
     </w:p>
     <w:tbl>
@@ -4411,7 +5532,7 @@
               <w:jc w:val="left"/>
             </w:pPr>
             <w:r>
-              <w:t xml:space="preserve">Id</w:t>
+              <w:t xml:space="preserve">Paso</w:t>
             </w:r>
           </w:p>
         </w:tc>
@@ -4428,7 +5549,7 @@
               <w:jc w:val="left"/>
             </w:pPr>
             <w:r>
-              <w:t xml:space="preserve">Tema</w:t>
+              <w:t xml:space="preserve">Qué se hace</w:t>
             </w:r>
           </w:p>
         </w:tc>
@@ -4445,7 +5566,7 @@
               <w:jc w:val="left"/>
             </w:pPr>
             <w:r>
-              <w:t xml:space="preserve">Prioridad</w:t>
+              <w:t xml:space="preserve">Quién</w:t>
             </w:r>
           </w:p>
         </w:tc>
@@ -4458,29 +5579,44 @@
               <w:jc w:val="left"/>
             </w:pPr>
             <w:r>
-              <w:t xml:space="preserve">B-01</w:t>
-            </w:r>
-          </w:p>
-        </w:tc>
-        <w:tc>
-          <w:p>
-            <w:pPr>
-              <w:pStyle w:val="Compact"/>
-              <w:jc w:val="left"/>
-            </w:pPr>
-            <w:r>
-              <w:t xml:space="preserve">Inventario pecuario municipal</w:t>
-            </w:r>
-          </w:p>
-        </w:tc>
-        <w:tc>
-          <w:p>
-            <w:pPr>
-              <w:pStyle w:val="Compact"/>
-              <w:jc w:val="left"/>
-            </w:pPr>
-            <w:r>
-              <w:t xml:space="preserve">Alta</w:t>
+              <w:t xml:space="preserve">1. Pistas internas</w:t>
+            </w:r>
+          </w:p>
+        </w:tc>
+        <w:tc>
+          <w:p>
+            <w:pPr>
+              <w:pStyle w:val="Compact"/>
+              <w:jc w:val="left"/>
+            </w:pPr>
+            <w:r>
+              <w:t xml:space="preserve">Leer lo que el propio archivo dice: hojas de índice o notas de</w:t>
+            </w:r>
+            <w:r>
+              <w:t xml:space="preserve"> </w:t>
+            </w:r>
+            <w:r>
+              <w:t xml:space="preserve">“</w:t>
+            </w:r>
+            <w:r>
+              <w:t xml:space="preserve">Fuente</w:t>
+            </w:r>
+            <w:r>
+              <w:t xml:space="preserve">”</w:t>
+            </w:r>
+            <w:r>
+              <w:t xml:space="preserve">, encabezados institucionales, propiedades del documento, fechas y nombres de productos</w:t>
+            </w:r>
+          </w:p>
+        </w:tc>
+        <w:tc>
+          <w:p>
+            <w:pPr>
+              <w:pStyle w:val="Compact"/>
+              <w:jc w:val="left"/>
+            </w:pPr>
+            <w:r>
+              <w:t xml:space="preserve">Agente</w:t>
             </w:r>
           </w:p>
         </w:tc>
@@ -4493,29 +5629,29 @@
               <w:jc w:val="left"/>
             </w:pPr>
             <w:r>
-              <w:t xml:space="preserve">B-02</w:t>
-            </w:r>
-          </w:p>
-        </w:tc>
-        <w:tc>
-          <w:p>
-            <w:pPr>
-              <w:pStyle w:val="Compact"/>
-              <w:jc w:val="left"/>
-            </w:pPr>
-            <w:r>
-              <w:t xml:space="preserve">Evaluaciones agropecuarias (cultivos)</w:t>
-            </w:r>
-          </w:p>
-        </w:tc>
-        <w:tc>
-          <w:p>
-            <w:pPr>
-              <w:pStyle w:val="Compact"/>
-              <w:jc w:val="left"/>
-            </w:pPr>
-            <w:r>
-              <w:t xml:space="preserve">Alta</w:t>
+              <w:t xml:space="preserve">2. Búsqueda</w:t>
+            </w:r>
+          </w:p>
+        </w:tc>
+        <w:tc>
+          <w:p>
+            <w:pPr>
+              <w:pStyle w:val="Compact"/>
+              <w:jc w:val="left"/>
+            </w:pPr>
+            <w:r>
+              <w:t xml:space="preserve">Localizar la publicación oficial candidata: portal, nombre del producto, URL, versión y fecha de publicación</w:t>
+            </w:r>
+          </w:p>
+        </w:tc>
+        <w:tc>
+          <w:p>
+            <w:pPr>
+              <w:pStyle w:val="Compact"/>
+              <w:jc w:val="left"/>
+            </w:pPr>
+            <w:r>
+              <w:t xml:space="preserve">Agente</w:t>
             </w:r>
           </w:p>
         </w:tc>
@@ -4528,29 +5664,29 @@
               <w:jc w:val="left"/>
             </w:pPr>
             <w:r>
-              <w:t xml:space="preserve">B-03</w:t>
-            </w:r>
-          </w:p>
-        </w:tc>
-        <w:tc>
-          <w:p>
-            <w:pPr>
-              <w:pStyle w:val="Compact"/>
-              <w:jc w:val="left"/>
-            </w:pPr>
-            <w:r>
-              <w:t xml:space="preserve">Explotación de oro de aluvión (EVOA)</w:t>
-            </w:r>
-          </w:p>
-        </w:tc>
-        <w:tc>
-          <w:p>
-            <w:pPr>
-              <w:pStyle w:val="Compact"/>
-              <w:jc w:val="left"/>
-            </w:pPr>
-            <w:r>
-              <w:t xml:space="preserve">Alta</w:t>
+              <w:t xml:space="preserve">3. Contraste</w:t>
+            </w:r>
+          </w:p>
+        </w:tc>
+        <w:tc>
+          <w:p>
+            <w:pPr>
+              <w:pStyle w:val="Compact"/>
+              <w:jc w:val="left"/>
+            </w:pPr>
+            <w:r>
+              <w:t xml:space="preserve">Si hay descarga pública, obtenerla fuera del repositorio y compararla con el archivo: estructura, periodo, muestra de valores, huella</w:t>
+            </w:r>
+          </w:p>
+        </w:tc>
+        <w:tc>
+          <w:p>
+            <w:pPr>
+              <w:pStyle w:val="Compact"/>
+              <w:jc w:val="left"/>
+            </w:pPr>
+            <w:r>
+              <w:t xml:space="preserve">Agente</w:t>
             </w:r>
           </w:p>
         </w:tc>
@@ -4563,29 +5699,29 @@
               <w:jc w:val="left"/>
             </w:pPr>
             <w:r>
-              <w:t xml:space="preserve">B-04</w:t>
-            </w:r>
-          </w:p>
-        </w:tc>
-        <w:tc>
-          <w:p>
-            <w:pPr>
-              <w:pStyle w:val="Compact"/>
-              <w:jc w:val="left"/>
-            </w:pPr>
-            <w:r>
-              <w:t xml:space="preserve">Índice de Ciudades Modernas (ICM)</w:t>
-            </w:r>
-          </w:p>
-        </w:tc>
-        <w:tc>
-          <w:p>
-            <w:pPr>
-              <w:pStyle w:val="Compact"/>
-              <w:jc w:val="left"/>
-            </w:pPr>
-            <w:r>
-              <w:t xml:space="preserve">Alta</w:t>
+              <w:t xml:space="preserve">4. Conocimiento del equipo</w:t>
+            </w:r>
+          </w:p>
+        </w:tc>
+        <w:tc>
+          <w:p>
+            <w:pPr>
+              <w:pStyle w:val="Compact"/>
+              <w:jc w:val="left"/>
+            </w:pPr>
+            <w:r>
+              <w:t xml:space="preserve">Aportar lo que no está en internet: quién consiguió el archivo, por qué canal, solicitudes, correos, acuerdos de uso</w:t>
+            </w:r>
+          </w:p>
+        </w:tc>
+        <w:tc>
+          <w:p>
+            <w:pPr>
+              <w:pStyle w:val="Compact"/>
+              <w:jc w:val="left"/>
+            </w:pPr>
+            <w:r>
+              <w:t xml:space="preserve">Persona</w:t>
             </w:r>
           </w:p>
         </w:tc>
@@ -4598,29 +5734,29 @@
               <w:jc w:val="left"/>
             </w:pPr>
             <w:r>
-              <w:t xml:space="preserve">B-08</w:t>
-            </w:r>
-          </w:p>
-        </w:tc>
-        <w:tc>
-          <w:p>
-            <w:pPr>
-              <w:pStyle w:val="Compact"/>
-              <w:jc w:val="left"/>
-            </w:pPr>
-            <w:r>
-              <w:t xml:space="preserve">Red vial primaria, secundaria y terciaria (shapefiles)</w:t>
-            </w:r>
-          </w:p>
-        </w:tc>
-        <w:tc>
-          <w:p>
-            <w:pPr>
-              <w:pStyle w:val="Compact"/>
-              <w:jc w:val="left"/>
-            </w:pPr>
-            <w:r>
-              <w:t xml:space="preserve">Alta</w:t>
+              <w:t xml:space="preserve">5. Decisión</w:t>
+            </w:r>
+          </w:p>
+        </w:tc>
+        <w:tc>
+          <w:p>
+            <w:pPr>
+              <w:pStyle w:val="Compact"/>
+              <w:jc w:val="left"/>
+            </w:pPr>
+            <w:r>
+              <w:t xml:space="preserve">Confirmar o descartar la hipótesis y asignar el nivel</w:t>
+            </w:r>
+          </w:p>
+        </w:tc>
+        <w:tc>
+          <w:p>
+            <w:pPr>
+              <w:pStyle w:val="Compact"/>
+              <w:jc w:val="left"/>
+            </w:pPr>
+            <w:r>
+              <w:t xml:space="preserve">Persona</w:t>
             </w:r>
           </w:p>
         </w:tc>
@@ -4633,29 +5769,454 @@
               <w:jc w:val="left"/>
             </w:pPr>
             <w:r>
-              <w:t xml:space="preserve">B-10</w:t>
-            </w:r>
-          </w:p>
-        </w:tc>
-        <w:tc>
-          <w:p>
-            <w:pPr>
-              <w:pStyle w:val="Compact"/>
-              <w:jc w:val="left"/>
-            </w:pPr>
-            <w:r>
-              <w:t xml:space="preserve">Indicadores de seguridad, salud y vivienda: fuente de cada uno de los 33</w:t>
-            </w:r>
-          </w:p>
-        </w:tc>
-        <w:tc>
-          <w:p>
-            <w:pPr>
-              <w:pStyle w:val="Compact"/>
-              <w:jc w:val="left"/>
-            </w:pPr>
-            <w:r>
-              <w:t xml:space="preserve">Alta</w:t>
+              <w:t xml:space="preserve">6. Registro</w:t>
+            </w:r>
+          </w:p>
+        </w:tc>
+        <w:tc>
+          <w:p>
+            <w:pPr>
+              <w:pStyle w:val="Compact"/>
+              <w:jc w:val="left"/>
+            </w:pPr>
+            <w:r>
+              <w:t xml:space="preserve">Completar los campos de procedencia y la bitácora con la evidencia</w:t>
+            </w:r>
+          </w:p>
+        </w:tc>
+        <w:tc>
+          <w:p>
+            <w:pPr>
+              <w:pStyle w:val="Compact"/>
+              <w:jc w:val="left"/>
+            </w:pPr>
+            <w:r>
+              <w:t xml:space="preserve">Agente o persona</w:t>
+            </w:r>
+          </w:p>
+        </w:tc>
+      </w:tr>
+    </w:tbl>
+    <w:p>
+      <w:pPr>
+        <w:pStyle w:val="BodyText"/>
+      </w:pPr>
+      <w:r>
+        <w:rPr>
+          <w:b/>
+        </w:rPr>
+        <w:t xml:space="preserve">Reglas:</w:t>
+      </w:r>
+    </w:p>
+    <w:p>
+      <w:pPr>
+        <w:numPr>
+          <w:ilvl w:val="0"/>
+          <w:numId w:val="1016"/>
+        </w:numPr>
+        <w:pStyle w:val="Compact"/>
+      </w:pPr>
+      <w:r>
+        <w:t xml:space="preserve">El agente no asigna el nivel</w:t>
+      </w:r>
+      <w:r>
+        <w:t xml:space="preserve"> </w:t>
+      </w:r>
+      <w:r>
+        <w:t xml:space="preserve">“</w:t>
+      </w:r>
+      <w:r>
+        <w:t xml:space="preserve">verificada</w:t>
+      </w:r>
+      <w:r>
+        <w:t xml:space="preserve">”</w:t>
+      </w:r>
+      <w:r>
+        <w:t xml:space="preserve"> </w:t>
+      </w:r>
+      <w:r>
+        <w:t xml:space="preserve">ni</w:t>
+      </w:r>
+      <w:r>
+        <w:t xml:space="preserve"> </w:t>
+      </w:r>
+      <w:r>
+        <w:t xml:space="preserve">“</w:t>
+      </w:r>
+      <w:r>
+        <w:t xml:space="preserve">documentada</w:t>
+      </w:r>
+      <w:r>
+        <w:t xml:space="preserve">”</w:t>
+      </w:r>
+      <w:r>
+        <w:t xml:space="preserve">: los propone con su evidencia.</w:t>
+      </w:r>
+    </w:p>
+    <w:p>
+      <w:pPr>
+        <w:numPr>
+          <w:ilvl w:val="0"/>
+          <w:numId w:val="1016"/>
+        </w:numPr>
+        <w:pStyle w:val="Compact"/>
+      </w:pPr>
+      <w:r>
+        <w:t xml:space="preserve">No se registra una URL que no se haya consultado; toda URL lleva su fecha de consulta.</w:t>
+      </w:r>
+    </w:p>
+    <w:p>
+      <w:pPr>
+        <w:numPr>
+          <w:ilvl w:val="0"/>
+          <w:numId w:val="1016"/>
+        </w:numPr>
+        <w:pStyle w:val="Compact"/>
+      </w:pPr>
+      <w:r>
+        <w:t xml:space="preserve">Si la descarga oficial actual difiere del archivo del repositorio,</w:t>
+      </w:r>
+      <w:r>
+        <w:t xml:space="preserve"> </w:t>
+      </w:r>
+      <w:r>
+        <w:rPr>
+          <w:b/>
+        </w:rPr>
+        <w:t xml:space="preserve">no lo reemplaza</w:t>
+      </w:r>
+      <w:r>
+        <w:t xml:space="preserve">: se registra como otra versión y se sigue el protocolo de actualización (sección 16).</w:t>
+      </w:r>
+    </w:p>
+    <w:p>
+      <w:pPr>
+        <w:numPr>
+          <w:ilvl w:val="0"/>
+          <w:numId w:val="1016"/>
+        </w:numPr>
+        <w:pStyle w:val="Compact"/>
+      </w:pPr>
+      <w:r>
+        <w:t xml:space="preserve">Las fuentes que exigen credenciales, solicitudes formales o contacto con la entidad las gestiona una persona.</w:t>
+      </w:r>
+    </w:p>
+    <w:p>
+      <w:pPr>
+        <w:numPr>
+          <w:ilvl w:val="0"/>
+          <w:numId w:val="1016"/>
+        </w:numPr>
+        <w:pStyle w:val="Compact"/>
+      </w:pPr>
+      <w:r>
+        <w:t xml:space="preserve">Un archivo con procedencia desconocida se conserva, con esa marca visible, hasta que se decida si se reemplaza, se mantiene como B o se retira.</w:t>
+      </w:r>
+    </w:p>
+    <w:p>
+      <w:pPr>
+        <w:pStyle w:val="FirstParagraph"/>
+      </w:pPr>
+      <w:r>
+        <w:rPr>
+          <w:b/>
+        </w:rPr>
+        <w:t xml:space="preserve">Orden de trabajo:</w:t>
+      </w:r>
+      <w:r>
+        <w:t xml:space="preserve"> </w:t>
+      </w:r>
+      <w:r>
+        <w:t xml:space="preserve">primero los archivos que sostienen variables, luego los de carpetas transitorias y los de categoría B, y al final el resto.</w:t>
+      </w:r>
+    </w:p>
+    <w:p>
+      <w:pPr>
+        <w:pStyle w:val="Heading2"/>
+      </w:pPr>
+      <w:bookmarkStart w:id="39" w:name="protocolo-de-pendientes-y-brechas"/>
+      <w:r>
+        <w:t xml:space="preserve">14. Protocolo de pendientes y brechas</w:t>
+      </w:r>
+      <w:bookmarkEnd w:id="39"/>
+    </w:p>
+    <w:p>
+      <w:pPr>
+        <w:pStyle w:val="FirstParagraph"/>
+      </w:pPr>
+      <w:r>
+        <w:t xml:space="preserve">Un</w:t>
+      </w:r>
+      <w:r>
+        <w:t xml:space="preserve"> </w:t>
+      </w:r>
+      <w:r>
+        <w:rPr>
+          <w:b/>
+        </w:rPr>
+        <w:t xml:space="preserve">pendiente</w:t>
+      </w:r>
+      <w:r>
+        <w:t xml:space="preserve"> </w:t>
+      </w:r>
+      <w:r>
+        <w:t xml:space="preserve">es una decisión o dato faltante sobre algo que ya está en el repositorio. Una</w:t>
+      </w:r>
+      <w:r>
+        <w:t xml:space="preserve"> </w:t>
+      </w:r>
+      <w:r>
+        <w:rPr>
+          <w:b/>
+        </w:rPr>
+        <w:t xml:space="preserve">brecha</w:t>
+      </w:r>
+      <w:r>
+        <w:t xml:space="preserve"> </w:t>
+      </w:r>
+      <w:r>
+        <w:t xml:space="preserve">es un original que no está.</w:t>
+      </w:r>
+    </w:p>
+    <w:p>
+      <w:pPr>
+        <w:pStyle w:val="BodyText"/>
+      </w:pPr>
+      <w:r>
+        <w:rPr>
+          <w:b/>
+        </w:rPr>
+        <w:t xml:space="preserve">Priorización:</w:t>
+      </w:r>
+    </w:p>
+    <w:p>
+      <w:pPr>
+        <w:numPr>
+          <w:ilvl w:val="0"/>
+          <w:numId w:val="1017"/>
+        </w:numPr>
+        <w:pStyle w:val="Compact"/>
+      </w:pPr>
+      <w:r>
+        <w:rPr>
+          <w:b/>
+        </w:rPr>
+        <w:t xml:space="preserve">Alta:</w:t>
+      </w:r>
+      <w:r>
+        <w:t xml:space="preserve"> </w:t>
+      </w:r>
+      <w:r>
+        <w:t xml:space="preserve">afecta variables publicadas o la tabla maestra.</w:t>
+      </w:r>
+    </w:p>
+    <w:p>
+      <w:pPr>
+        <w:numPr>
+          <w:ilvl w:val="0"/>
+          <w:numId w:val="1017"/>
+        </w:numPr>
+        <w:pStyle w:val="Compact"/>
+      </w:pPr>
+      <w:r>
+        <w:rPr>
+          <w:b/>
+        </w:rPr>
+        <w:t xml:space="preserve">Media:</w:t>
+      </w:r>
+      <w:r>
+        <w:t xml:space="preserve"> </w:t>
+      </w:r>
+      <w:r>
+        <w:t xml:space="preserve">afecta metadatos o la calidad del registro.</w:t>
+      </w:r>
+    </w:p>
+    <w:p>
+      <w:pPr>
+        <w:numPr>
+          <w:ilvl w:val="0"/>
+          <w:numId w:val="1017"/>
+        </w:numPr>
+        <w:pStyle w:val="Compact"/>
+      </w:pPr>
+      <w:r>
+        <w:rPr>
+          <w:b/>
+        </w:rPr>
+        <w:t xml:space="preserve">Baja:</w:t>
+      </w:r>
+      <w:r>
+        <w:t xml:space="preserve"> </w:t>
+      </w:r>
+      <w:r>
+        <w:t xml:space="preserve">informativo.</w:t>
+      </w:r>
+    </w:p>
+    <w:p>
+      <w:pPr>
+        <w:pStyle w:val="FirstParagraph"/>
+      </w:pPr>
+      <w:r>
+        <w:rPr>
+          <w:b/>
+        </w:rPr>
+        <w:t xml:space="preserve">Salidas posibles para una brecha:</w:t>
+      </w:r>
+    </w:p>
+    <w:p>
+      <w:pPr>
+        <w:numPr>
+          <w:ilvl w:val="0"/>
+          <w:numId w:val="1018"/>
+        </w:numPr>
+        <w:pStyle w:val="Compact"/>
+      </w:pPr>
+      <w:r>
+        <w:rPr>
+          <w:b/>
+        </w:rPr>
+        <w:t xml:space="preserve">Recuperar el original.</w:t>
+      </w:r>
+      <w:r>
+        <w:t xml:space="preserve"> </w:t>
+      </w:r>
+      <w:r>
+        <w:t xml:space="preserve">Se obtiene de la entidad o del equipo, pasa el ciclo de ingreso y la brecha se cierra. Si el corte no coincide con el que se usó antes, se declara en la nota de versión.</w:t>
+      </w:r>
+    </w:p>
+    <w:p>
+      <w:pPr>
+        <w:numPr>
+          <w:ilvl w:val="0"/>
+          <w:numId w:val="1018"/>
+        </w:numPr>
+        <w:pStyle w:val="Compact"/>
+      </w:pPr>
+      <w:r>
+        <w:rPr>
+          <w:b/>
+        </w:rPr>
+        <w:t xml:space="preserve">Aceptar un B.</w:t>
+      </w:r>
+      <w:r>
+        <w:t xml:space="preserve"> </w:t>
+      </w:r>
+      <w:r>
+        <w:t xml:space="preserve">Si solo existe una captura o compilación, entra como B con su nota. La brecha queda como parcial.</w:t>
+      </w:r>
+    </w:p>
+    <w:p>
+      <w:pPr>
+        <w:numPr>
+          <w:ilvl w:val="0"/>
+          <w:numId w:val="1018"/>
+        </w:numPr>
+        <w:pStyle w:val="Compact"/>
+      </w:pPr>
+      <w:r>
+        <w:rPr>
+          <w:b/>
+        </w:rPr>
+        <w:t xml:space="preserve">Descartar.</w:t>
+      </w:r>
+      <w:r>
+        <w:t xml:space="preserve"> </w:t>
+      </w:r>
+      <w:r>
+        <w:t xml:space="preserve">La variable deja de sostenerse con datos del repositorio. Se registra el motivo y las variables quedan marcadas como no disponibles.</w:t>
+      </w:r>
+    </w:p>
+    <w:p>
+      <w:pPr>
+        <w:pStyle w:val="FirstParagraph"/>
+      </w:pPr>
+      <w:r>
+        <w:rPr>
+          <w:b/>
+        </w:rPr>
+        <w:t xml:space="preserve">Cierre:</w:t>
+      </w:r>
+      <w:r>
+        <w:t xml:space="preserve"> </w:t>
+      </w:r>
+      <w:r>
+        <w:t xml:space="preserve">exige evidencia (archivo ingresado, MD5 y entrada de bitácora) y la aprobación de una persona. Un agente puede proponer el cierre, pero no ejecutarlo.</w:t>
+      </w:r>
+    </w:p>
+    <w:p>
+      <w:pPr>
+        <w:pStyle w:val="BodyText"/>
+      </w:pPr>
+      <w:r>
+        <w:rPr>
+          <w:b/>
+        </w:rPr>
+        <w:t xml:space="preserve">Brechas abiertas al inicio:</w:t>
+      </w:r>
+    </w:p>
+    <w:tbl>
+      <w:tblPr>
+        <w:tblStyle w:val="Table"/>
+        <w:tblW w:type="pct" w:w="5000.0"/>
+        <w:tblLook w:firstRow="1"/>
+      </w:tblPr>
+      <w:tblGrid>
+        <w:gridCol w:w="2640"/>
+        <w:gridCol w:w="2640"/>
+        <w:gridCol w:w="2640"/>
+      </w:tblGrid>
+      <w:tr>
+        <w:trPr>
+          <w:cnfStyle w:firstRow="1"/>
+        </w:trPr>
+        <w:tc>
+          <w:tcPr>
+            <w:tcBorders>
+              <w:bottom w:val="single"/>
+            </w:tcBorders>
+            <w:vAlign w:val="bottom"/>
+          </w:tcPr>
+          <w:p>
+            <w:pPr>
+              <w:pStyle w:val="Compact"/>
+              <w:jc w:val="left"/>
+            </w:pPr>
+            <w:r>
+              <w:t xml:space="preserve">Id</w:t>
+            </w:r>
+          </w:p>
+        </w:tc>
+        <w:tc>
+          <w:tcPr>
+            <w:tcBorders>
+              <w:bottom w:val="single"/>
+            </w:tcBorders>
+            <w:vAlign w:val="bottom"/>
+          </w:tcPr>
+          <w:p>
+            <w:pPr>
+              <w:pStyle w:val="Compact"/>
+              <w:jc w:val="left"/>
+            </w:pPr>
+            <w:r>
+              <w:t xml:space="preserve">Tema</w:t>
+            </w:r>
+          </w:p>
+        </w:tc>
+        <w:tc>
+          <w:tcPr>
+            <w:tcBorders>
+              <w:bottom w:val="single"/>
+            </w:tcBorders>
+            <w:vAlign w:val="bottom"/>
+          </w:tcPr>
+          <w:p>
+            <w:pPr>
+              <w:pStyle w:val="Compact"/>
+              <w:jc w:val="left"/>
+            </w:pPr>
+            <w:r>
+              <w:t xml:space="preserve">Prioridad</w:t>
             </w:r>
           </w:p>
         </w:tc>
@@ -4668,18 +6229,18 @@
               <w:jc w:val="left"/>
             </w:pPr>
             <w:r>
-              <w:t xml:space="preserve">B-13</w:t>
-            </w:r>
-          </w:p>
-        </w:tc>
-        <w:tc>
-          <w:p>
-            <w:pPr>
-              <w:pStyle w:val="Compact"/>
-              <w:jc w:val="left"/>
-            </w:pPr>
-            <w:r>
-              <w:t xml:space="preserve">Tabla maestra territorial (sección 8)</w:t>
+              <w:t xml:space="preserve">B-01</w:t>
+            </w:r>
+          </w:p>
+        </w:tc>
+        <w:tc>
+          <w:p>
+            <w:pPr>
+              <w:pStyle w:val="Compact"/>
+              <w:jc w:val="left"/>
+            </w:pPr>
+            <w:r>
+              <w:t xml:space="preserve">Inventario pecuario municipal</w:t>
             </w:r>
           </w:p>
         </w:tc>
@@ -4703,29 +6264,29 @@
               <w:jc w:val="left"/>
             </w:pPr>
             <w:r>
-              <w:t xml:space="preserve">B-05</w:t>
-            </w:r>
-          </w:p>
-        </w:tc>
-        <w:tc>
-          <w:p>
-            <w:pPr>
-              <w:pStyle w:val="Compact"/>
-              <w:jc w:val="left"/>
-            </w:pPr>
-            <w:r>
-              <w:t xml:space="preserve">Hechos victimizantes (RUV)</w:t>
-            </w:r>
-          </w:p>
-        </w:tc>
-        <w:tc>
-          <w:p>
-            <w:pPr>
-              <w:pStyle w:val="Compact"/>
-              <w:jc w:val="left"/>
-            </w:pPr>
-            <w:r>
-              <w:t xml:space="preserve">Media</w:t>
+              <w:t xml:space="preserve">B-02</w:t>
+            </w:r>
+          </w:p>
+        </w:tc>
+        <w:tc>
+          <w:p>
+            <w:pPr>
+              <w:pStyle w:val="Compact"/>
+              <w:jc w:val="left"/>
+            </w:pPr>
+            <w:r>
+              <w:t xml:space="preserve">Evaluaciones agropecuarias (cultivos)</w:t>
+            </w:r>
+          </w:p>
+        </w:tc>
+        <w:tc>
+          <w:p>
+            <w:pPr>
+              <w:pStyle w:val="Compact"/>
+              <w:jc w:val="left"/>
+            </w:pPr>
+            <w:r>
+              <w:t xml:space="preserve">Alta</w:t>
             </w:r>
           </w:p>
         </w:tc>
@@ -4738,29 +6299,29 @@
               <w:jc w:val="left"/>
             </w:pPr>
             <w:r>
-              <w:t xml:space="preserve">B-06</w:t>
-            </w:r>
-          </w:p>
-        </w:tc>
-        <w:tc>
-          <w:p>
-            <w:pPr>
-              <w:pStyle w:val="Compact"/>
-              <w:jc w:val="left"/>
-            </w:pPr>
-            <w:r>
-              <w:t xml:space="preserve">Índice de Desempeño Fiscal</w:t>
-            </w:r>
-          </w:p>
-        </w:tc>
-        <w:tc>
-          <w:p>
-            <w:pPr>
-              <w:pStyle w:val="Compact"/>
-              <w:jc w:val="left"/>
-            </w:pPr>
-            <w:r>
-              <w:t xml:space="preserve">Media</w:t>
+              <w:t xml:space="preserve">B-03</w:t>
+            </w:r>
+          </w:p>
+        </w:tc>
+        <w:tc>
+          <w:p>
+            <w:pPr>
+              <w:pStyle w:val="Compact"/>
+              <w:jc w:val="left"/>
+            </w:pPr>
+            <w:r>
+              <w:t xml:space="preserve">Explotación de oro de aluvión (EVOA)</w:t>
+            </w:r>
+          </w:p>
+        </w:tc>
+        <w:tc>
+          <w:p>
+            <w:pPr>
+              <w:pStyle w:val="Compact"/>
+              <w:jc w:val="left"/>
+            </w:pPr>
+            <w:r>
+              <w:t xml:space="preserve">Alta</w:t>
             </w:r>
           </w:p>
         </w:tc>
@@ -4773,29 +6334,29 @@
               <w:jc w:val="left"/>
             </w:pPr>
             <w:r>
-              <w:t xml:space="preserve">B-07</w:t>
-            </w:r>
-          </w:p>
-        </w:tc>
-        <w:tc>
-          <w:p>
-            <w:pPr>
-              <w:pStyle w:val="Compact"/>
-              <w:jc w:val="left"/>
-            </w:pPr>
-            <w:r>
-              <w:t xml:space="preserve">Estado de actualización catastral</w:t>
-            </w:r>
-          </w:p>
-        </w:tc>
-        <w:tc>
-          <w:p>
-            <w:pPr>
-              <w:pStyle w:val="Compact"/>
-              <w:jc w:val="left"/>
-            </w:pPr>
-            <w:r>
-              <w:t xml:space="preserve">Media</w:t>
+              <w:t xml:space="preserve">B-04</w:t>
+            </w:r>
+          </w:p>
+        </w:tc>
+        <w:tc>
+          <w:p>
+            <w:pPr>
+              <w:pStyle w:val="Compact"/>
+              <w:jc w:val="left"/>
+            </w:pPr>
+            <w:r>
+              <w:t xml:space="preserve">Índice de Ciudades Modernas (ICM)</w:t>
+            </w:r>
+          </w:p>
+        </w:tc>
+        <w:tc>
+          <w:p>
+            <w:pPr>
+              <w:pStyle w:val="Compact"/>
+              <w:jc w:val="left"/>
+            </w:pPr>
+            <w:r>
+              <w:t xml:space="preserve">Alta</w:t>
             </w:r>
           </w:p>
         </w:tc>
@@ -4808,29 +6369,29 @@
               <w:jc w:val="left"/>
             </w:pPr>
             <w:r>
-              <w:t xml:space="preserve">B-09</w:t>
-            </w:r>
-          </w:p>
-        </w:tc>
-        <w:tc>
-          <w:p>
-            <w:pPr>
-              <w:pStyle w:val="Compact"/>
-              <w:jc w:val="left"/>
-            </w:pPr>
-            <w:r>
-              <w:t xml:space="preserve">Presupuesto de inversión (API Mapa de Inversiones, sin archivo)</w:t>
-            </w:r>
-          </w:p>
-        </w:tc>
-        <w:tc>
-          <w:p>
-            <w:pPr>
-              <w:pStyle w:val="Compact"/>
-              <w:jc w:val="left"/>
-            </w:pPr>
-            <w:r>
-              <w:t xml:space="preserve">Media</w:t>
+              <w:t xml:space="preserve">B-08</w:t>
+            </w:r>
+          </w:p>
+        </w:tc>
+        <w:tc>
+          <w:p>
+            <w:pPr>
+              <w:pStyle w:val="Compact"/>
+              <w:jc w:val="left"/>
+            </w:pPr>
+            <w:r>
+              <w:t xml:space="preserve">Red vial primaria, secundaria y terciaria (shapefiles)</w:t>
+            </w:r>
+          </w:p>
+        </w:tc>
+        <w:tc>
+          <w:p>
+            <w:pPr>
+              <w:pStyle w:val="Compact"/>
+              <w:jc w:val="left"/>
+            </w:pPr>
+            <w:r>
+              <w:t xml:space="preserve">Alta</w:t>
             </w:r>
           </w:p>
         </w:tc>
@@ -4843,29 +6404,29 @@
               <w:jc w:val="left"/>
             </w:pPr>
             <w:r>
-              <w:t xml:space="preserve">B-12</w:t>
-            </w:r>
-          </w:p>
-        </w:tc>
-        <w:tc>
-          <w:p>
-            <w:pPr>
-              <w:pStyle w:val="Compact"/>
-              <w:jc w:val="left"/>
-            </w:pPr>
-            <w:r>
-              <w:t xml:space="preserve">Índice de Competitividad IMCA 2022</w:t>
-            </w:r>
-          </w:p>
-        </w:tc>
-        <w:tc>
-          <w:p>
-            <w:pPr>
-              <w:pStyle w:val="Compact"/>
-              <w:jc w:val="left"/>
-            </w:pPr>
-            <w:r>
-              <w:t xml:space="preserve">Media</w:t>
+              <w:t xml:space="preserve">B-10</w:t>
+            </w:r>
+          </w:p>
+        </w:tc>
+        <w:tc>
+          <w:p>
+            <w:pPr>
+              <w:pStyle w:val="Compact"/>
+              <w:jc w:val="left"/>
+            </w:pPr>
+            <w:r>
+              <w:t xml:space="preserve">Indicadores de seguridad, salud y vivienda: fuente de cada uno de los 33</w:t>
+            </w:r>
+          </w:p>
+        </w:tc>
+        <w:tc>
+          <w:p>
+            <w:pPr>
+              <w:pStyle w:val="Compact"/>
+              <w:jc w:val="left"/>
+            </w:pPr>
+            <w:r>
+              <w:t xml:space="preserve">Alta</w:t>
             </w:r>
           </w:p>
         </w:tc>
@@ -4878,29 +6439,29 @@
               <w:jc w:val="left"/>
             </w:pPr>
             <w:r>
-              <w:t xml:space="preserve">B-11</w:t>
-            </w:r>
-          </w:p>
-        </w:tc>
-        <w:tc>
-          <w:p>
-            <w:pPr>
-              <w:pStyle w:val="Compact"/>
-              <w:jc w:val="left"/>
-            </w:pPr>
-            <w:r>
-              <w:t xml:space="preserve">Suicidio e intento 2021</w:t>
-            </w:r>
-          </w:p>
-        </w:tc>
-        <w:tc>
-          <w:p>
-            <w:pPr>
-              <w:pStyle w:val="Compact"/>
-              <w:jc w:val="left"/>
-            </w:pPr>
-            <w:r>
-              <w:t xml:space="preserve">Baja</w:t>
+              <w:t xml:space="preserve">B-13</w:t>
+            </w:r>
+          </w:p>
+        </w:tc>
+        <w:tc>
+          <w:p>
+            <w:pPr>
+              <w:pStyle w:val="Compact"/>
+              <w:jc w:val="left"/>
+            </w:pPr>
+            <w:r>
+              <w:t xml:space="preserve">Tabla maestra territorial (sección 8)</w:t>
+            </w:r>
+          </w:p>
+        </w:tc>
+        <w:tc>
+          <w:p>
+            <w:pPr>
+              <w:pStyle w:val="Compact"/>
+              <w:jc w:val="left"/>
+            </w:pPr>
+            <w:r>
+              <w:t xml:space="preserve">Alta</w:t>
             </w:r>
           </w:p>
         </w:tc>
@@ -4913,29 +6474,29 @@
               <w:jc w:val="left"/>
             </w:pPr>
             <w:r>
-              <w:t xml:space="preserve">B-14</w:t>
-            </w:r>
-          </w:p>
-        </w:tc>
-        <w:tc>
-          <w:p>
-            <w:pPr>
-              <w:pStyle w:val="Compact"/>
-              <w:jc w:val="left"/>
-            </w:pPr>
-            <w:r>
-              <w:t xml:space="preserve">Capa RUNAP de áreas protegidas</w:t>
-            </w:r>
-          </w:p>
-        </w:tc>
-        <w:tc>
-          <w:p>
-            <w:pPr>
-              <w:pStyle w:val="Compact"/>
-              <w:jc w:val="left"/>
-            </w:pPr>
-            <w:r>
-              <w:t xml:space="preserve">Baja</w:t>
+              <w:t xml:space="preserve">B-05</w:t>
+            </w:r>
+          </w:p>
+        </w:tc>
+        <w:tc>
+          <w:p>
+            <w:pPr>
+              <w:pStyle w:val="Compact"/>
+              <w:jc w:val="left"/>
+            </w:pPr>
+            <w:r>
+              <w:t xml:space="preserve">Hechos victimizantes (RUV)</w:t>
+            </w:r>
+          </w:p>
+        </w:tc>
+        <w:tc>
+          <w:p>
+            <w:pPr>
+              <w:pStyle w:val="Compact"/>
+              <w:jc w:val="left"/>
+            </w:pPr>
+            <w:r>
+              <w:t xml:space="preserve">Media</w:t>
             </w:r>
           </w:p>
         </w:tc>
@@ -4948,6 +6509,216 @@
               <w:jc w:val="left"/>
             </w:pPr>
             <w:r>
+              <w:t xml:space="preserve">B-06</w:t>
+            </w:r>
+          </w:p>
+        </w:tc>
+        <w:tc>
+          <w:p>
+            <w:pPr>
+              <w:pStyle w:val="Compact"/>
+              <w:jc w:val="left"/>
+            </w:pPr>
+            <w:r>
+              <w:t xml:space="preserve">Índice de Desempeño Fiscal</w:t>
+            </w:r>
+          </w:p>
+        </w:tc>
+        <w:tc>
+          <w:p>
+            <w:pPr>
+              <w:pStyle w:val="Compact"/>
+              <w:jc w:val="left"/>
+            </w:pPr>
+            <w:r>
+              <w:t xml:space="preserve">Media</w:t>
+            </w:r>
+          </w:p>
+        </w:tc>
+      </w:tr>
+      <w:tr>
+        <w:tc>
+          <w:p>
+            <w:pPr>
+              <w:pStyle w:val="Compact"/>
+              <w:jc w:val="left"/>
+            </w:pPr>
+            <w:r>
+              <w:t xml:space="preserve">B-07</w:t>
+            </w:r>
+          </w:p>
+        </w:tc>
+        <w:tc>
+          <w:p>
+            <w:pPr>
+              <w:pStyle w:val="Compact"/>
+              <w:jc w:val="left"/>
+            </w:pPr>
+            <w:r>
+              <w:t xml:space="preserve">Estado de actualización catastral</w:t>
+            </w:r>
+          </w:p>
+        </w:tc>
+        <w:tc>
+          <w:p>
+            <w:pPr>
+              <w:pStyle w:val="Compact"/>
+              <w:jc w:val="left"/>
+            </w:pPr>
+            <w:r>
+              <w:t xml:space="preserve">Media</w:t>
+            </w:r>
+          </w:p>
+        </w:tc>
+      </w:tr>
+      <w:tr>
+        <w:tc>
+          <w:p>
+            <w:pPr>
+              <w:pStyle w:val="Compact"/>
+              <w:jc w:val="left"/>
+            </w:pPr>
+            <w:r>
+              <w:t xml:space="preserve">B-09</w:t>
+            </w:r>
+          </w:p>
+        </w:tc>
+        <w:tc>
+          <w:p>
+            <w:pPr>
+              <w:pStyle w:val="Compact"/>
+              <w:jc w:val="left"/>
+            </w:pPr>
+            <w:r>
+              <w:t xml:space="preserve">Presupuesto de inversión (API Mapa de Inversiones, sin archivo)</w:t>
+            </w:r>
+          </w:p>
+        </w:tc>
+        <w:tc>
+          <w:p>
+            <w:pPr>
+              <w:pStyle w:val="Compact"/>
+              <w:jc w:val="left"/>
+            </w:pPr>
+            <w:r>
+              <w:t xml:space="preserve">Media</w:t>
+            </w:r>
+          </w:p>
+        </w:tc>
+      </w:tr>
+      <w:tr>
+        <w:tc>
+          <w:p>
+            <w:pPr>
+              <w:pStyle w:val="Compact"/>
+              <w:jc w:val="left"/>
+            </w:pPr>
+            <w:r>
+              <w:t xml:space="preserve">B-12</w:t>
+            </w:r>
+          </w:p>
+        </w:tc>
+        <w:tc>
+          <w:p>
+            <w:pPr>
+              <w:pStyle w:val="Compact"/>
+              <w:jc w:val="left"/>
+            </w:pPr>
+            <w:r>
+              <w:t xml:space="preserve">Índice de Competitividad IMCA 2022</w:t>
+            </w:r>
+          </w:p>
+        </w:tc>
+        <w:tc>
+          <w:p>
+            <w:pPr>
+              <w:pStyle w:val="Compact"/>
+              <w:jc w:val="left"/>
+            </w:pPr>
+            <w:r>
+              <w:t xml:space="preserve">Media</w:t>
+            </w:r>
+          </w:p>
+        </w:tc>
+      </w:tr>
+      <w:tr>
+        <w:tc>
+          <w:p>
+            <w:pPr>
+              <w:pStyle w:val="Compact"/>
+              <w:jc w:val="left"/>
+            </w:pPr>
+            <w:r>
+              <w:t xml:space="preserve">B-11</w:t>
+            </w:r>
+          </w:p>
+        </w:tc>
+        <w:tc>
+          <w:p>
+            <w:pPr>
+              <w:pStyle w:val="Compact"/>
+              <w:jc w:val="left"/>
+            </w:pPr>
+            <w:r>
+              <w:t xml:space="preserve">Suicidio e intento 2021</w:t>
+            </w:r>
+          </w:p>
+        </w:tc>
+        <w:tc>
+          <w:p>
+            <w:pPr>
+              <w:pStyle w:val="Compact"/>
+              <w:jc w:val="left"/>
+            </w:pPr>
+            <w:r>
+              <w:t xml:space="preserve">Baja</w:t>
+            </w:r>
+          </w:p>
+        </w:tc>
+      </w:tr>
+      <w:tr>
+        <w:tc>
+          <w:p>
+            <w:pPr>
+              <w:pStyle w:val="Compact"/>
+              <w:jc w:val="left"/>
+            </w:pPr>
+            <w:r>
+              <w:t xml:space="preserve">B-14</w:t>
+            </w:r>
+          </w:p>
+        </w:tc>
+        <w:tc>
+          <w:p>
+            <w:pPr>
+              <w:pStyle w:val="Compact"/>
+              <w:jc w:val="left"/>
+            </w:pPr>
+            <w:r>
+              <w:t xml:space="preserve">Capa RUNAP de áreas protegidas</w:t>
+            </w:r>
+          </w:p>
+        </w:tc>
+        <w:tc>
+          <w:p>
+            <w:pPr>
+              <w:pStyle w:val="Compact"/>
+              <w:jc w:val="left"/>
+            </w:pPr>
+            <w:r>
+              <w:t xml:space="preserve">Baja</w:t>
+            </w:r>
+          </w:p>
+        </w:tc>
+      </w:tr>
+      <w:tr>
+        <w:tc>
+          <w:p>
+            <w:pPr>
+              <w:pStyle w:val="Compact"/>
+              <w:jc w:val="left"/>
+            </w:pPr>
+            <w:r>
               <w:t xml:space="preserve">B-15</w:t>
             </w:r>
           </w:p>
@@ -4980,11 +6751,11 @@
       <w:pPr>
         <w:pStyle w:val="Heading2"/>
       </w:pPr>
-      <w:bookmarkStart w:id="35" w:name="protocolo-para-agregar-datos-nuevos"/>
+      <w:bookmarkStart w:id="40" w:name="protocolo-para-agregar-datos-nuevos"/>
       <w:r>
         <w:t xml:space="preserve">15. Protocolo para agregar datos nuevos</w:t>
       </w:r>
-      <w:bookmarkEnd w:id="35"/>
+      <w:bookmarkEnd w:id="40"/>
     </w:p>
     <w:p>
       <w:pPr>
@@ -4998,7 +6769,7 @@
       <w:pPr>
         <w:numPr>
           <w:ilvl w:val="0"/>
-          <w:numId w:val="1017"/>
+          <w:numId w:val="1019"/>
         </w:numPr>
         <w:pStyle w:val="Compact"/>
       </w:pPr>
@@ -5019,7 +6790,7 @@
       <w:pPr>
         <w:numPr>
           <w:ilvl w:val="0"/>
-          <w:numId w:val="1017"/>
+          <w:numId w:val="1019"/>
         </w:numPr>
         <w:pStyle w:val="Compact"/>
       </w:pPr>
@@ -5040,7 +6811,7 @@
       <w:pPr>
         <w:numPr>
           <w:ilvl w:val="0"/>
-          <w:numId w:val="1017"/>
+          <w:numId w:val="1019"/>
         </w:numPr>
         <w:pStyle w:val="Compact"/>
       </w:pPr>
@@ -5061,7 +6832,7 @@
       <w:pPr>
         <w:numPr>
           <w:ilvl w:val="0"/>
-          <w:numId w:val="1017"/>
+          <w:numId w:val="1019"/>
         </w:numPr>
         <w:pStyle w:val="Compact"/>
       </w:pPr>
@@ -5082,7 +6853,7 @@
       <w:pPr>
         <w:numPr>
           <w:ilvl w:val="0"/>
-          <w:numId w:val="1017"/>
+          <w:numId w:val="1019"/>
         </w:numPr>
         <w:pStyle w:val="Compact"/>
       </w:pPr>
@@ -5118,11 +6889,11 @@
       <w:pPr>
         <w:pStyle w:val="Heading2"/>
       </w:pPr>
-      <w:bookmarkStart w:id="36" w:name="X4c72559a7aebb51990d00085964b34a53c7095e"/>
+      <w:bookmarkStart w:id="41" w:name="X4c72559a7aebb51990d00085964b34a53c7095e"/>
       <w:r>
         <w:t xml:space="preserve">16. Protocolo para actualizar datos existentes</w:t>
       </w:r>
-      <w:bookmarkEnd w:id="36"/>
+      <w:bookmarkEnd w:id="41"/>
     </w:p>
     <w:p>
       <w:pPr>
@@ -5147,7 +6918,7 @@
       <w:pPr>
         <w:numPr>
           <w:ilvl w:val="0"/>
-          <w:numId w:val="1018"/>
+          <w:numId w:val="1020"/>
         </w:numPr>
         <w:pStyle w:val="Compact"/>
       </w:pPr>
@@ -5159,7 +6930,7 @@
       <w:pPr>
         <w:numPr>
           <w:ilvl w:val="0"/>
-          <w:numId w:val="1018"/>
+          <w:numId w:val="1020"/>
         </w:numPr>
         <w:pStyle w:val="Compact"/>
       </w:pPr>
@@ -5171,7 +6942,7 @@
       <w:pPr>
         <w:numPr>
           <w:ilvl w:val="0"/>
-          <w:numId w:val="1018"/>
+          <w:numId w:val="1020"/>
         </w:numPr>
         <w:pStyle w:val="Compact"/>
       </w:pPr>
@@ -5183,7 +6954,7 @@
       <w:pPr>
         <w:numPr>
           <w:ilvl w:val="0"/>
-          <w:numId w:val="1018"/>
+          <w:numId w:val="1020"/>
         </w:numPr>
         <w:pStyle w:val="Compact"/>
       </w:pPr>
@@ -5195,7 +6966,7 @@
       <w:pPr>
         <w:numPr>
           <w:ilvl w:val="0"/>
-          <w:numId w:val="1018"/>
+          <w:numId w:val="1020"/>
         </w:numPr>
         <w:pStyle w:val="Compact"/>
       </w:pPr>
@@ -5230,7 +7001,7 @@
       <w:pPr>
         <w:numPr>
           <w:ilvl w:val="0"/>
-          <w:numId w:val="1019"/>
+          <w:numId w:val="1021"/>
         </w:numPr>
         <w:pStyle w:val="Compact"/>
       </w:pPr>
@@ -5251,7 +7022,7 @@
       <w:pPr>
         <w:numPr>
           <w:ilvl w:val="0"/>
-          <w:numId w:val="1019"/>
+          <w:numId w:val="1021"/>
         </w:numPr>
         <w:pStyle w:val="Compact"/>
       </w:pPr>
@@ -5292,7 +7063,7 @@
       <w:pPr>
         <w:numPr>
           <w:ilvl w:val="0"/>
-          <w:numId w:val="1020"/>
+          <w:numId w:val="1022"/>
         </w:numPr>
         <w:pStyle w:val="Compact"/>
       </w:pPr>
@@ -5304,7 +7075,7 @@
       <w:pPr>
         <w:numPr>
           <w:ilvl w:val="0"/>
-          <w:numId w:val="1020"/>
+          <w:numId w:val="1022"/>
         </w:numPr>
         <w:pStyle w:val="Compact"/>
       </w:pPr>
@@ -5316,7 +7087,7 @@
       <w:pPr>
         <w:numPr>
           <w:ilvl w:val="0"/>
-          <w:numId w:val="1020"/>
+          <w:numId w:val="1022"/>
         </w:numPr>
         <w:pStyle w:val="Compact"/>
       </w:pPr>
@@ -5328,7 +7099,7 @@
       <w:pPr>
         <w:numPr>
           <w:ilvl w:val="0"/>
-          <w:numId w:val="1020"/>
+          <w:numId w:val="1022"/>
         </w:numPr>
         <w:pStyle w:val="Compact"/>
       </w:pPr>
@@ -5340,17 +7111,17 @@
       <w:pPr>
         <w:pStyle w:val="Heading2"/>
       </w:pPr>
-      <w:bookmarkStart w:id="37" w:name="estado-actual-y-limitaciones"/>
+      <w:bookmarkStart w:id="42" w:name="estado-actual-y-limitaciones"/>
       <w:r>
         <w:t xml:space="preserve">17. Estado actual y limitaciones</w:t>
       </w:r>
-      <w:bookmarkEnd w:id="37"/>
-    </w:p>
-    <w:p>
-      <w:pPr>
-        <w:numPr>
-          <w:ilvl w:val="0"/>
-          <w:numId w:val="1021"/>
+      <w:bookmarkEnd w:id="42"/>
+    </w:p>
+    <w:p>
+      <w:pPr>
+        <w:numPr>
+          <w:ilvl w:val="0"/>
+          <w:numId w:val="1023"/>
         </w:numPr>
         <w:pStyle w:val="Compact"/>
       </w:pPr>
@@ -5364,14 +7135,35 @@
         <w:t xml:space="preserve"> </w:t>
       </w:r>
       <w:r>
-        <w:t xml:space="preserve">están registrados, pero no copiados (sección 10).</w:t>
-      </w:r>
-    </w:p>
-    <w:p>
-      <w:pPr>
-        <w:numPr>
-          <w:ilvl w:val="0"/>
-          <w:numId w:val="1021"/>
+        <w:t xml:space="preserve">están en el disco pero no se versionan. Dos ya tienen su conversión a parquet en el repositorio; el de la encuesta de percepción no se convirtió (sección 10).</w:t>
+      </w:r>
+    </w:p>
+    <w:p>
+      <w:pPr>
+        <w:numPr>
+          <w:ilvl w:val="0"/>
+          <w:numId w:val="1023"/>
+        </w:numPr>
+        <w:pStyle w:val="Compact"/>
+      </w:pPr>
+      <w:r>
+        <w:rPr>
+          <w:b/>
+        </w:rPr>
+        <w:t xml:space="preserve">La encuesta de percepción</w:t>
+      </w:r>
+      <w:r>
+        <w:t xml:space="preserve"> </w:t>
+      </w:r>
+      <w:r>
+        <w:t xml:space="preserve">entró anonimizada en sus identificadores directos y en el barrio del encuestado; conserva manzana del marco muestral, estrato, sexo y edad exacta, con riesgo residual de reidentificación (pendiente P-18).</w:t>
+      </w:r>
+    </w:p>
+    <w:p>
+      <w:pPr>
+        <w:numPr>
+          <w:ilvl w:val="0"/>
+          <w:numId w:val="1023"/>
         </w:numPr>
         <w:pStyle w:val="Compact"/>
       </w:pPr>
@@ -5389,7 +7181,7 @@
       <w:pPr>
         <w:numPr>
           <w:ilvl w:val="0"/>
-          <w:numId w:val="1021"/>
+          <w:numId w:val="1023"/>
         </w:numPr>
         <w:pStyle w:val="Compact"/>
       </w:pPr>
@@ -5407,7 +7199,7 @@
       <w:pPr>
         <w:numPr>
           <w:ilvl w:val="0"/>
-          <w:numId w:val="1021"/>
+          <w:numId w:val="1023"/>
         </w:numPr>
         <w:pStyle w:val="Compact"/>
       </w:pPr>
@@ -5416,210 +7208,6 @@
           <w:b/>
         </w:rPr>
         <w:t xml:space="preserve">Registro de variables (320, nivel municipal):</w:t>
-      </w:r>
-    </w:p>
-    <w:p>
-      <w:pPr>
-        <w:numPr>
-          <w:ilvl w:val="1"/>
-          <w:numId w:val="1022"/>
-        </w:numPr>
-        <w:pStyle w:val="Compact"/>
-      </w:pPr>
-      <w:r>
-        <w:t xml:space="preserve">en 24 están identificados la hoja y el campo en el original;</w:t>
-      </w:r>
-    </w:p>
-    <w:p>
-      <w:pPr>
-        <w:numPr>
-          <w:ilvl w:val="1"/>
-          <w:numId w:val="1022"/>
-        </w:numPr>
-        <w:pStyle w:val="Compact"/>
-      </w:pPr>
-      <w:r>
-        <w:t xml:space="preserve">en 219 el campo está por confirmar;</w:t>
-      </w:r>
-    </w:p>
-    <w:p>
-      <w:pPr>
-        <w:numPr>
-          <w:ilvl w:val="1"/>
-          <w:numId w:val="1022"/>
-        </w:numPr>
-        <w:pStyle w:val="Compact"/>
-      </w:pPr>
-      <w:r>
-        <w:t xml:space="preserve">75 dependen de brechas: 45 sin original y 30 con un original parcial;</w:t>
-      </w:r>
-    </w:p>
-    <w:p>
-      <w:pPr>
-        <w:numPr>
-          <w:ilvl w:val="1"/>
-          <w:numId w:val="1022"/>
-        </w:numPr>
-        <w:pStyle w:val="Compact"/>
-      </w:pPr>
-      <w:r>
-        <w:t xml:space="preserve">2 no tienen fuente;</w:t>
-      </w:r>
-    </w:p>
-    <w:p>
-      <w:pPr>
-        <w:numPr>
-          <w:ilvl w:val="1"/>
-          <w:numId w:val="1022"/>
-        </w:numPr>
-        <w:pStyle w:val="Compact"/>
-      </w:pPr>
-      <w:r>
-        <w:t xml:space="preserve">4 filas no tienen identificador.</w:t>
-      </w:r>
-    </w:p>
-    <w:p>
-      <w:pPr>
-        <w:numPr>
-          <w:ilvl w:val="0"/>
-          <w:numId w:val="1021"/>
-        </w:numPr>
-        <w:pStyle w:val="Compact"/>
-      </w:pPr>
-      <w:r>
-        <w:rPr>
-          <w:b/>
-        </w:rPr>
-        <w:t xml:space="preserve">Procedencia sin investigar:</w:t>
-      </w:r>
-      <w:r>
-        <w:t xml:space="preserve"> </w:t>
-      </w:r>
-      <w:r>
-        <w:t xml:space="preserve">los 172 archivos están en nivel</w:t>
-      </w:r>
-      <w:r>
-        <w:t xml:space="preserve"> </w:t>
-      </w:r>
-      <w:r>
-        <w:t xml:space="preserve">“</w:t>
-      </w:r>
-      <w:r>
-        <w:t xml:space="preserve">por confirmar</w:t>
-      </w:r>
-      <w:r>
-        <w:t xml:space="preserve">”</w:t>
-      </w:r>
-      <w:r>
-        <w:t xml:space="preserve">. Su entidad se asignó por nombre y contenido al incorporarlos, sin contraste con las publicaciones oficiales.</w:t>
-      </w:r>
-    </w:p>
-    <w:p>
-      <w:pPr>
-        <w:numPr>
-          <w:ilvl w:val="0"/>
-          <w:numId w:val="1021"/>
-        </w:numPr>
-        <w:pStyle w:val="Compact"/>
-      </w:pPr>
-      <w:r>
-        <w:rPr>
-          <w:b/>
-        </w:rPr>
-        <w:t xml:space="preserve">Metadatos incompletos:</w:t>
-      </w:r>
-    </w:p>
-    <w:p>
-      <w:pPr>
-        <w:numPr>
-          <w:ilvl w:val="1"/>
-          <w:numId w:val="1023"/>
-        </w:numPr>
-        <w:pStyle w:val="Compact"/>
-      </w:pPr>
-      <w:r>
-        <w:t xml:space="preserve">la URL y la fecha de corte no están registradas;</w:t>
-      </w:r>
-    </w:p>
-    <w:p>
-      <w:pPr>
-        <w:numPr>
-          <w:ilvl w:val="1"/>
-          <w:numId w:val="1023"/>
-        </w:numPr>
-        <w:pStyle w:val="Compact"/>
-      </w:pPr>
-      <w:r>
-        <w:t xml:space="preserve">5 entidades están por confirmar;</w:t>
-      </w:r>
-    </w:p>
-    <w:p>
-      <w:pPr>
-        <w:numPr>
-          <w:ilvl w:val="1"/>
-          <w:numId w:val="1023"/>
-        </w:numPr>
-        <w:pStyle w:val="Compact"/>
-      </w:pPr>
-      <w:r>
-        <w:t xml:space="preserve">163 filas no tienen responsable.</w:t>
-      </w:r>
-    </w:p>
-    <w:p>
-      <w:pPr>
-        <w:numPr>
-          <w:ilvl w:val="0"/>
-          <w:numId w:val="1021"/>
-        </w:numPr>
-        <w:pStyle w:val="Compact"/>
-      </w:pPr>
-      <w:r>
-        <w:rPr>
-          <w:b/>
-        </w:rPr>
-        <w:t xml:space="preserve">Versiones por confirmar:</w:t>
-      </w:r>
-      <w:r>
-        <w:t xml:space="preserve"> </w:t>
-      </w:r>
-      <w:r>
-        <w:t xml:space="preserve">el IRCA de Antioquia frente al histórico nacional, y dos ediciones de mortalidad infantil con las mismas hojas y valores distintos.</w:t>
-      </w:r>
-    </w:p>
-    <w:p>
-      <w:pPr>
-        <w:numPr>
-          <w:ilvl w:val="0"/>
-          <w:numId w:val="1021"/>
-        </w:numPr>
-        <w:pStyle w:val="Compact"/>
-      </w:pPr>
-      <w:r>
-        <w:rPr>
-          <w:b/>
-        </w:rPr>
-        <w:t xml:space="preserve">Un original no se puede leer:</w:t>
-      </w:r>
-      <w:r>
-        <w:t xml:space="preserve"> </w:t>
-      </w:r>
-      <w:r>
-        <w:t xml:space="preserve">defunciones no fetales 2022 está protegido con contraseña.</w:t>
-      </w:r>
-    </w:p>
-    <w:p>
-      <w:pPr>
-        <w:numPr>
-          <w:ilvl w:val="0"/>
-          <w:numId w:val="1021"/>
-        </w:numPr>
-        <w:pStyle w:val="Compact"/>
-      </w:pPr>
-      <w:r>
-        <w:rPr>
-          <w:b/>
-        </w:rPr>
-        <w:t xml:space="preserve">Vocabulario sin unificar:</w:t>
       </w:r>
     </w:p>
     <w:p>
@@ -5631,7 +7219,7 @@
         <w:pStyle w:val="Compact"/>
       </w:pPr>
       <w:r>
-        <w:t xml:space="preserve">unidades con criterios distintos: porcentaje, fracción 0-1 y escala 0-100;</w:t>
+        <w:t xml:space="preserve">en 24 están identificados la hoja y el campo en el original;</w:t>
       </w:r>
     </w:p>
     <w:p>
@@ -5643,6 +7231,210 @@
         <w:pStyle w:val="Compact"/>
       </w:pPr>
       <w:r>
+        <w:t xml:space="preserve">en 219 el campo está por confirmar;</w:t>
+      </w:r>
+    </w:p>
+    <w:p>
+      <w:pPr>
+        <w:numPr>
+          <w:ilvl w:val="1"/>
+          <w:numId w:val="1024"/>
+        </w:numPr>
+        <w:pStyle w:val="Compact"/>
+      </w:pPr>
+      <w:r>
+        <w:t xml:space="preserve">75 dependen de brechas: 45 sin original y 30 con un original parcial;</w:t>
+      </w:r>
+    </w:p>
+    <w:p>
+      <w:pPr>
+        <w:numPr>
+          <w:ilvl w:val="1"/>
+          <w:numId w:val="1024"/>
+        </w:numPr>
+        <w:pStyle w:val="Compact"/>
+      </w:pPr>
+      <w:r>
+        <w:t xml:space="preserve">2 no tienen fuente;</w:t>
+      </w:r>
+    </w:p>
+    <w:p>
+      <w:pPr>
+        <w:numPr>
+          <w:ilvl w:val="1"/>
+          <w:numId w:val="1024"/>
+        </w:numPr>
+        <w:pStyle w:val="Compact"/>
+      </w:pPr>
+      <w:r>
+        <w:t xml:space="preserve">4 filas no tienen identificador.</w:t>
+      </w:r>
+    </w:p>
+    <w:p>
+      <w:pPr>
+        <w:numPr>
+          <w:ilvl w:val="0"/>
+          <w:numId w:val="1023"/>
+        </w:numPr>
+        <w:pStyle w:val="Compact"/>
+      </w:pPr>
+      <w:r>
+        <w:rPr>
+          <w:b/>
+        </w:rPr>
+        <w:t xml:space="preserve">Procedencia sin investigar:</w:t>
+      </w:r>
+      <w:r>
+        <w:t xml:space="preserve"> </w:t>
+      </w:r>
+      <w:r>
+        <w:t xml:space="preserve">los 172 archivos están en nivel</w:t>
+      </w:r>
+      <w:r>
+        <w:t xml:space="preserve"> </w:t>
+      </w:r>
+      <w:r>
+        <w:t xml:space="preserve">“</w:t>
+      </w:r>
+      <w:r>
+        <w:t xml:space="preserve">por confirmar</w:t>
+      </w:r>
+      <w:r>
+        <w:t xml:space="preserve">”</w:t>
+      </w:r>
+      <w:r>
+        <w:t xml:space="preserve">. Su entidad se asignó por nombre y contenido al incorporarlos, sin contraste con las publicaciones oficiales.</w:t>
+      </w:r>
+    </w:p>
+    <w:p>
+      <w:pPr>
+        <w:numPr>
+          <w:ilvl w:val="0"/>
+          <w:numId w:val="1023"/>
+        </w:numPr>
+        <w:pStyle w:val="Compact"/>
+      </w:pPr>
+      <w:r>
+        <w:rPr>
+          <w:b/>
+        </w:rPr>
+        <w:t xml:space="preserve">Metadatos incompletos:</w:t>
+      </w:r>
+    </w:p>
+    <w:p>
+      <w:pPr>
+        <w:numPr>
+          <w:ilvl w:val="1"/>
+          <w:numId w:val="1025"/>
+        </w:numPr>
+        <w:pStyle w:val="Compact"/>
+      </w:pPr>
+      <w:r>
+        <w:t xml:space="preserve">la URL y la fecha de corte no están registradas;</w:t>
+      </w:r>
+    </w:p>
+    <w:p>
+      <w:pPr>
+        <w:numPr>
+          <w:ilvl w:val="1"/>
+          <w:numId w:val="1025"/>
+        </w:numPr>
+        <w:pStyle w:val="Compact"/>
+      </w:pPr>
+      <w:r>
+        <w:t xml:space="preserve">5 entidades están por confirmar;</w:t>
+      </w:r>
+    </w:p>
+    <w:p>
+      <w:pPr>
+        <w:numPr>
+          <w:ilvl w:val="1"/>
+          <w:numId w:val="1025"/>
+        </w:numPr>
+        <w:pStyle w:val="Compact"/>
+      </w:pPr>
+      <w:r>
+        <w:t xml:space="preserve">163 filas no tienen responsable.</w:t>
+      </w:r>
+    </w:p>
+    <w:p>
+      <w:pPr>
+        <w:numPr>
+          <w:ilvl w:val="0"/>
+          <w:numId w:val="1023"/>
+        </w:numPr>
+        <w:pStyle w:val="Compact"/>
+      </w:pPr>
+      <w:r>
+        <w:rPr>
+          <w:b/>
+        </w:rPr>
+        <w:t xml:space="preserve">Versiones por confirmar:</w:t>
+      </w:r>
+      <w:r>
+        <w:t xml:space="preserve"> </w:t>
+      </w:r>
+      <w:r>
+        <w:t xml:space="preserve">el IRCA de Antioquia frente al histórico nacional, y dos ediciones de mortalidad infantil con las mismas hojas y valores distintos.</w:t>
+      </w:r>
+    </w:p>
+    <w:p>
+      <w:pPr>
+        <w:numPr>
+          <w:ilvl w:val="0"/>
+          <w:numId w:val="1023"/>
+        </w:numPr>
+        <w:pStyle w:val="Compact"/>
+      </w:pPr>
+      <w:r>
+        <w:rPr>
+          <w:b/>
+        </w:rPr>
+        <w:t xml:space="preserve">Un original no se puede leer:</w:t>
+      </w:r>
+      <w:r>
+        <w:t xml:space="preserve"> </w:t>
+      </w:r>
+      <w:r>
+        <w:t xml:space="preserve">defunciones no fetales 2022 está protegido con contraseña.</w:t>
+      </w:r>
+    </w:p>
+    <w:p>
+      <w:pPr>
+        <w:numPr>
+          <w:ilvl w:val="0"/>
+          <w:numId w:val="1023"/>
+        </w:numPr>
+        <w:pStyle w:val="Compact"/>
+      </w:pPr>
+      <w:r>
+        <w:rPr>
+          <w:b/>
+        </w:rPr>
+        <w:t xml:space="preserve">Vocabulario sin unificar:</w:t>
+      </w:r>
+    </w:p>
+    <w:p>
+      <w:pPr>
+        <w:numPr>
+          <w:ilvl w:val="1"/>
+          <w:numId w:val="1026"/>
+        </w:numPr>
+        <w:pStyle w:val="Compact"/>
+      </w:pPr>
+      <w:r>
+        <w:t xml:space="preserve">unidades con criterios distintos: porcentaje, fracción 0-1 y escala 0-100;</w:t>
+      </w:r>
+    </w:p>
+    <w:p>
+      <w:pPr>
+        <w:numPr>
+          <w:ilvl w:val="1"/>
+          <w:numId w:val="1026"/>
+        </w:numPr>
+        <w:pStyle w:val="Compact"/>
+      </w:pPr>
+      <w:r>
         <w:t xml:space="preserve">tipos de medida que se solapan: total, cantidad, conteo, numérico.</w:t>
       </w:r>
     </w:p>
@@ -5650,7 +7442,7 @@
       <w:pPr>
         <w:numPr>
           <w:ilvl w:val="0"/>
-          <w:numId w:val="1021"/>
+          <w:numId w:val="1023"/>
         </w:numPr>
         <w:pStyle w:val="Compact"/>
       </w:pPr>
@@ -5679,11 +7471,11 @@
       <w:pPr>
         <w:pStyle w:val="Heading2"/>
       </w:pPr>
-      <w:bookmarkStart w:id="38" w:name="control-del-documento"/>
+      <w:bookmarkStart w:id="43" w:name="control-del-documento"/>
       <w:r>
         <w:t xml:space="preserve">18. Control del documento</w:t>
       </w:r>
-      <w:bookmarkEnd w:id="38"/>
+      <w:bookmarkEnd w:id="43"/>
     </w:p>
     <w:tbl>
       <w:tblPr>
@@ -5920,6 +7712,244 @@
           </w:p>
         </w:tc>
       </w:tr>
+      <w:tr>
+        <w:tc>
+          <w:p>
+            <w:pPr>
+              <w:pStyle w:val="Compact"/>
+              <w:jc w:val="left"/>
+            </w:pPr>
+            <w:r>
+              <w:t xml:space="preserve">0.4</w:t>
+            </w:r>
+          </w:p>
+        </w:tc>
+        <w:tc>
+          <w:p>
+            <w:pPr>
+              <w:pStyle w:val="Compact"/>
+              <w:jc w:val="left"/>
+            </w:pPr>
+            <w:r>
+              <w:t xml:space="preserve">2026-09-17</w:t>
+            </w:r>
+          </w:p>
+        </w:tc>
+        <w:tc>
+          <w:p>
+            <w:pPr>
+              <w:pStyle w:val="Compact"/>
+              <w:jc w:val="left"/>
+            </w:pPr>
+            <w:r>
+              <w:t xml:space="preserve">Categoría D y protocolo de archivos pesados (conversión a parquet, con código en R); hallazgo de identificadores en la encuesta de percepción</w:t>
+            </w:r>
+          </w:p>
+        </w:tc>
+        <w:tc>
+          <w:p>
+            <w:pPr>
+              <w:pStyle w:val="Compact"/>
+              <w:jc w:val="left"/>
+            </w:pPr>
+            <w:r>
+              <w:t xml:space="preserve">Pendiente</w:t>
+            </w:r>
+          </w:p>
+        </w:tc>
+      </w:tr>
+      <w:tr>
+        <w:tc>
+          <w:p>
+            <w:pPr>
+              <w:pStyle w:val="Compact"/>
+              <w:jc w:val="left"/>
+            </w:pPr>
+            <w:r>
+              <w:t xml:space="preserve">0.5</w:t>
+            </w:r>
+          </w:p>
+        </w:tc>
+        <w:tc>
+          <w:p>
+            <w:pPr>
+              <w:pStyle w:val="Compact"/>
+              <w:jc w:val="left"/>
+            </w:pPr>
+            <w:r>
+              <w:t xml:space="preserve">2026-09-17</w:t>
+            </w:r>
+          </w:p>
+        </w:tc>
+        <w:tc>
+          <w:p>
+            <w:pPr>
+              <w:pStyle w:val="Compact"/>
+              <w:jc w:val="left"/>
+            </w:pPr>
+            <w:r>
+              <w:t xml:space="preserve">Categoría E y protocolo de anonimización; encuesta de percepción anonimizada y versionada en parquet</w:t>
+            </w:r>
+          </w:p>
+        </w:tc>
+        <w:tc>
+          <w:p>
+            <w:pPr>
+              <w:pStyle w:val="Compact"/>
+              <w:jc w:val="left"/>
+            </w:pPr>
+            <w:r>
+              <w:t xml:space="preserve">Pendiente</w:t>
+            </w:r>
+          </w:p>
+        </w:tc>
+      </w:tr>
+      <w:tr>
+        <w:tc>
+          <w:p>
+            <w:pPr>
+              <w:pStyle w:val="Compact"/>
+              <w:jc w:val="left"/>
+            </w:pPr>
+            <w:r>
+              <w:t xml:space="preserve">0.6</w:t>
+            </w:r>
+          </w:p>
+        </w:tc>
+        <w:tc>
+          <w:p>
+            <w:pPr>
+              <w:pStyle w:val="Compact"/>
+              <w:jc w:val="left"/>
+            </w:pPr>
+            <w:r>
+              <w:t xml:space="preserve">2026-09-17</w:t>
+            </w:r>
+          </w:p>
+        </w:tc>
+        <w:tc>
+          <w:p>
+            <w:pPr>
+              <w:pStyle w:val="Compact"/>
+              <w:jc w:val="left"/>
+            </w:pPr>
+            <w:r>
+              <w:t xml:space="preserve">La anonimización suprime también la geografía fina en texto libre: se retiró</w:t>
+            </w:r>
+            <w:r>
+              <w:t xml:space="preserve"> </w:t>
+            </w:r>
+            <w:r>
+              <w:rPr>
+                <w:rStyle w:val="VerbatimChar"/>
+              </w:rPr>
+              <w:t xml:space="preserve">BARRIOENC</w:t>
+            </w:r>
+            <w:r>
+              <w:t xml:space="preserve"> </w:t>
+            </w:r>
+            <w:r>
+              <w:t xml:space="preserve">de la encuesta de percepción</w:t>
+            </w:r>
+          </w:p>
+        </w:tc>
+        <w:tc>
+          <w:p>
+            <w:pPr>
+              <w:pStyle w:val="Compact"/>
+              <w:jc w:val="left"/>
+            </w:pPr>
+            <w:r>
+              <w:t xml:space="preserve">Pendiente</w:t>
+            </w:r>
+          </w:p>
+        </w:tc>
+      </w:tr>
+      <w:tr>
+        <w:tc>
+          <w:p>
+            <w:pPr>
+              <w:pStyle w:val="Compact"/>
+              <w:jc w:val="left"/>
+            </w:pPr>
+            <w:r>
+              <w:t xml:space="preserve">0.7</w:t>
+            </w:r>
+          </w:p>
+        </w:tc>
+        <w:tc>
+          <w:p>
+            <w:pPr>
+              <w:pStyle w:val="Compact"/>
+              <w:jc w:val="left"/>
+            </w:pPr>
+            <w:r>
+              <w:t xml:space="preserve">2026-09-17</w:t>
+            </w:r>
+          </w:p>
+        </w:tc>
+        <w:tc>
+          <w:p>
+            <w:pPr>
+              <w:pStyle w:val="Compact"/>
+              <w:jc w:val="left"/>
+            </w:pPr>
+            <w:r>
+              <w:t xml:space="preserve">Script</w:t>
+            </w:r>
+            <w:r>
+              <w:t xml:space="preserve"> </w:t>
+            </w:r>
+            <w:r>
+              <w:rPr>
+                <w:rStyle w:val="VerbatimChar"/>
+              </w:rPr>
+              <w:t xml:space="preserve">verificar_integridad.py</w:t>
+            </w:r>
+            <w:r>
+              <w:t xml:space="preserve"> </w:t>
+            </w:r>
+            <w:r>
+              <w:t xml:space="preserve">para comprobar el manifiesto; el</w:t>
+            </w:r>
+            <w:r>
+              <w:t xml:space="preserve"> </w:t>
+            </w:r>
+            <w:r>
+              <w:rPr>
+                <w:rStyle w:val="VerbatimChar"/>
+              </w:rPr>
+              <w:t xml:space="preserve">.docx</w:t>
+            </w:r>
+            <w:r>
+              <w:t xml:space="preserve"> </w:t>
+            </w:r>
+            <w:r>
+              <w:t xml:space="preserve">y su procedimiento de generación quedan descritos en</w:t>
+            </w:r>
+            <w:r>
+              <w:t xml:space="preserve"> </w:t>
+            </w:r>
+            <w:r>
+              <w:rPr>
+                <w:rStyle w:val="VerbatimChar"/>
+              </w:rPr>
+              <w:t xml:space="preserve">00_Documentacion/README.md</w:t>
+            </w:r>
+          </w:p>
+        </w:tc>
+        <w:tc>
+          <w:p>
+            <w:pPr>
+              <w:pStyle w:val="Compact"/>
+              <w:jc w:val="left"/>
+            </w:pPr>
+            <w:r>
+              <w:t xml:space="preserve">Pendiente</w:t>
+            </w:r>
+          </w:p>
+        </w:tc>
+      </w:tr>
     </w:tbl>
     <w:p>
       <w:pPr>
@@ -5933,7 +7963,7 @@
       <w:pPr>
         <w:numPr>
           <w:ilvl w:val="0"/>
-          <w:numId w:val="1025"/>
+          <w:numId w:val="1027"/>
         </w:numPr>
         <w:pStyle w:val="Compact"/>
       </w:pPr>
@@ -5945,7 +7975,7 @@
       <w:pPr>
         <w:numPr>
           <w:ilvl w:val="0"/>
-          <w:numId w:val="1025"/>
+          <w:numId w:val="1027"/>
         </w:numPr>
         <w:pStyle w:val="Compact"/>
       </w:pPr>
@@ -5957,7 +7987,7 @@
       <w:pPr>
         <w:numPr>
           <w:ilvl w:val="0"/>
-          <w:numId w:val="1025"/>
+          <w:numId w:val="1027"/>
         </w:numPr>
         <w:pStyle w:val="Compact"/>
       </w:pPr>
@@ -6412,64 +8442,10 @@
     <w:abstractNumId w:val="991"/>
   </w:num>
   <w:num w:numId="1016">
-    <w:abstractNumId w:val="99411"/>
-    <w:lvlOverride w:ilvl="0">
-      <w:startOverride w:val="1"/>
-    </w:lvlOverride>
-    <w:lvlOverride w:ilvl="1">
-      <w:startOverride w:val="1"/>
-    </w:lvlOverride>
-    <w:lvlOverride w:ilvl="2">
-      <w:startOverride w:val="1"/>
-    </w:lvlOverride>
-    <w:lvlOverride w:ilvl="3">
-      <w:startOverride w:val="1"/>
-    </w:lvlOverride>
-    <w:lvlOverride w:ilvl="4">
-      <w:startOverride w:val="1"/>
-    </w:lvlOverride>
-    <w:lvlOverride w:ilvl="5">
-      <w:startOverride w:val="1"/>
-    </w:lvlOverride>
-    <w:lvlOverride w:ilvl="6">
-      <w:startOverride w:val="1"/>
-    </w:lvlOverride>
-    <w:lvlOverride w:ilvl="7">
-      <w:startOverride w:val="1"/>
-    </w:lvlOverride>
-    <w:lvlOverride w:ilvl="8">
-      <w:startOverride w:val="1"/>
-    </w:lvlOverride>
+    <w:abstractNumId w:val="991"/>
   </w:num>
   <w:num w:numId="1017">
-    <w:abstractNumId w:val="99411"/>
-    <w:lvlOverride w:ilvl="0">
-      <w:startOverride w:val="1"/>
-    </w:lvlOverride>
-    <w:lvlOverride w:ilvl="1">
-      <w:startOverride w:val="1"/>
-    </w:lvlOverride>
-    <w:lvlOverride w:ilvl="2">
-      <w:startOverride w:val="1"/>
-    </w:lvlOverride>
-    <w:lvlOverride w:ilvl="3">
-      <w:startOverride w:val="1"/>
-    </w:lvlOverride>
-    <w:lvlOverride w:ilvl="4">
-      <w:startOverride w:val="1"/>
-    </w:lvlOverride>
-    <w:lvlOverride w:ilvl="5">
-      <w:startOverride w:val="1"/>
-    </w:lvlOverride>
-    <w:lvlOverride w:ilvl="6">
-      <w:startOverride w:val="1"/>
-    </w:lvlOverride>
-    <w:lvlOverride w:ilvl="7">
-      <w:startOverride w:val="1"/>
-    </w:lvlOverride>
-    <w:lvlOverride w:ilvl="8">
-      <w:startOverride w:val="1"/>
-    </w:lvlOverride>
+    <w:abstractNumId w:val="991"/>
   </w:num>
   <w:num w:numId="1018">
     <w:abstractNumId w:val="99411"/>
@@ -6502,10 +8478,64 @@
     </w:lvlOverride>
   </w:num>
   <w:num w:numId="1019">
-    <w:abstractNumId w:val="991"/>
+    <w:abstractNumId w:val="99411"/>
+    <w:lvlOverride w:ilvl="0">
+      <w:startOverride w:val="1"/>
+    </w:lvlOverride>
+    <w:lvlOverride w:ilvl="1">
+      <w:startOverride w:val="1"/>
+    </w:lvlOverride>
+    <w:lvlOverride w:ilvl="2">
+      <w:startOverride w:val="1"/>
+    </w:lvlOverride>
+    <w:lvlOverride w:ilvl="3">
+      <w:startOverride w:val="1"/>
+    </w:lvlOverride>
+    <w:lvlOverride w:ilvl="4">
+      <w:startOverride w:val="1"/>
+    </w:lvlOverride>
+    <w:lvlOverride w:ilvl="5">
+      <w:startOverride w:val="1"/>
+    </w:lvlOverride>
+    <w:lvlOverride w:ilvl="6">
+      <w:startOverride w:val="1"/>
+    </w:lvlOverride>
+    <w:lvlOverride w:ilvl="7">
+      <w:startOverride w:val="1"/>
+    </w:lvlOverride>
+    <w:lvlOverride w:ilvl="8">
+      <w:startOverride w:val="1"/>
+    </w:lvlOverride>
   </w:num>
   <w:num w:numId="1020">
-    <w:abstractNumId w:val="991"/>
+    <w:abstractNumId w:val="99411"/>
+    <w:lvlOverride w:ilvl="0">
+      <w:startOverride w:val="1"/>
+    </w:lvlOverride>
+    <w:lvlOverride w:ilvl="1">
+      <w:startOverride w:val="1"/>
+    </w:lvlOverride>
+    <w:lvlOverride w:ilvl="2">
+      <w:startOverride w:val="1"/>
+    </w:lvlOverride>
+    <w:lvlOverride w:ilvl="3">
+      <w:startOverride w:val="1"/>
+    </w:lvlOverride>
+    <w:lvlOverride w:ilvl="4">
+      <w:startOverride w:val="1"/>
+    </w:lvlOverride>
+    <w:lvlOverride w:ilvl="5">
+      <w:startOverride w:val="1"/>
+    </w:lvlOverride>
+    <w:lvlOverride w:ilvl="6">
+      <w:startOverride w:val="1"/>
+    </w:lvlOverride>
+    <w:lvlOverride w:ilvl="7">
+      <w:startOverride w:val="1"/>
+    </w:lvlOverride>
+    <w:lvlOverride w:ilvl="8">
+      <w:startOverride w:val="1"/>
+    </w:lvlOverride>
   </w:num>
   <w:num w:numId="1021">
     <w:abstractNumId w:val="991"/>
@@ -6520,6 +8550,12 @@
     <w:abstractNumId w:val="991"/>
   </w:num>
   <w:num w:numId="1025">
+    <w:abstractNumId w:val="991"/>
+  </w:num>
+  <w:num w:numId="1026">
+    <w:abstractNumId w:val="991"/>
+  </w:num>
+  <w:num w:numId="1027">
     <w:abstractNumId w:val="991"/>
   </w:num>
 </w:numbering>

--- a/00_Documentacion/anexo_metodologico_Data-Gobierno-Democracia.docx
+++ b/00_Documentacion/anexo_metodologico_Data-Gobierno-Democracia.docx
@@ -26,7 +26,7 @@
         <w:t xml:space="preserve"> </w:t>
       </w:r>
       <w:r>
-        <w:t xml:space="preserve">borrador 0.7 ·</w:t>
+        <w:t xml:space="preserve">borrador 0.8 ·</w:t>
       </w:r>
       <w:r>
         <w:t xml:space="preserve"> </w:t>
@@ -4174,7 +4174,22 @@
               <w:jc w:val="left"/>
             </w:pPr>
             <w:r>
-              <w:t xml:space="preserve">1 parquet anonimizado, 5.59 MiB (23.216 filas × 1.356 columnas), categoría E</w:t>
+              <w:t xml:space="preserve">1 parquet anonimizado, 5,59 MiB (23.216 filas × 1.356 columnas), categoría E.</w:t>
+            </w:r>
+            <w:r>
+              <w:t xml:space="preserve"> </w:t>
+            </w:r>
+            <w:r>
+              <w:rPr>
+                <w:b/>
+              </w:rPr>
+              <w:t xml:space="preserve">Fuera del repositorio desde el 2026-09-17</w:t>
+            </w:r>
+            <w:r>
+              <w:t xml:space="preserve"> </w:t>
+            </w:r>
+            <w:r>
+              <w:t xml:space="preserve">mientras se decide P-18.</w:t>
             </w:r>
           </w:p>
         </w:tc>
@@ -7156,7 +7171,7 @@
         <w:t xml:space="preserve"> </w:t>
       </w:r>
       <w:r>
-        <w:t xml:space="preserve">entró anonimizada en sus identificadores directos y en el barrio del encuestado; conserva manzana del marco muestral, estrato, sexo y edad exacta, con riesgo residual de reidentificación (pendiente P-18).</w:t>
+        <w:t xml:space="preserve">está fuera del repositorio, incluso en su versión anonimizada: la medición de riesgo (sección 10.4) mostró que casi la mitad de los registros son únicos. Vuelve a entrar cuando se decida P-18.</w:t>
       </w:r>
     </w:p>
     <w:p>
@@ -7935,6 +7950,52 @@
                 <w:rStyle w:val="VerbatimChar"/>
               </w:rPr>
               <w:t xml:space="preserve">00_Documentacion/README.md</w:t>
+            </w:r>
+          </w:p>
+        </w:tc>
+        <w:tc>
+          <w:p>
+            <w:pPr>
+              <w:pStyle w:val="Compact"/>
+              <w:jc w:val="left"/>
+            </w:pPr>
+            <w:r>
+              <w:t xml:space="preserve">Pendiente</w:t>
+            </w:r>
+          </w:p>
+        </w:tc>
+      </w:tr>
+      <w:tr>
+        <w:tc>
+          <w:p>
+            <w:pPr>
+              <w:pStyle w:val="Compact"/>
+              <w:jc w:val="left"/>
+            </w:pPr>
+            <w:r>
+              <w:t xml:space="preserve">0.8</w:t>
+            </w:r>
+          </w:p>
+        </w:tc>
+        <w:tc>
+          <w:p>
+            <w:pPr>
+              <w:pStyle w:val="Compact"/>
+              <w:jc w:val="left"/>
+            </w:pPr>
+            <w:r>
+              <w:t xml:space="preserve">2026-09-17</w:t>
+            </w:r>
+          </w:p>
+        </w:tc>
+        <w:tc>
+          <w:p>
+            <w:pPr>
+              <w:pStyle w:val="Compact"/>
+              <w:jc w:val="left"/>
+            </w:pPr>
+            <w:r>
+              <w:t xml:space="preserve">La encuesta anonimizada sale del repositorio mientras se decide P-18; se documenta que la versión ya publicada permanece en el historial de git</w:t>
             </w:r>
           </w:p>
         </w:tc>

--- a/00_Documentacion/anexo_metodologico_Data-Gobierno-Democracia.docx
+++ b/00_Documentacion/anexo_metodologico_Data-Gobierno-Democracia.docx
@@ -26,7 +26,7 @@
         <w:t xml:space="preserve"> </w:t>
       </w:r>
       <w:r>
-        <w:t xml:space="preserve">borrador 0.8 ·</w:t>
+        <w:t xml:space="preserve">borrador 0.9 ·</w:t>
       </w:r>
       <w:r>
         <w:t xml:space="preserve"> </w:t>
@@ -7071,7 +7071,22 @@
         <w:t xml:space="preserve">no se borra ni se sobrescribe ningún archivo</w:t>
       </w:r>
       <w:r>
-        <w:t xml:space="preserve">: el nuevo corte entra junto al anterior. Ya hay precedentes de convivencia de versiones:</w:t>
+        <w:t xml:space="preserve">: el nuevo corte entra junto al anterior. Cuando conviven varias versiones, la columna</w:t>
+      </w:r>
+      <w:r>
+        <w:t xml:space="preserve"> </w:t>
+      </w:r>
+      <w:r>
+        <w:rPr>
+          <w:rStyle w:val="VerbatimChar"/>
+        </w:rPr>
+        <w:t xml:space="preserve">version</w:t>
+      </w:r>
+      <w:r>
+        <w:t xml:space="preserve"> </w:t>
+      </w:r>
+      <w:r>
+        <w:t xml:space="preserve">del registro dice cuál es la vigente y la nota explica por qué. Casos ya resueltos: IRCA, mortalidad infantil y población. Otros casos de convivencia:</w:t>
       </w:r>
     </w:p>
     <w:p>
@@ -7096,30 +7111,6 @@
       </w:pPr>
       <w:r>
         <w:t xml:space="preserve">valor agregado municipal;</w:t>
-      </w:r>
-    </w:p>
-    <w:p>
-      <w:pPr>
-        <w:numPr>
-          <w:ilvl w:val="0"/>
-          <w:numId w:val="1022"/>
-        </w:numPr>
-        <w:pStyle w:val="Compact"/>
-      </w:pPr>
-      <w:r>
-        <w:t xml:space="preserve">IRCA;</w:t>
-      </w:r>
-    </w:p>
-    <w:p>
-      <w:pPr>
-        <w:numPr>
-          <w:ilvl w:val="0"/>
-          <w:numId w:val="1022"/>
-        </w:numPr>
-        <w:pStyle w:val="Compact"/>
-      </w:pPr>
-      <w:r>
-        <w:t xml:space="preserve">mortalidad infantil.</w:t>
       </w:r>
     </w:p>
     <w:p>
@@ -7384,13 +7375,13 @@
         <w:rPr>
           <w:b/>
         </w:rPr>
-        <w:t xml:space="preserve">Versiones por confirmar:</w:t>
-      </w:r>
-      <w:r>
-        <w:t xml:space="preserve"> </w:t>
-      </w:r>
-      <w:r>
-        <w:t xml:space="preserve">el IRCA de Antioquia frente al histórico nacional, y dos ediciones de mortalidad infantil con las mismas hojas y valores distintos.</w:t>
+        <w:t xml:space="preserve">Versiones declaradas el 2026-09-17:</w:t>
+      </w:r>
+      <w:r>
+        <w:t xml:space="preserve"> </w:t>
+      </w:r>
+      <w:r>
+        <w:t xml:space="preserve">IRCA (vigente el histórico nacional), mortalidad infantil (vigente la edición 2005-2025) y población (vigente PPED 2018-2042, con lo que el repositorio queda sin serie de referencia para 1985-2017).</w:t>
       </w:r>
     </w:p>
     <w:p>
@@ -7996,6 +7987,52 @@
             </w:pPr>
             <w:r>
               <w:t xml:space="preserve">La encuesta anonimizada sale del repositorio mientras se decide P-18; se documenta que la versión ya publicada permanece en el historial de git</w:t>
+            </w:r>
+          </w:p>
+        </w:tc>
+        <w:tc>
+          <w:p>
+            <w:pPr>
+              <w:pStyle w:val="Compact"/>
+              <w:jc w:val="left"/>
+            </w:pPr>
+            <w:r>
+              <w:t xml:space="preserve">Pendiente</w:t>
+            </w:r>
+          </w:p>
+        </w:tc>
+      </w:tr>
+      <w:tr>
+        <w:tc>
+          <w:p>
+            <w:pPr>
+              <w:pStyle w:val="Compact"/>
+              <w:jc w:val="left"/>
+            </w:pPr>
+            <w:r>
+              <w:t xml:space="preserve">0.9</w:t>
+            </w:r>
+          </w:p>
+        </w:tc>
+        <w:tc>
+          <w:p>
+            <w:pPr>
+              <w:pStyle w:val="Compact"/>
+              <w:jc w:val="left"/>
+            </w:pPr>
+            <w:r>
+              <w:t xml:space="preserve">2026-09-17</w:t>
+            </w:r>
+          </w:p>
+        </w:tc>
+        <w:tc>
+          <w:p>
+            <w:pPr>
+              <w:pStyle w:val="Compact"/>
+              <w:jc w:val="left"/>
+            </w:pPr>
+            <w:r>
+              <w:t xml:space="preserve">Versiones vigentes declaradas para IRCA, mortalidad infantil y población (P-08 y P-09 cerrados)</w:t>
             </w:r>
           </w:p>
         </w:tc>

--- a/00_Documentacion/anexo_metodologico_Data-Gobierno-Democracia.docx
+++ b/00_Documentacion/anexo_metodologico_Data-Gobierno-Democracia.docx
@@ -26,7 +26,7 @@
         <w:t xml:space="preserve"> </w:t>
       </w:r>
       <w:r>
-        <w:t xml:space="preserve">borrador 0.9 ·</w:t>
+        <w:t xml:space="preserve">borrador 0.10 ·</w:t>
       </w:r>
       <w:r>
         <w:t xml:space="preserve"> </w:t>
@@ -6156,6 +6156,26 @@
       </w:r>
       <w:r>
         <w:t xml:space="preserve">exige evidencia (archivo ingresado, MD5 y entrada de bitácora) y la aprobación de una persona. Un agente puede proponer el cierre, pero no ejecutarlo.</w:t>
+      </w:r>
+    </w:p>
+    <w:p>
+      <w:pPr>
+        <w:pStyle w:val="BodyText"/>
+      </w:pPr>
+      <w:r>
+        <w:t xml:space="preserve">Un pendiente cerrado</w:t>
+      </w:r>
+      <w:r>
+        <w:t xml:space="preserve"> </w:t>
+      </w:r>
+      <w:r>
+        <w:rPr>
+          <w:b/>
+        </w:rPr>
+        <w:t xml:space="preserve">se elimina de la hoja Pendientes</w:t>
+      </w:r>
+      <w:r>
+        <w:t xml:space="preserve">, para que la hoja muestre solo lo que falta. Su rastro no se pierde: el cierre queda en la bitácora (hoja Control) con la fecha y la evidencia, y el resultado queda en la columna que se completó. Las brechas cerradas siguen la misma regla.</w:t>
       </w:r>
     </w:p>
     <w:p>
@@ -8033,6 +8053,52 @@
             </w:pPr>
             <w:r>
               <w:t xml:space="preserve">Versiones vigentes declaradas para IRCA, mortalidad infantil y población (P-08 y P-09 cerrados)</w:t>
+            </w:r>
+          </w:p>
+        </w:tc>
+        <w:tc>
+          <w:p>
+            <w:pPr>
+              <w:pStyle w:val="Compact"/>
+              <w:jc w:val="left"/>
+            </w:pPr>
+            <w:r>
+              <w:t xml:space="preserve">Pendiente</w:t>
+            </w:r>
+          </w:p>
+        </w:tc>
+      </w:tr>
+      <w:tr>
+        <w:tc>
+          <w:p>
+            <w:pPr>
+              <w:pStyle w:val="Compact"/>
+              <w:jc w:val="left"/>
+            </w:pPr>
+            <w:r>
+              <w:t xml:space="preserve">0.10</w:t>
+            </w:r>
+          </w:p>
+        </w:tc>
+        <w:tc>
+          <w:p>
+            <w:pPr>
+              <w:pStyle w:val="Compact"/>
+              <w:jc w:val="left"/>
+            </w:pPr>
+            <w:r>
+              <w:t xml:space="preserve">2026-09-17</w:t>
+            </w:r>
+          </w:p>
+        </w:tc>
+        <w:tc>
+          <w:p>
+            <w:pPr>
+              <w:pStyle w:val="Compact"/>
+              <w:jc w:val="left"/>
+            </w:pPr>
+            <w:r>
+              <w:t xml:space="preserve">Los pendientes y brechas resueltos se eliminan de sus hojas; su cierre queda en la bitácora</w:t>
             </w:r>
           </w:p>
         </w:tc>
